--- a/assignments/assignment01/assignment1_zuhaaqib-26106.docx
+++ b/assignments/assignment01/assignment1_zuhaaqib-26106.docx
@@ -77,6 +77,14 @@
     </w:p>
     <w:sdt>
       <w:sdtPr>
+        <w:rPr>
+          <w:rFonts w:asciiTheme="minorHAnsi" w:eastAsiaTheme="minorHAnsi" w:hAnsiTheme="minorHAnsi" w:cstheme="minorBidi"/>
+          <w:color w:val="auto"/>
+          <w:kern w:val="2"/>
+          <w:sz w:val="24"/>
+          <w:szCs w:val="24"/>
+          <w14:ligatures w14:val="standardContextual"/>
+        </w:rPr>
         <w:id w:val="1074010426"/>
         <w:docPartObj>
           <w:docPartGallery w:val="Table of Contents"/>
@@ -85,15 +93,9 @@
       </w:sdtPr>
       <w:sdtEndPr>
         <w:rPr>
-          <w:rFonts w:asciiTheme="minorHAnsi" w:eastAsiaTheme="minorHAnsi" w:hAnsiTheme="minorHAnsi" w:cstheme="minorBidi"/>
           <w:b/>
           <w:bCs/>
           <w:noProof/>
-          <w:color w:val="auto"/>
-          <w:kern w:val="2"/>
-          <w:sz w:val="24"/>
-          <w:szCs w:val="24"/>
-          <w14:ligatures w14:val="standardContextual"/>
         </w:rPr>
       </w:sdtEndPr>
       <w:sdtContent>
@@ -125,7 +127,7 @@
           <w:r>
             <w:fldChar w:fldCharType="separate"/>
           </w:r>
-          <w:hyperlink w:anchor="_Toc222695587" w:history="1">
+          <w:hyperlink w:anchor="_Toc222768118" w:history="1">
             <w:r>
               <w:rPr>
                 <w:rStyle w:val="Hyperlink"/>
@@ -152,7 +154,7 @@
                 <w:noProof/>
                 <w:webHidden/>
               </w:rPr>
-              <w:instrText xml:space="preserve"> PAGEREF _Toc222695587 \h </w:instrText>
+              <w:instrText xml:space="preserve"> PAGEREF _Toc222768118 \h </w:instrText>
             </w:r>
             <w:r>
               <w:rPr>
@@ -194,7 +196,7 @@
               <w:noProof/>
             </w:rPr>
           </w:pPr>
-          <w:hyperlink w:anchor="_Toc222695588" w:history="1">
+          <w:hyperlink w:anchor="_Toc222768119" w:history="1">
             <w:r>
               <w:rPr>
                 <w:rStyle w:val="Hyperlink"/>
@@ -221,7 +223,7 @@
                 <w:noProof/>
                 <w:webHidden/>
               </w:rPr>
-              <w:instrText xml:space="preserve"> PAGEREF _Toc222695588 \h </w:instrText>
+              <w:instrText xml:space="preserve"> PAGEREF _Toc222768119 \h </w:instrText>
             </w:r>
             <w:r>
               <w:rPr>
@@ -263,7 +265,7 @@
               <w:noProof/>
             </w:rPr>
           </w:pPr>
-          <w:hyperlink w:anchor="_Toc222695589" w:history="1">
+          <w:hyperlink w:anchor="_Toc222768120" w:history="1">
             <w:r>
               <w:rPr>
                 <w:rStyle w:val="Hyperlink"/>
@@ -290,7 +292,7 @@
                 <w:noProof/>
                 <w:webHidden/>
               </w:rPr>
-              <w:instrText xml:space="preserve"> PAGEREF _Toc222695589 \h </w:instrText>
+              <w:instrText xml:space="preserve"> PAGEREF _Toc222768120 \h </w:instrText>
             </w:r>
             <w:r>
               <w:rPr>
@@ -332,7 +334,7 @@
               <w:noProof/>
             </w:rPr>
           </w:pPr>
-          <w:hyperlink w:anchor="_Toc222695590" w:history="1">
+          <w:hyperlink w:anchor="_Toc222768121" w:history="1">
             <w:r>
               <w:rPr>
                 <w:rStyle w:val="Hyperlink"/>
@@ -359,7 +361,7 @@
                 <w:noProof/>
                 <w:webHidden/>
               </w:rPr>
-              <w:instrText xml:space="preserve"> PAGEREF _Toc222695590 \h </w:instrText>
+              <w:instrText xml:space="preserve"> PAGEREF _Toc222768121 \h </w:instrText>
             </w:r>
             <w:r>
               <w:rPr>
@@ -401,7 +403,7 @@
               <w:noProof/>
             </w:rPr>
           </w:pPr>
-          <w:hyperlink w:anchor="_Toc222695591" w:history="1">
+          <w:hyperlink w:anchor="_Toc222768122" w:history="1">
             <w:r>
               <w:rPr>
                 <w:rStyle w:val="Hyperlink"/>
@@ -428,7 +430,7 @@
                 <w:noProof/>
                 <w:webHidden/>
               </w:rPr>
-              <w:instrText xml:space="preserve"> PAGEREF _Toc222695591 \h </w:instrText>
+              <w:instrText xml:space="preserve"> PAGEREF _Toc222768122 \h </w:instrText>
             </w:r>
             <w:r>
               <w:rPr>
@@ -470,7 +472,7 @@
               <w:noProof/>
             </w:rPr>
           </w:pPr>
-          <w:hyperlink w:anchor="_Toc222695592" w:history="1">
+          <w:hyperlink w:anchor="_Toc222768123" w:history="1">
             <w:r>
               <w:rPr>
                 <w:rStyle w:val="Hyperlink"/>
@@ -497,7 +499,7 @@
                 <w:noProof/>
                 <w:webHidden/>
               </w:rPr>
-              <w:instrText xml:space="preserve"> PAGEREF _Toc222695592 \h </w:instrText>
+              <w:instrText xml:space="preserve"> PAGEREF _Toc222768123 \h </w:instrText>
             </w:r>
             <w:r>
               <w:rPr>
@@ -539,7 +541,7 @@
               <w:noProof/>
             </w:rPr>
           </w:pPr>
-          <w:hyperlink w:anchor="_Toc222695593" w:history="1">
+          <w:hyperlink w:anchor="_Toc222768124" w:history="1">
             <w:r>
               <w:rPr>
                 <w:rStyle w:val="Hyperlink"/>
@@ -566,7 +568,7 @@
                 <w:noProof/>
                 <w:webHidden/>
               </w:rPr>
-              <w:instrText xml:space="preserve"> PAGEREF _Toc222695593 \h </w:instrText>
+              <w:instrText xml:space="preserve"> PAGEREF _Toc222768124 \h </w:instrText>
             </w:r>
             <w:r>
               <w:rPr>
@@ -608,7 +610,7 @@
               <w:noProof/>
             </w:rPr>
           </w:pPr>
-          <w:hyperlink w:anchor="_Toc222695594" w:history="1">
+          <w:hyperlink w:anchor="_Toc222768125" w:history="1">
             <w:r>
               <w:rPr>
                 <w:rStyle w:val="Hyperlink"/>
@@ -635,7 +637,7 @@
                 <w:noProof/>
                 <w:webHidden/>
               </w:rPr>
-              <w:instrText xml:space="preserve"> PAGEREF _Toc222695594 \h </w:instrText>
+              <w:instrText xml:space="preserve"> PAGEREF _Toc222768125 \h </w:instrText>
             </w:r>
             <w:r>
               <w:rPr>
@@ -677,7 +679,7 @@
               <w:noProof/>
             </w:rPr>
           </w:pPr>
-          <w:hyperlink w:anchor="_Toc222695595" w:history="1">
+          <w:hyperlink w:anchor="_Toc222768126" w:history="1">
             <w:r>
               <w:rPr>
                 <w:rStyle w:val="Hyperlink"/>
@@ -704,7 +706,7 @@
                 <w:noProof/>
                 <w:webHidden/>
               </w:rPr>
-              <w:instrText xml:space="preserve"> PAGEREF _Toc222695595 \h </w:instrText>
+              <w:instrText xml:space="preserve"> PAGEREF _Toc222768126 \h </w:instrText>
             </w:r>
             <w:r>
               <w:rPr>
@@ -746,7 +748,7 @@
               <w:noProof/>
             </w:rPr>
           </w:pPr>
-          <w:hyperlink w:anchor="_Toc222695596" w:history="1">
+          <w:hyperlink w:anchor="_Toc222768127" w:history="1">
             <w:r>
               <w:rPr>
                 <w:rStyle w:val="Hyperlink"/>
@@ -773,7 +775,7 @@
                 <w:noProof/>
                 <w:webHidden/>
               </w:rPr>
-              <w:instrText xml:space="preserve"> PAGEREF _Toc222695596 \h </w:instrText>
+              <w:instrText xml:space="preserve"> PAGEREF _Toc222768127 \h </w:instrText>
             </w:r>
             <w:r>
               <w:rPr>
@@ -815,7 +817,7 @@
               <w:noProof/>
             </w:rPr>
           </w:pPr>
-          <w:hyperlink w:anchor="_Toc222695597" w:history="1">
+          <w:hyperlink w:anchor="_Toc222768128" w:history="1">
             <w:r>
               <w:rPr>
                 <w:rStyle w:val="Hyperlink"/>
@@ -842,7 +844,7 @@
                 <w:noProof/>
                 <w:webHidden/>
               </w:rPr>
-              <w:instrText xml:space="preserve"> PAGEREF _Toc222695597 \h </w:instrText>
+              <w:instrText xml:space="preserve"> PAGEREF _Toc222768128 \h </w:instrText>
             </w:r>
             <w:r>
               <w:rPr>
@@ -884,7 +886,7 @@
               <w:noProof/>
             </w:rPr>
           </w:pPr>
-          <w:hyperlink w:anchor="_Toc222695598" w:history="1">
+          <w:hyperlink w:anchor="_Toc222768129" w:history="1">
             <w:r>
               <w:rPr>
                 <w:rStyle w:val="Hyperlink"/>
@@ -911,7 +913,7 @@
                 <w:noProof/>
                 <w:webHidden/>
               </w:rPr>
-              <w:instrText xml:space="preserve"> PAGEREF _Toc222695598 \h </w:instrText>
+              <w:instrText xml:space="preserve"> PAGEREF _Toc222768129 \h </w:instrText>
             </w:r>
             <w:r>
               <w:rPr>
@@ -953,7 +955,7 @@
               <w:noProof/>
             </w:rPr>
           </w:pPr>
-          <w:hyperlink w:anchor="_Toc222695599" w:history="1">
+          <w:hyperlink w:anchor="_Toc222768130" w:history="1">
             <w:r>
               <w:rPr>
                 <w:rStyle w:val="Hyperlink"/>
@@ -980,7 +982,7 @@
                 <w:noProof/>
                 <w:webHidden/>
               </w:rPr>
-              <w:instrText xml:space="preserve"> PAGEREF _Toc222695599 \h </w:instrText>
+              <w:instrText xml:space="preserve"> PAGEREF _Toc222768130 \h </w:instrText>
             </w:r>
             <w:r>
               <w:rPr>
@@ -1022,7 +1024,7 @@
               <w:noProof/>
             </w:rPr>
           </w:pPr>
-          <w:hyperlink w:anchor="_Toc222695600" w:history="1">
+          <w:hyperlink w:anchor="_Toc222768131" w:history="1">
             <w:r>
               <w:rPr>
                 <w:rStyle w:val="Hyperlink"/>
@@ -1049,7 +1051,7 @@
                 <w:noProof/>
                 <w:webHidden/>
               </w:rPr>
-              <w:instrText xml:space="preserve"> PAGEREF _Toc222695600 \h </w:instrText>
+              <w:instrText xml:space="preserve"> PAGEREF _Toc222768131 \h </w:instrText>
             </w:r>
             <w:r>
               <w:rPr>
@@ -1091,7 +1093,7 @@
               <w:noProof/>
             </w:rPr>
           </w:pPr>
-          <w:hyperlink w:anchor="_Toc222695601" w:history="1">
+          <w:hyperlink w:anchor="_Toc222768132" w:history="1">
             <w:r>
               <w:rPr>
                 <w:rStyle w:val="Hyperlink"/>
@@ -1118,7 +1120,7 @@
                 <w:noProof/>
                 <w:webHidden/>
               </w:rPr>
-              <w:instrText xml:space="preserve"> PAGEREF _Toc222695601 \h </w:instrText>
+              <w:instrText xml:space="preserve"> PAGEREF _Toc222768132 \h </w:instrText>
             </w:r>
             <w:r>
               <w:rPr>
@@ -1160,7 +1162,7 @@
               <w:noProof/>
             </w:rPr>
           </w:pPr>
-          <w:hyperlink w:anchor="_Toc222695602" w:history="1">
+          <w:hyperlink w:anchor="_Toc222768133" w:history="1">
             <w:r>
               <w:rPr>
                 <w:rStyle w:val="Hyperlink"/>
@@ -1187,7 +1189,7 @@
                 <w:noProof/>
                 <w:webHidden/>
               </w:rPr>
-              <w:instrText xml:space="preserve"> PAGEREF _Toc222695602 \h </w:instrText>
+              <w:instrText xml:space="preserve"> PAGEREF _Toc222768133 \h </w:instrText>
             </w:r>
             <w:r>
               <w:rPr>
@@ -1229,7 +1231,7 @@
               <w:noProof/>
             </w:rPr>
           </w:pPr>
-          <w:hyperlink w:anchor="_Toc222695603" w:history="1">
+          <w:hyperlink w:anchor="_Toc222768134" w:history="1">
             <w:r>
               <w:rPr>
                 <w:rStyle w:val="Hyperlink"/>
@@ -1256,7 +1258,7 @@
                 <w:noProof/>
                 <w:webHidden/>
               </w:rPr>
-              <w:instrText xml:space="preserve"> PAGEREF _Toc222695603 \h </w:instrText>
+              <w:instrText xml:space="preserve"> PAGEREF _Toc222768134 \h </w:instrText>
             </w:r>
             <w:r>
               <w:rPr>
@@ -1298,7 +1300,7 @@
               <w:noProof/>
             </w:rPr>
           </w:pPr>
-          <w:hyperlink w:anchor="_Toc222695604" w:history="1">
+          <w:hyperlink w:anchor="_Toc222768135" w:history="1">
             <w:r>
               <w:rPr>
                 <w:rStyle w:val="Hyperlink"/>
@@ -1325,7 +1327,7 @@
                 <w:noProof/>
                 <w:webHidden/>
               </w:rPr>
-              <w:instrText xml:space="preserve"> PAGEREF _Toc222695604 \h </w:instrText>
+              <w:instrText xml:space="preserve"> PAGEREF _Toc222768135 \h </w:instrText>
             </w:r>
             <w:r>
               <w:rPr>
@@ -1367,7 +1369,7 @@
               <w:noProof/>
             </w:rPr>
           </w:pPr>
-          <w:hyperlink w:anchor="_Toc222695605" w:history="1">
+          <w:hyperlink w:anchor="_Toc222768136" w:history="1">
             <w:r>
               <w:rPr>
                 <w:rStyle w:val="Hyperlink"/>
@@ -1394,7 +1396,7 @@
                 <w:noProof/>
                 <w:webHidden/>
               </w:rPr>
-              <w:instrText xml:space="preserve"> PAGEREF _Toc222695605 \h </w:instrText>
+              <w:instrText xml:space="preserve"> PAGEREF _Toc222768136 \h </w:instrText>
             </w:r>
             <w:r>
               <w:rPr>
@@ -1436,7 +1438,7 @@
               <w:noProof/>
             </w:rPr>
           </w:pPr>
-          <w:hyperlink w:anchor="_Toc222695606" w:history="1">
+          <w:hyperlink w:anchor="_Toc222768137" w:history="1">
             <w:r>
               <w:rPr>
                 <w:rStyle w:val="Hyperlink"/>
@@ -1463,7 +1465,7 @@
                 <w:noProof/>
                 <w:webHidden/>
               </w:rPr>
-              <w:instrText xml:space="preserve"> PAGEREF _Toc222695606 \h </w:instrText>
+              <w:instrText xml:space="preserve"> PAGEREF _Toc222768137 \h </w:instrText>
             </w:r>
             <w:r>
               <w:rPr>
@@ -1505,7 +1507,7 @@
               <w:noProof/>
             </w:rPr>
           </w:pPr>
-          <w:hyperlink w:anchor="_Toc222695607" w:history="1">
+          <w:hyperlink w:anchor="_Toc222768138" w:history="1">
             <w:r>
               <w:rPr>
                 <w:rStyle w:val="Hyperlink"/>
@@ -1532,7 +1534,7 @@
                 <w:noProof/>
                 <w:webHidden/>
               </w:rPr>
-              <w:instrText xml:space="preserve"> PAGEREF _Toc222695607 \h </w:instrText>
+              <w:instrText xml:space="preserve"> PAGEREF _Toc222768138 \h </w:instrText>
             </w:r>
             <w:r>
               <w:rPr>
@@ -1574,7 +1576,7 @@
               <w:noProof/>
             </w:rPr>
           </w:pPr>
-          <w:hyperlink w:anchor="_Toc222695608" w:history="1">
+          <w:hyperlink w:anchor="_Toc222768139" w:history="1">
             <w:r>
               <w:rPr>
                 <w:rStyle w:val="Hyperlink"/>
@@ -1601,7 +1603,7 @@
                 <w:noProof/>
                 <w:webHidden/>
               </w:rPr>
-              <w:instrText xml:space="preserve"> PAGEREF _Toc222695608 \h </w:instrText>
+              <w:instrText xml:space="preserve"> PAGEREF _Toc222768139 \h </w:instrText>
             </w:r>
             <w:r>
               <w:rPr>
@@ -1643,7 +1645,7 @@
               <w:noProof/>
             </w:rPr>
           </w:pPr>
-          <w:hyperlink w:anchor="_Toc222695609" w:history="1">
+          <w:hyperlink w:anchor="_Toc222768140" w:history="1">
             <w:r>
               <w:rPr>
                 <w:rStyle w:val="Hyperlink"/>
@@ -1670,7 +1672,7 @@
                 <w:noProof/>
                 <w:webHidden/>
               </w:rPr>
-              <w:instrText xml:space="preserve"> PAGEREF _Toc222695609 \h </w:instrText>
+              <w:instrText xml:space="preserve"> PAGEREF _Toc222768140 \h </w:instrText>
             </w:r>
             <w:r>
               <w:rPr>
@@ -1712,7 +1714,7 @@
               <w:noProof/>
             </w:rPr>
           </w:pPr>
-          <w:hyperlink w:anchor="_Toc222695610" w:history="1">
+          <w:hyperlink w:anchor="_Toc222768141" w:history="1">
             <w:r>
               <w:rPr>
                 <w:rStyle w:val="Hyperlink"/>
@@ -1739,7 +1741,7 @@
                 <w:noProof/>
                 <w:webHidden/>
               </w:rPr>
-              <w:instrText xml:space="preserve"> PAGEREF _Toc222695610 \h </w:instrText>
+              <w:instrText xml:space="preserve"> PAGEREF _Toc222768141 \h </w:instrText>
             </w:r>
             <w:r>
               <w:rPr>
@@ -1759,7 +1761,7 @@
                 <w:noProof/>
                 <w:webHidden/>
               </w:rPr>
-              <w:t>20</w:t>
+              <w:t>21</w:t>
             </w:r>
             <w:r>
               <w:rPr>
@@ -1781,7 +1783,7 @@
               <w:noProof/>
             </w:rPr>
           </w:pPr>
-          <w:hyperlink w:anchor="_Toc222695611" w:history="1">
+          <w:hyperlink w:anchor="_Toc222768142" w:history="1">
             <w:r>
               <w:rPr>
                 <w:rStyle w:val="Hyperlink"/>
@@ -1808,7 +1810,7 @@
                 <w:noProof/>
                 <w:webHidden/>
               </w:rPr>
-              <w:instrText xml:space="preserve"> PAGEREF _Toc222695611 \h </w:instrText>
+              <w:instrText xml:space="preserve"> PAGEREF _Toc222768142 \h </w:instrText>
             </w:r>
             <w:r>
               <w:rPr>
@@ -1850,7 +1852,7 @@
               <w:noProof/>
             </w:rPr>
           </w:pPr>
-          <w:hyperlink w:anchor="_Toc222695612" w:history="1">
+          <w:hyperlink w:anchor="_Toc222768143" w:history="1">
             <w:r>
               <w:rPr>
                 <w:rStyle w:val="Hyperlink"/>
@@ -1877,7 +1879,7 @@
                 <w:noProof/>
                 <w:webHidden/>
               </w:rPr>
-              <w:instrText xml:space="preserve"> PAGEREF _Toc222695612 \h </w:instrText>
+              <w:instrText xml:space="preserve"> PAGEREF _Toc222768143 \h </w:instrText>
             </w:r>
             <w:r>
               <w:rPr>
@@ -1919,7 +1921,7 @@
               <w:noProof/>
             </w:rPr>
           </w:pPr>
-          <w:hyperlink w:anchor="_Toc222695613" w:history="1">
+          <w:hyperlink w:anchor="_Toc222768144" w:history="1">
             <w:r>
               <w:rPr>
                 <w:rStyle w:val="Hyperlink"/>
@@ -1946,7 +1948,7 @@
                 <w:noProof/>
                 <w:webHidden/>
               </w:rPr>
-              <w:instrText xml:space="preserve"> PAGEREF _Toc222695613 \h </w:instrText>
+              <w:instrText xml:space="preserve"> PAGEREF _Toc222768144 \h </w:instrText>
             </w:r>
             <w:r>
               <w:rPr>
@@ -1988,7 +1990,7 @@
               <w:noProof/>
             </w:rPr>
           </w:pPr>
-          <w:hyperlink w:anchor="_Toc222695614" w:history="1">
+          <w:hyperlink w:anchor="_Toc222768145" w:history="1">
             <w:r>
               <w:rPr>
                 <w:rStyle w:val="Hyperlink"/>
@@ -2015,7 +2017,7 @@
                 <w:noProof/>
                 <w:webHidden/>
               </w:rPr>
-              <w:instrText xml:space="preserve"> PAGEREF _Toc222695614 \h </w:instrText>
+              <w:instrText xml:space="preserve"> PAGEREF _Toc222768145 \h </w:instrText>
             </w:r>
             <w:r>
               <w:rPr>
@@ -2057,7 +2059,7 @@
               <w:noProof/>
             </w:rPr>
           </w:pPr>
-          <w:hyperlink w:anchor="_Toc222695615" w:history="1">
+          <w:hyperlink w:anchor="_Toc222768146" w:history="1">
             <w:r>
               <w:rPr>
                 <w:rStyle w:val="Hyperlink"/>
@@ -2084,7 +2086,7 @@
                 <w:noProof/>
                 <w:webHidden/>
               </w:rPr>
-              <w:instrText xml:space="preserve"> PAGEREF _Toc222695615 \h </w:instrText>
+              <w:instrText xml:space="preserve"> PAGEREF _Toc222768146 \h </w:instrText>
             </w:r>
             <w:r>
               <w:rPr>
@@ -2126,7 +2128,7 @@
               <w:noProof/>
             </w:rPr>
           </w:pPr>
-          <w:hyperlink w:anchor="_Toc222695616" w:history="1">
+          <w:hyperlink w:anchor="_Toc222768147" w:history="1">
             <w:r>
               <w:rPr>
                 <w:rStyle w:val="Hyperlink"/>
@@ -2153,7 +2155,7 @@
                 <w:noProof/>
                 <w:webHidden/>
               </w:rPr>
-              <w:instrText xml:space="preserve"> PAGEREF _Toc222695616 \h </w:instrText>
+              <w:instrText xml:space="preserve"> PAGEREF _Toc222768147 \h </w:instrText>
             </w:r>
             <w:r>
               <w:rPr>
@@ -2195,7 +2197,7 @@
               <w:noProof/>
             </w:rPr>
           </w:pPr>
-          <w:hyperlink w:anchor="_Toc222695617" w:history="1">
+          <w:hyperlink w:anchor="_Toc222768148" w:history="1">
             <w:r>
               <w:rPr>
                 <w:rStyle w:val="Hyperlink"/>
@@ -2222,7 +2224,7 @@
                 <w:noProof/>
                 <w:webHidden/>
               </w:rPr>
-              <w:instrText xml:space="preserve"> PAGEREF _Toc222695617 \h </w:instrText>
+              <w:instrText xml:space="preserve"> PAGEREF _Toc222768148 \h </w:instrText>
             </w:r>
             <w:r>
               <w:rPr>
@@ -2264,7 +2266,7 @@
               <w:noProof/>
             </w:rPr>
           </w:pPr>
-          <w:hyperlink w:anchor="_Toc222695618" w:history="1">
+          <w:hyperlink w:anchor="_Toc222768149" w:history="1">
             <w:r>
               <w:rPr>
                 <w:rStyle w:val="Hyperlink"/>
@@ -2291,7 +2293,7 @@
                 <w:noProof/>
                 <w:webHidden/>
               </w:rPr>
-              <w:instrText xml:space="preserve"> PAGEREF _Toc222695618 \h </w:instrText>
+              <w:instrText xml:space="preserve"> PAGEREF _Toc222768149 \h </w:instrText>
             </w:r>
             <w:r>
               <w:rPr>
@@ -2333,7 +2335,7 @@
               <w:noProof/>
             </w:rPr>
           </w:pPr>
-          <w:hyperlink w:anchor="_Toc222695619" w:history="1">
+          <w:hyperlink w:anchor="_Toc222768150" w:history="1">
             <w:r>
               <w:rPr>
                 <w:rStyle w:val="Hyperlink"/>
@@ -2360,7 +2362,7 @@
                 <w:noProof/>
                 <w:webHidden/>
               </w:rPr>
-              <w:instrText xml:space="preserve"> PAGEREF _Toc222695619 \h </w:instrText>
+              <w:instrText xml:space="preserve"> PAGEREF _Toc222768150 \h </w:instrText>
             </w:r>
             <w:r>
               <w:rPr>
@@ -2402,7 +2404,7 @@
               <w:noProof/>
             </w:rPr>
           </w:pPr>
-          <w:hyperlink w:anchor="_Toc222695620" w:history="1">
+          <w:hyperlink w:anchor="_Toc222768151" w:history="1">
             <w:r>
               <w:rPr>
                 <w:rStyle w:val="Hyperlink"/>
@@ -2429,7 +2431,7 @@
                 <w:noProof/>
                 <w:webHidden/>
               </w:rPr>
-              <w:instrText xml:space="preserve"> PAGEREF _Toc222695620 \h </w:instrText>
+              <w:instrText xml:space="preserve"> PAGEREF _Toc222768151 \h </w:instrText>
             </w:r>
             <w:r>
               <w:rPr>
@@ -2490,7 +2492,7 @@
       <w:pPr>
         <w:pStyle w:val="Heading1"/>
       </w:pPr>
-      <w:bookmarkStart w:id="0" w:name="_Toc222695587"/>
+      <w:bookmarkStart w:id="0" w:name="_Toc222768118"/>
       <w:r>
         <w:lastRenderedPageBreak/>
         <w:t xml:space="preserve">Question </w:t>
@@ -2525,7 +2527,21 @@
         <w:rPr>
           <w:color w:val="156082" w:themeColor="accent1"/>
         </w:rPr>
-        <w:t>We need two things: confidentiality (only Bob can read it) and authentication/integrity (Bob can confirm it came from Alice and wasn’t changed). For confidentiality, Alice should use public-key encryption: she encrypts using Bob’s public key, and only Bob can decrypt using his private key. For authenticity and integrity, Alice uses a digital signature: she hashes the message and signs the hash with her private key; Bob verifies the signature using Alice’s public key. The common safe order is sign first, then encrypt, so the signature is also protected and the whole package stays private.</w:t>
+        <w:t xml:space="preserve">We need two things: confidentiality (only Bob can read it) and authentication/integrity (Bob can confirm it came from Alice and wasn’t changed). For confidentiality, Alice should use public-key encryption: she encrypts using Bob’s public key, and only Bob can decrypt using his private key. For authenticity and integrity, Alice uses a digital signature: she hashes the message and signs the hash with her private key; Bob verifies the signature using Alice’s public key. The common safe order is sign first, then </w:t>
+      </w:r>
+      <w:proofErr w:type="gramStart"/>
+      <w:r>
+        <w:rPr>
+          <w:color w:val="156082" w:themeColor="accent1"/>
+        </w:rPr>
+        <w:t>encrypt</w:t>
+      </w:r>
+      <w:proofErr w:type="gramEnd"/>
+      <w:r>
+        <w:rPr>
+          <w:color w:val="156082" w:themeColor="accent1"/>
+        </w:rPr>
+        <w:t>, so the signature is also protected and the whole package stays private.</w:t>
       </w:r>
     </w:p>
     <w:p>
@@ -2556,7 +2572,35 @@
         <w:rPr>
           <w:color w:val="156082" w:themeColor="accent1"/>
         </w:rPr>
-        <w:t>Alice has: (Alice_private, Alice_public)</w:t>
+        <w:t>Alice has: (</w:t>
+      </w:r>
+      <w:proofErr w:type="spellStart"/>
+      <w:r>
+        <w:rPr>
+          <w:color w:val="156082" w:themeColor="accent1"/>
+        </w:rPr>
+        <w:t>Alice_private</w:t>
+      </w:r>
+      <w:proofErr w:type="spellEnd"/>
+      <w:r>
+        <w:rPr>
+          <w:color w:val="156082" w:themeColor="accent1"/>
+        </w:rPr>
+        <w:t xml:space="preserve">, </w:t>
+      </w:r>
+      <w:proofErr w:type="spellStart"/>
+      <w:r>
+        <w:rPr>
+          <w:color w:val="156082" w:themeColor="accent1"/>
+        </w:rPr>
+        <w:t>Alice_public</w:t>
+      </w:r>
+      <w:proofErr w:type="spellEnd"/>
+      <w:r>
+        <w:rPr>
+          <w:color w:val="156082" w:themeColor="accent1"/>
+        </w:rPr>
+        <w:t>)</w:t>
       </w:r>
     </w:p>
     <w:p>
@@ -2574,7 +2618,35 @@
         <w:rPr>
           <w:color w:val="156082" w:themeColor="accent1"/>
         </w:rPr>
-        <w:t>Bob has: (Bob_private, Bob_public)</w:t>
+        <w:t>Bob has: (</w:t>
+      </w:r>
+      <w:proofErr w:type="spellStart"/>
+      <w:r>
+        <w:rPr>
+          <w:color w:val="156082" w:themeColor="accent1"/>
+        </w:rPr>
+        <w:t>Bob_private</w:t>
+      </w:r>
+      <w:proofErr w:type="spellEnd"/>
+      <w:r>
+        <w:rPr>
+          <w:color w:val="156082" w:themeColor="accent1"/>
+        </w:rPr>
+        <w:t xml:space="preserve">, </w:t>
+      </w:r>
+      <w:proofErr w:type="spellStart"/>
+      <w:r>
+        <w:rPr>
+          <w:color w:val="156082" w:themeColor="accent1"/>
+        </w:rPr>
+        <w:t>Bob_public</w:t>
+      </w:r>
+      <w:proofErr w:type="spellEnd"/>
+      <w:r>
+        <w:rPr>
+          <w:color w:val="156082" w:themeColor="accent1"/>
+        </w:rPr>
+        <w:t>)</w:t>
       </w:r>
     </w:p>
     <w:p>
@@ -2641,7 +2713,35 @@
         <w:rPr>
           <w:color w:val="156082" w:themeColor="accent1"/>
         </w:rPr>
-        <w:t>Create signature S = Sign(h, Alice_private)</w:t>
+        <w:t xml:space="preserve">Create signature S = </w:t>
+      </w:r>
+      <w:proofErr w:type="gramStart"/>
+      <w:r>
+        <w:rPr>
+          <w:color w:val="156082" w:themeColor="accent1"/>
+        </w:rPr>
+        <w:t>Sign(</w:t>
+      </w:r>
+      <w:proofErr w:type="gramEnd"/>
+      <w:r>
+        <w:rPr>
+          <w:color w:val="156082" w:themeColor="accent1"/>
+        </w:rPr>
+        <w:t xml:space="preserve">h, </w:t>
+      </w:r>
+      <w:proofErr w:type="spellStart"/>
+      <w:r>
+        <w:rPr>
+          <w:color w:val="156082" w:themeColor="accent1"/>
+        </w:rPr>
+        <w:t>Alice_private</w:t>
+      </w:r>
+      <w:proofErr w:type="spellEnd"/>
+      <w:r>
+        <w:rPr>
+          <w:color w:val="156082" w:themeColor="accent1"/>
+        </w:rPr>
+        <w:t>)</w:t>
       </w:r>
     </w:p>
     <w:p>
@@ -2659,7 +2759,35 @@
         <w:rPr>
           <w:color w:val="156082" w:themeColor="accent1"/>
         </w:rPr>
-        <w:t>Encrypt the bundle with Bob’s public key: C = Encrypt((M, S), Bob_public)</w:t>
+        <w:t xml:space="preserve">Encrypt the bundle with Bob’s public key: C = </w:t>
+      </w:r>
+      <w:proofErr w:type="gramStart"/>
+      <w:r>
+        <w:rPr>
+          <w:color w:val="156082" w:themeColor="accent1"/>
+        </w:rPr>
+        <w:t>Encrypt(</w:t>
+      </w:r>
+      <w:proofErr w:type="gramEnd"/>
+      <w:r>
+        <w:rPr>
+          <w:color w:val="156082" w:themeColor="accent1"/>
+        </w:rPr>
+        <w:t xml:space="preserve">(M, S), </w:t>
+      </w:r>
+      <w:proofErr w:type="spellStart"/>
+      <w:r>
+        <w:rPr>
+          <w:color w:val="156082" w:themeColor="accent1"/>
+        </w:rPr>
+        <w:t>Bob_public</w:t>
+      </w:r>
+      <w:proofErr w:type="spellEnd"/>
+      <w:r>
+        <w:rPr>
+          <w:color w:val="156082" w:themeColor="accent1"/>
+        </w:rPr>
+        <w:t>)</w:t>
       </w:r>
     </w:p>
     <w:p>
@@ -2708,7 +2836,35 @@
         <w:rPr>
           <w:color w:val="156082" w:themeColor="accent1"/>
         </w:rPr>
-        <w:t>Decrypt: (M, S) = Decrypt(C, Bob_private)</w:t>
+        <w:t xml:space="preserve">Decrypt: (M, S) = </w:t>
+      </w:r>
+      <w:proofErr w:type="gramStart"/>
+      <w:r>
+        <w:rPr>
+          <w:color w:val="156082" w:themeColor="accent1"/>
+        </w:rPr>
+        <w:t>Decrypt(</w:t>
+      </w:r>
+      <w:proofErr w:type="gramEnd"/>
+      <w:r>
+        <w:rPr>
+          <w:color w:val="156082" w:themeColor="accent1"/>
+        </w:rPr>
+        <w:t xml:space="preserve">C, </w:t>
+      </w:r>
+      <w:proofErr w:type="spellStart"/>
+      <w:r>
+        <w:rPr>
+          <w:color w:val="156082" w:themeColor="accent1"/>
+        </w:rPr>
+        <w:t>Bob_private</w:t>
+      </w:r>
+      <w:proofErr w:type="spellEnd"/>
+      <w:r>
+        <w:rPr>
+          <w:color w:val="156082" w:themeColor="accent1"/>
+        </w:rPr>
+        <w:t>)</w:t>
       </w:r>
     </w:p>
     <w:p>
@@ -2722,11 +2878,19 @@
           <w:color w:val="156082" w:themeColor="accent1"/>
         </w:rPr>
       </w:pPr>
-      <w:r>
-        <w:rPr>
-          <w:color w:val="156082" w:themeColor="accent1"/>
-        </w:rPr>
-        <w:t>Compute h1 = Hash(M)</w:t>
+      <w:proofErr w:type="gramStart"/>
+      <w:r>
+        <w:rPr>
+          <w:color w:val="156082" w:themeColor="accent1"/>
+        </w:rPr>
+        <w:t>Compute</w:t>
+      </w:r>
+      <w:proofErr w:type="gramEnd"/>
+      <w:r>
+        <w:rPr>
+          <w:color w:val="156082" w:themeColor="accent1"/>
+        </w:rPr>
+        <w:t xml:space="preserve"> h1 = Hash(M)</w:t>
       </w:r>
     </w:p>
     <w:p>
@@ -2744,7 +2908,35 @@
         <w:rPr>
           <w:color w:val="156082" w:themeColor="accent1"/>
         </w:rPr>
-        <w:t>Verify: Verify(h1, S, Alice_public)</w:t>
+        <w:t xml:space="preserve">Verify: </w:t>
+      </w:r>
+      <w:proofErr w:type="gramStart"/>
+      <w:r>
+        <w:rPr>
+          <w:color w:val="156082" w:themeColor="accent1"/>
+        </w:rPr>
+        <w:t>Verify(</w:t>
+      </w:r>
+      <w:proofErr w:type="gramEnd"/>
+      <w:r>
+        <w:rPr>
+          <w:color w:val="156082" w:themeColor="accent1"/>
+        </w:rPr>
+        <w:t xml:space="preserve">h1, S, </w:t>
+      </w:r>
+      <w:proofErr w:type="spellStart"/>
+      <w:r>
+        <w:rPr>
+          <w:color w:val="156082" w:themeColor="accent1"/>
+        </w:rPr>
+        <w:t>Alice_public</w:t>
+      </w:r>
+      <w:proofErr w:type="spellEnd"/>
+      <w:r>
+        <w:rPr>
+          <w:color w:val="156082" w:themeColor="accent1"/>
+        </w:rPr>
+        <w:t>)</w:t>
       </w:r>
     </w:p>
     <w:p>
@@ -2797,7 +2989,7 @@
       <w:pPr>
         <w:pStyle w:val="Heading3"/>
       </w:pPr>
-      <w:bookmarkStart w:id="1" w:name="_Toc222695588"/>
+      <w:bookmarkStart w:id="1" w:name="_Toc222768119"/>
       <w:r>
         <w:lastRenderedPageBreak/>
         <w:t>Diagram</w:t>
@@ -2918,14 +3110,7 @@
                                 <w:sz w:val="20"/>
                                 <w:szCs w:val="20"/>
                               </w:rPr>
-                              <w:t xml:space="preserve">Hi I am Zuha </w:t>
-                            </w:r>
-                            <w:r>
-                              <w:rPr>
-                                <w:sz w:val="20"/>
-                                <w:szCs w:val="20"/>
-                              </w:rPr>
-                              <w:t>Aqib”</w:t>
+                              <w:t>Hi I am Zuha Aqib”</w:t>
                             </w:r>
                           </w:p>
                           <w:p>
@@ -3011,14 +3196,7 @@
                           <w:sz w:val="20"/>
                           <w:szCs w:val="20"/>
                         </w:rPr>
-                        <w:t xml:space="preserve">Hi I am Zuha </w:t>
-                      </w:r>
-                      <w:r>
-                        <w:rPr>
-                          <w:sz w:val="20"/>
-                          <w:szCs w:val="20"/>
-                        </w:rPr>
-                        <w:t>Aqib”</w:t>
+                        <w:t>Hi I am Zuha Aqib”</w:t>
                       </w:r>
                     </w:p>
                     <w:p>
@@ -4823,7 +5001,7 @@
       <w:pPr>
         <w:pStyle w:val="Heading1"/>
       </w:pPr>
-      <w:bookmarkStart w:id="2" w:name="_Toc222695589"/>
+      <w:bookmarkStart w:id="2" w:name="_Toc222768120"/>
       <w:r>
         <w:lastRenderedPageBreak/>
         <w:t xml:space="preserve">Question </w:t>
@@ -4854,7 +5032,7 @@
       <w:pPr>
         <w:pStyle w:val="Heading2"/>
       </w:pPr>
-      <w:bookmarkStart w:id="3" w:name="_Toc222695590"/>
+      <w:bookmarkStart w:id="3" w:name="_Toc222768121"/>
       <w:r>
         <w:t>Part A</w:t>
       </w:r>
@@ -4887,14 +5065,42 @@
         <w:rPr>
           <w:color w:val="156082" w:themeColor="accent1"/>
         </w:rPr>
-        <w:t>If verification fails using Alice’s public key, it means Bob cannot trust the signature. In simple terms: the message is not proven to be from Alice, and/or the message is not exactly the same as what was signed. So Bob should treat it as unauthentic and possibly tampered.</w:t>
+        <w:t xml:space="preserve">If verification fails using Alice’s public key, it means Bob cannot trust the signature. In simple terms: the message is not proven to be from Alice, and/or the message is not </w:t>
+      </w:r>
+      <w:proofErr w:type="gramStart"/>
+      <w:r>
+        <w:rPr>
+          <w:color w:val="156082" w:themeColor="accent1"/>
+        </w:rPr>
+        <w:t>exactly the same</w:t>
+      </w:r>
+      <w:proofErr w:type="gramEnd"/>
+      <w:r>
+        <w:rPr>
+          <w:color w:val="156082" w:themeColor="accent1"/>
+        </w:rPr>
+        <w:t xml:space="preserve"> as what was signed. </w:t>
+      </w:r>
+      <w:proofErr w:type="gramStart"/>
+      <w:r>
+        <w:rPr>
+          <w:color w:val="156082" w:themeColor="accent1"/>
+        </w:rPr>
+        <w:t>So</w:t>
+      </w:r>
+      <w:proofErr w:type="gramEnd"/>
+      <w:r>
+        <w:rPr>
+          <w:color w:val="156082" w:themeColor="accent1"/>
+        </w:rPr>
+        <w:t xml:space="preserve"> Bob should treat it as unauthentic and possibly tampered.</w:t>
       </w:r>
     </w:p>
     <w:p>
       <w:pPr>
         <w:pStyle w:val="Heading2"/>
       </w:pPr>
-      <w:bookmarkStart w:id="4" w:name="_Toc222695591"/>
+      <w:bookmarkStart w:id="4" w:name="_Toc222768122"/>
       <w:r>
         <w:t>Part B</w:t>
       </w:r>
@@ -5083,7 +5289,21 @@
         <w:rPr>
           <w:color w:val="156082" w:themeColor="accent1"/>
         </w:rPr>
-        <w:t>What Bob should do next:</w:t>
+        <w:t xml:space="preserve">What </w:t>
+      </w:r>
+      <w:proofErr w:type="gramStart"/>
+      <w:r>
+        <w:rPr>
+          <w:color w:val="156082" w:themeColor="accent1"/>
+        </w:rPr>
+        <w:t>Bob should</w:t>
+      </w:r>
+      <w:proofErr w:type="gramEnd"/>
+      <w:r>
+        <w:rPr>
+          <w:color w:val="156082" w:themeColor="accent1"/>
+        </w:rPr>
+        <w:t xml:space="preserve"> do next:</w:t>
       </w:r>
     </w:p>
     <w:p>
@@ -5157,7 +5377,7 @@
       <w:pPr>
         <w:pStyle w:val="Heading1"/>
       </w:pPr>
-      <w:bookmarkStart w:id="5" w:name="_Toc222695592"/>
+      <w:bookmarkStart w:id="5" w:name="_Toc222768123"/>
       <w:r>
         <w:lastRenderedPageBreak/>
         <w:t>Question 3</w:t>
@@ -5168,7 +5388,7 @@
       <w:pPr>
         <w:pStyle w:val="Heading2"/>
       </w:pPr>
-      <w:bookmarkStart w:id="6" w:name="_Toc222695593"/>
+      <w:bookmarkStart w:id="6" w:name="_Toc222768124"/>
       <w:r>
         <w:t>Part A</w:t>
       </w:r>
@@ -5180,7 +5400,23 @@
           <w:b/>
           <w:bCs/>
         </w:rPr>
-        <w:t>a) Alice comes up with her own digital signature scheme. She writes a message and encrypts that message using her Private key. She then sends this message and the encrypted message both to Bob. Can Bob be sure that this message came from Alice?</w:t>
+        <w:t xml:space="preserve">a) Alice comes up with her own digital signature scheme. She writes a message and encrypts that message using her </w:t>
+      </w:r>
+      <w:proofErr w:type="gramStart"/>
+      <w:r>
+        <w:rPr>
+          <w:b/>
+          <w:bCs/>
+        </w:rPr>
+        <w:t>Private</w:t>
+      </w:r>
+      <w:proofErr w:type="gramEnd"/>
+      <w:r>
+        <w:rPr>
+          <w:b/>
+          <w:bCs/>
+        </w:rPr>
+        <w:t xml:space="preserve"> key. She then sends this message and the encrypted message both to Bob. Can Bob be sure that this message came from Alice?</w:t>
       </w:r>
       <w:r>
         <w:t xml:space="preserve"> </w:t>
@@ -5237,7 +5473,35 @@
         <w:rPr>
           <w:color w:val="156082" w:themeColor="accent1"/>
         </w:rPr>
-        <w:t>But this is not a proper digital signature scheme. Digital signatures are not done by encrypting the whole message with a private key. Real signature methods sign a hash of the message using a proper signing algorithm. If Alice invents her own method like this, it can have hidden weaknesses (wrong padding, replay issues, efficiency problems, etc.). So Bob should not consider it a reliable/standard proof.</w:t>
+        <w:t xml:space="preserve">But this is not a proper digital signature scheme. Digital signatures are not done by encrypting the whole message with a private key. Real signature methods sign a hash of the message using a proper signing algorithm. If Alice invents her own method like this, it can have hidden weaknesses (wrong padding, replay issues, efficiency problems, etc.). </w:t>
+      </w:r>
+      <w:proofErr w:type="gramStart"/>
+      <w:r>
+        <w:rPr>
+          <w:color w:val="156082" w:themeColor="accent1"/>
+        </w:rPr>
+        <w:t>So</w:t>
+      </w:r>
+      <w:proofErr w:type="gramEnd"/>
+      <w:r>
+        <w:rPr>
+          <w:color w:val="156082" w:themeColor="accent1"/>
+        </w:rPr>
+        <w:t xml:space="preserve"> Bob should not consider it </w:t>
+      </w:r>
+      <w:proofErr w:type="gramStart"/>
+      <w:r>
+        <w:rPr>
+          <w:color w:val="156082" w:themeColor="accent1"/>
+        </w:rPr>
+        <w:t>a reliable</w:t>
+      </w:r>
+      <w:proofErr w:type="gramEnd"/>
+      <w:r>
+        <w:rPr>
+          <w:color w:val="156082" w:themeColor="accent1"/>
+        </w:rPr>
+        <w:t>/standard proof.</w:t>
       </w:r>
     </w:p>
     <w:p>
@@ -5270,7 +5534,7 @@
       <w:pPr>
         <w:pStyle w:val="Heading2"/>
       </w:pPr>
-      <w:bookmarkStart w:id="7" w:name="_Toc222695594"/>
+      <w:bookmarkStart w:id="7" w:name="_Toc222768125"/>
       <w:r>
         <w:lastRenderedPageBreak/>
         <w:t>Part B</w:t>
@@ -5371,7 +5635,49 @@
         <w:rPr>
           <w:color w:val="156082" w:themeColor="accent1"/>
         </w:rPr>
-        <w:t>S = Sign(Hash(M), Alice_private) and Bob verifies using Alice_public.</w:t>
+        <w:t xml:space="preserve">S = </w:t>
+      </w:r>
+      <w:proofErr w:type="gramStart"/>
+      <w:r>
+        <w:rPr>
+          <w:color w:val="156082" w:themeColor="accent1"/>
+        </w:rPr>
+        <w:t>Sign(</w:t>
+      </w:r>
+      <w:proofErr w:type="gramEnd"/>
+      <w:r>
+        <w:rPr>
+          <w:color w:val="156082" w:themeColor="accent1"/>
+        </w:rPr>
+        <w:t xml:space="preserve">Hash(M), </w:t>
+      </w:r>
+      <w:proofErr w:type="spellStart"/>
+      <w:r>
+        <w:rPr>
+          <w:color w:val="156082" w:themeColor="accent1"/>
+        </w:rPr>
+        <w:t>Alice_private</w:t>
+      </w:r>
+      <w:proofErr w:type="spellEnd"/>
+      <w:r>
+        <w:rPr>
+          <w:color w:val="156082" w:themeColor="accent1"/>
+        </w:rPr>
+        <w:t xml:space="preserve">) and Bob verifies using </w:t>
+      </w:r>
+      <w:proofErr w:type="spellStart"/>
+      <w:r>
+        <w:rPr>
+          <w:color w:val="156082" w:themeColor="accent1"/>
+        </w:rPr>
+        <w:t>Alice_public</w:t>
+      </w:r>
+      <w:proofErr w:type="spellEnd"/>
+      <w:r>
+        <w:rPr>
+          <w:color w:val="156082" w:themeColor="accent1"/>
+        </w:rPr>
+        <w:t>.</w:t>
       </w:r>
       <w:r>
         <w:br w:type="page"/>
@@ -5381,7 +5687,7 @@
       <w:pPr>
         <w:pStyle w:val="Heading1"/>
       </w:pPr>
-      <w:bookmarkStart w:id="8" w:name="_Toc222695595"/>
+      <w:bookmarkStart w:id="8" w:name="_Toc222768126"/>
       <w:r>
         <w:lastRenderedPageBreak/>
         <w:t>Question 4</w:t>
@@ -5400,14 +5706,46 @@
           <w:b/>
           <w:bCs/>
         </w:rPr>
-        <w:t xml:space="preserve">In class we learnt that a symmetric key is often used for communication in-bulk i.e., when there is a lot of data that must be transferred. This is done because symmetric keys operate a lot faster than asymmetric keys. </w:t>
+        <w:t xml:space="preserve">In class we learnt that a </w:t>
+      </w:r>
+      <w:proofErr w:type="gramStart"/>
+      <w:r>
+        <w:rPr>
+          <w:b/>
+          <w:bCs/>
+        </w:rPr>
+        <w:t>symmetric</w:t>
+      </w:r>
+      <w:proofErr w:type="gramEnd"/>
+      <w:r>
+        <w:rPr>
+          <w:b/>
+          <w:bCs/>
+        </w:rPr>
+        <w:t xml:space="preserve"> key is often used for communication </w:t>
+      </w:r>
+      <w:proofErr w:type="gramStart"/>
+      <w:r>
+        <w:rPr>
+          <w:b/>
+          <w:bCs/>
+        </w:rPr>
+        <w:t>in-bulk</w:t>
+      </w:r>
+      <w:proofErr w:type="gramEnd"/>
+      <w:r>
+        <w:rPr>
+          <w:b/>
+          <w:bCs/>
+        </w:rPr>
+        <w:t xml:space="preserve"> i.e., when there is a lot of data that must be transferred. This is done because symmetric keys operate a lot faster than asymmetric keys. </w:t>
       </w:r>
     </w:p>
     <w:p>
       <w:pPr>
         <w:pStyle w:val="Heading2"/>
       </w:pPr>
-      <w:bookmarkStart w:id="9" w:name="_Toc222695596"/>
+      <w:bookmarkStart w:id="9" w:name="_Toc222768127"/>
       <w:r>
         <w:t>Part A</w:t>
       </w:r>
@@ -5732,11 +6070,19 @@
           <m:t>T</m:t>
         </m:r>
       </m:oMath>
-      <w:r>
-        <w:rPr>
-          <w:color w:val="156082" w:themeColor="accent1"/>
-        </w:rPr>
-        <w:t xml:space="preserve">reject; </w:t>
+      <w:proofErr w:type="gramStart"/>
+      <w:r>
+        <w:rPr>
+          <w:color w:val="156082" w:themeColor="accent1"/>
+        </w:rPr>
+        <w:t>reject;</w:t>
+      </w:r>
+      <w:proofErr w:type="gramEnd"/>
+      <w:r>
+        <w:rPr>
+          <w:color w:val="156082" w:themeColor="accent1"/>
+        </w:rPr>
+        <w:t xml:space="preserve"> </w:t>
       </w:r>
     </w:p>
     <w:p>
@@ -5772,7 +6118,7 @@
           <w:rFonts w:eastAsiaTheme="minorEastAsia"/>
         </w:rPr>
       </w:pPr>
-      <w:bookmarkStart w:id="10" w:name="_Toc222695597"/>
+      <w:bookmarkStart w:id="10" w:name="_Toc222768128"/>
       <w:r>
         <w:rPr>
           <w:rFonts w:eastAsiaTheme="minorEastAsia"/>
@@ -7185,7 +7531,7 @@
       <w:pPr>
         <w:pStyle w:val="Heading2"/>
       </w:pPr>
-      <w:bookmarkStart w:id="11" w:name="_Toc222695598"/>
+      <w:bookmarkStart w:id="11" w:name="_Toc222768129"/>
       <w:r>
         <w:lastRenderedPageBreak/>
         <w:t>Part B</w:t>
@@ -7282,7 +7628,21 @@
         <w:rPr>
           <w:color w:val="156082" w:themeColor="accent1"/>
         </w:rPr>
-        <w:t>to the message before encrypting and MACing, and Bob keeps track of the last accepted counter. If Bob ever receives a message with an old counter value again, he rejects it as a replay.</w:t>
+        <w:t xml:space="preserve">to the message before encrypting and MACing, and Bob keeps track of the last accepted counter. If Bob ever receives a message with an old counter value again, he rejects it as a </w:t>
+      </w:r>
+      <w:proofErr w:type="gramStart"/>
+      <w:r>
+        <w:rPr>
+          <w:color w:val="156082" w:themeColor="accent1"/>
+        </w:rPr>
+        <w:t>replay</w:t>
+      </w:r>
+      <w:proofErr w:type="gramEnd"/>
+      <w:r>
+        <w:rPr>
+          <w:color w:val="156082" w:themeColor="accent1"/>
+        </w:rPr>
+        <w:t>.</w:t>
       </w:r>
     </w:p>
     <w:p>
@@ -7645,14 +8005,7 @@
             <w:rFonts w:ascii="Cambria Math" w:hAnsi="Cambria Math"/>
             <w:color w:val="156082" w:themeColor="accent1"/>
           </w:rPr>
-          <m:t>i</m:t>
-        </m:r>
-        <m:r>
-          <w:rPr>
-            <w:rFonts w:ascii="Cambria Math" w:hAnsi="Cambria Math"/>
-            <w:color w:val="156082" w:themeColor="accent1"/>
-          </w:rPr>
-          <m:t xml:space="preserve"> </m:t>
+          <m:t xml:space="preserve">i </m:t>
         </m:r>
       </m:oMath>
       <w:r>
@@ -7674,7 +8027,21 @@
         <w:rPr>
           <w:color w:val="156082" w:themeColor="accent1"/>
         </w:rPr>
-        <w:t xml:space="preserve">last accepted value), reject as a replay; </w:t>
+        <w:t xml:space="preserve">last accepted value), reject as a </w:t>
+      </w:r>
+      <w:proofErr w:type="gramStart"/>
+      <w:r>
+        <w:rPr>
+          <w:color w:val="156082" w:themeColor="accent1"/>
+        </w:rPr>
+        <w:t>replay;</w:t>
+      </w:r>
+      <w:proofErr w:type="gramEnd"/>
+      <w:r>
+        <w:rPr>
+          <w:color w:val="156082" w:themeColor="accent1"/>
+        </w:rPr>
+        <w:t xml:space="preserve"> </w:t>
       </w:r>
     </w:p>
     <w:p>
@@ -7687,11 +8054,19 @@
           <w:color w:val="156082" w:themeColor="accent1"/>
         </w:rPr>
       </w:pPr>
-      <w:r>
-        <w:rPr>
-          <w:color w:val="156082" w:themeColor="accent1"/>
-        </w:rPr>
-        <w:t>otherwise accept and update the stored counter.</w:t>
+      <w:proofErr w:type="gramStart"/>
+      <w:r>
+        <w:rPr>
+          <w:color w:val="156082" w:themeColor="accent1"/>
+        </w:rPr>
+        <w:t>otherwise</w:t>
+      </w:r>
+      <w:proofErr w:type="gramEnd"/>
+      <w:r>
+        <w:rPr>
+          <w:color w:val="156082" w:themeColor="accent1"/>
+        </w:rPr>
+        <w:t xml:space="preserve"> accept and update the stored counter.</w:t>
       </w:r>
     </w:p>
     <w:p>
@@ -7714,7 +8089,7 @@
           <w:rFonts w:eastAsiaTheme="minorEastAsia"/>
         </w:rPr>
       </w:pPr>
-      <w:bookmarkStart w:id="12" w:name="_Toc222695599"/>
+      <w:bookmarkStart w:id="12" w:name="_Toc222768130"/>
       <w:r>
         <w:rPr>
           <w:rFonts w:eastAsiaTheme="minorEastAsia"/>
@@ -9900,7 +10275,7 @@
       <w:pPr>
         <w:pStyle w:val="Heading1"/>
       </w:pPr>
-      <w:bookmarkStart w:id="13" w:name="_Toc222695600"/>
+      <w:bookmarkStart w:id="13" w:name="_Toc222768131"/>
       <w:r>
         <w:lastRenderedPageBreak/>
         <w:t>Question 5</w:t>
@@ -9919,7 +10294,23 @@
           <w:b/>
           <w:bCs/>
         </w:rPr>
-        <w:t xml:space="preserve">In a Bitcoin blockchain, a transaction claims “Alice pays 0.3 BTC to Bob.” </w:t>
+        <w:t xml:space="preserve">In a Bitcoin blockchain, a transaction </w:t>
+      </w:r>
+      <w:proofErr w:type="gramStart"/>
+      <w:r>
+        <w:rPr>
+          <w:b/>
+          <w:bCs/>
+        </w:rPr>
+        <w:t>claims</w:t>
+      </w:r>
+      <w:proofErr w:type="gramEnd"/>
+      <w:r>
+        <w:rPr>
+          <w:b/>
+          <w:bCs/>
+        </w:rPr>
+        <w:t xml:space="preserve"> “Alice pays 0.3 BTC to Bob.” </w:t>
       </w:r>
     </w:p>
     <w:p>
@@ -9929,7 +10320,7 @@
           <w:color w:val="auto"/>
         </w:rPr>
       </w:pPr>
-      <w:bookmarkStart w:id="14" w:name="_Toc222695601"/>
+      <w:bookmarkStart w:id="14" w:name="_Toc222768132"/>
       <w:r>
         <w:t>Part A</w:t>
       </w:r>
@@ -10039,7 +10430,23 @@
           <w:color w:val="156082" w:themeColor="accent1"/>
           <w:u w:val="single"/>
         </w:rPr>
-        <w:t xml:space="preserve">Correct public key is provided: </w:t>
+        <w:t xml:space="preserve">Correct public </w:t>
+      </w:r>
+      <w:proofErr w:type="gramStart"/>
+      <w:r>
+        <w:rPr>
+          <w:color w:val="156082" w:themeColor="accent1"/>
+          <w:u w:val="single"/>
+        </w:rPr>
+        <w:t>key is</w:t>
+      </w:r>
+      <w:proofErr w:type="gramEnd"/>
+      <w:r>
+        <w:rPr>
+          <w:color w:val="156082" w:themeColor="accent1"/>
+          <w:u w:val="single"/>
+        </w:rPr>
+        <w:t xml:space="preserve"> provided: </w:t>
       </w:r>
     </w:p>
     <w:p>
@@ -10102,12 +10509,21 @@
           <w:u w:val="single"/>
         </w:rPr>
       </w:pPr>
+      <w:proofErr w:type="gramStart"/>
       <w:r>
         <w:rPr>
           <w:color w:val="156082" w:themeColor="accent1"/>
           <w:u w:val="single"/>
         </w:rPr>
-        <w:t xml:space="preserve">Signature is well-formed under Bitcoin rules: </w:t>
+        <w:t>Signature is</w:t>
+      </w:r>
+      <w:proofErr w:type="gramEnd"/>
+      <w:r>
+        <w:rPr>
+          <w:color w:val="156082" w:themeColor="accent1"/>
+          <w:u w:val="single"/>
+        </w:rPr>
+        <w:t xml:space="preserve"> well-formed under Bitcoin rules: </w:t>
       </w:r>
     </w:p>
     <w:p>
@@ -10121,7 +10537,21 @@
         <w:rPr>
           <w:color w:val="156082" w:themeColor="accent1"/>
         </w:rPr>
-        <w:t>The signature must be in an acceptable encoding/format and satisfy standard validity rules (e.g., not malformed). (In practice Bitcoin also has strictness rules to avoid weird encodings and malleability issues.)</w:t>
+        <w:t xml:space="preserve">The signature must be in an acceptable encoding/format and satisfy standard validity rules (e.g., not malformed). (In practice Bitcoin also has </w:t>
+      </w:r>
+      <w:proofErr w:type="gramStart"/>
+      <w:r>
+        <w:rPr>
+          <w:color w:val="156082" w:themeColor="accent1"/>
+        </w:rPr>
+        <w:t>strictness</w:t>
+      </w:r>
+      <w:proofErr w:type="gramEnd"/>
+      <w:r>
+        <w:rPr>
+          <w:color w:val="156082" w:themeColor="accent1"/>
+        </w:rPr>
+        <w:t xml:space="preserve"> rules to avoid weird encodings and malleability issues.)</w:t>
       </w:r>
     </w:p>
     <w:p>
@@ -10157,7 +10587,7 @@
           <w:color w:val="auto"/>
         </w:rPr>
       </w:pPr>
-      <w:bookmarkStart w:id="15" w:name="_Toc222695602"/>
+      <w:bookmarkStart w:id="15" w:name="_Toc222768133"/>
       <w:r>
         <w:lastRenderedPageBreak/>
         <w:t>Part B</w:t>
@@ -10189,7 +10619,21 @@
         <w:rPr>
           <w:color w:val="156082" w:themeColor="accent1"/>
         </w:rPr>
-        <w:t>Cryptographically, no. A valid Bitcoin signature is treated as proof that the sender had the private key for the coins being spent, and the signature is bound to the exact transaction contents. So if the signature verifies, Alice cannot realistically claim “I didn’t authorize this” in a cryptographic sense, because only the private key holder could have produced that signature.</w:t>
+        <w:t xml:space="preserve">Cryptographically, no. A valid Bitcoin signature is treated as proof that the sender had the private key for the coins being spent, and the signature is bound to the exact transaction contents. </w:t>
+      </w:r>
+      <w:proofErr w:type="gramStart"/>
+      <w:r>
+        <w:rPr>
+          <w:color w:val="156082" w:themeColor="accent1"/>
+        </w:rPr>
+        <w:t>So</w:t>
+      </w:r>
+      <w:proofErr w:type="gramEnd"/>
+      <w:r>
+        <w:rPr>
+          <w:color w:val="156082" w:themeColor="accent1"/>
+        </w:rPr>
+        <w:t xml:space="preserve"> if the signature verifies, Alice cannot realistically claim “I didn’t authorize this” in a cryptographic sense, because only the private key holder could have produced that signature.</w:t>
       </w:r>
     </w:p>
     <w:p>
@@ -10234,7 +10678,7 @@
       <w:pPr>
         <w:pStyle w:val="Heading1"/>
       </w:pPr>
-      <w:bookmarkStart w:id="16" w:name="_Toc222695603"/>
+      <w:bookmarkStart w:id="16" w:name="_Toc222768134"/>
       <w:r>
         <w:lastRenderedPageBreak/>
         <w:t>Question 6</w:t>
@@ -10263,7 +10707,7 @@
           <w:color w:val="auto"/>
         </w:rPr>
       </w:pPr>
-      <w:bookmarkStart w:id="17" w:name="_Toc222695604"/>
+      <w:bookmarkStart w:id="17" w:name="_Toc222768135"/>
       <w:r>
         <w:t>Part A</w:t>
       </w:r>
@@ -10294,7 +10738,77 @@
         <w:rPr>
           <w:color w:val="156082" w:themeColor="accent1"/>
         </w:rPr>
-        <w:t xml:space="preserve">In a blockchain, each block’s hash depends on all the data inside that block, and also (from Block 2 onward) includes the previous block’s hash as part of its own data. So if a transaction in Block 1 is changed, the hash of Block 1 changes from H1 to H1′. But Block 2 was originally created using the old value H1 = ABC123 inside its data. That means Block 2’s stored “previous hash” no longer matches the new hash of Block 1. Even if the attacker recalculates Block 1’s hash to get H1′, everyone can still see the chain is broken because Block 2 still points to the old hash ABC123. So recalculating only Block 1’s hash does not hide tampering </w:t>
+        <w:t xml:space="preserve">In a blockchain, each block’s hash depends on all the data inside that block, </w:t>
+      </w:r>
+      <w:proofErr w:type="gramStart"/>
+      <w:r>
+        <w:rPr>
+          <w:color w:val="156082" w:themeColor="accent1"/>
+        </w:rPr>
+        <w:t>and also</w:t>
+      </w:r>
+      <w:proofErr w:type="gramEnd"/>
+      <w:r>
+        <w:rPr>
+          <w:color w:val="156082" w:themeColor="accent1"/>
+        </w:rPr>
+        <w:t xml:space="preserve"> (from Block 2 onward) includes the previous block’s hash as part of its own data. </w:t>
+      </w:r>
+      <w:proofErr w:type="gramStart"/>
+      <w:r>
+        <w:rPr>
+          <w:color w:val="156082" w:themeColor="accent1"/>
+        </w:rPr>
+        <w:t>So</w:t>
+      </w:r>
+      <w:proofErr w:type="gramEnd"/>
+      <w:r>
+        <w:rPr>
+          <w:color w:val="156082" w:themeColor="accent1"/>
+        </w:rPr>
+        <w:t xml:space="preserve"> if a transaction in Block 1 is changed, the hash of Block 1 changes from H1 to </w:t>
+      </w:r>
+      <w:proofErr w:type="gramStart"/>
+      <w:r>
+        <w:rPr>
+          <w:color w:val="156082" w:themeColor="accent1"/>
+        </w:rPr>
+        <w:t>H1′.</w:t>
+      </w:r>
+      <w:proofErr w:type="gramEnd"/>
+      <w:r>
+        <w:rPr>
+          <w:color w:val="156082" w:themeColor="accent1"/>
+        </w:rPr>
+        <w:t xml:space="preserve"> But Block 2 was originally created using the old value H1 = ABC123 inside its data. That means Block 2’s stored “previous hash” no longer matches the new hash of Block 1. Even if the attacker recalculates Block 1’s hash to get </w:t>
+      </w:r>
+      <w:proofErr w:type="gramStart"/>
+      <w:r>
+        <w:rPr>
+          <w:color w:val="156082" w:themeColor="accent1"/>
+        </w:rPr>
+        <w:t>H1′,</w:t>
+      </w:r>
+      <w:proofErr w:type="gramEnd"/>
+      <w:r>
+        <w:rPr>
+          <w:color w:val="156082" w:themeColor="accent1"/>
+        </w:rPr>
+        <w:t xml:space="preserve"> everyone can still see the chain is broken because Block 2 still points to the old hash ABC123. </w:t>
+      </w:r>
+      <w:proofErr w:type="gramStart"/>
+      <w:r>
+        <w:rPr>
+          <w:color w:val="156082" w:themeColor="accent1"/>
+        </w:rPr>
+        <w:t>So</w:t>
+      </w:r>
+      <w:proofErr w:type="gramEnd"/>
+      <w:r>
+        <w:rPr>
+          <w:color w:val="156082" w:themeColor="accent1"/>
+        </w:rPr>
+        <w:t xml:space="preserve"> recalculating only Block 1’s hash does not hide tampering </w:t>
       </w:r>
       <w:r>
         <w:rPr>
@@ -10316,7 +10830,7 @@
           <w:color w:val="auto"/>
         </w:rPr>
       </w:pPr>
-      <w:bookmarkStart w:id="18" w:name="_Toc222695605"/>
+      <w:bookmarkStart w:id="18" w:name="_Toc222768136"/>
       <w:r>
         <w:t>Part B</w:t>
       </w:r>
@@ -10347,7 +10861,35 @@
         <w:rPr>
           <w:color w:val="156082" w:themeColor="accent1"/>
         </w:rPr>
-        <w:t xml:space="preserve">To make the altered chain look valid, the attacker would have to update every later block so the links match again. Concretely, after changing Block 1, they must: put H1′ into Block 2 and re-hash Block 2 to get a new H2′; then put H2′ into Block 3 and re-hash Block 3 to get H3′, and so on for all following blocks. In a Proof-of-Work blockchain, this is not just “recalculate a hash once” </w:t>
+        <w:t xml:space="preserve">To make the altered chain look valid, the attacker would have to update every later block so the links match again. Concretely, after changing Block 1, they must: put H1′ into Block 2 and re-hash Block 2 to get a new </w:t>
+      </w:r>
+      <w:proofErr w:type="gramStart"/>
+      <w:r>
+        <w:rPr>
+          <w:color w:val="156082" w:themeColor="accent1"/>
+        </w:rPr>
+        <w:t>H2′;</w:t>
+      </w:r>
+      <w:proofErr w:type="gramEnd"/>
+      <w:r>
+        <w:rPr>
+          <w:color w:val="156082" w:themeColor="accent1"/>
+        </w:rPr>
+        <w:t xml:space="preserve"> then put H2′ into Block 3 and re-hash Block 3 to get </w:t>
+      </w:r>
+      <w:proofErr w:type="gramStart"/>
+      <w:r>
+        <w:rPr>
+          <w:color w:val="156082" w:themeColor="accent1"/>
+        </w:rPr>
+        <w:t>H3′,</w:t>
+      </w:r>
+      <w:proofErr w:type="gramEnd"/>
+      <w:r>
+        <w:rPr>
+          <w:color w:val="156082" w:themeColor="accent1"/>
+        </w:rPr>
+        <w:t xml:space="preserve"> and so on for all following blocks. In a Proof-of-Work blockchain, this is not just “recalculate a hash once” </w:t>
       </w:r>
       <w:r>
         <w:rPr>
@@ -10359,7 +10901,21 @@
         <w:rPr>
           <w:color w:val="156082" w:themeColor="accent1"/>
         </w:rPr>
-        <w:t xml:space="preserve"> each block’s hash must satisfy a difficulty target (the mining puzzle), which requires doing a huge amount of trial-and-error hashing to find a valid nonce. So the attacker would need to re-mine Block 2, Block 3, </w:t>
+        <w:t xml:space="preserve"> each block’s hash must satisfy a difficulty target (the mining puzzle), which requires doing a huge amount of trial-and-error hashing to find a valid nonce. </w:t>
+      </w:r>
+      <w:proofErr w:type="gramStart"/>
+      <w:r>
+        <w:rPr>
+          <w:color w:val="156082" w:themeColor="accent1"/>
+        </w:rPr>
+        <w:t>So</w:t>
+      </w:r>
+      <w:proofErr w:type="gramEnd"/>
+      <w:r>
+        <w:rPr>
+          <w:color w:val="156082" w:themeColor="accent1"/>
+        </w:rPr>
+        <w:t xml:space="preserve"> the attacker would need to re-mine Block 2, Block 3, </w:t>
       </w:r>
       <w:r>
         <w:rPr>
@@ -10391,7 +10947,7 @@
       <w:pPr>
         <w:pStyle w:val="Heading1"/>
       </w:pPr>
-      <w:bookmarkStart w:id="19" w:name="_Toc222695606"/>
+      <w:bookmarkStart w:id="19" w:name="_Toc222768137"/>
       <w:r>
         <w:lastRenderedPageBreak/>
         <w:t>Question 7</w:t>
@@ -10410,7 +10966,31 @@
           <w:b/>
           <w:bCs/>
         </w:rPr>
-        <w:t>Consider as simple encryption procedure using a public/private key pair. You have the public key as the integer p=7 and the “secret” private key as the integer s=3. The method to encrypt an integer m is: c = m</w:t>
+        <w:t xml:space="preserve">Consider as simple encryption procedure using a public/private key pair. You have the public key as the integer p=7 and the “secret” private key as the integer s=3. The method to encrypt an integer m </w:t>
+      </w:r>
+      <w:proofErr w:type="gramStart"/>
+      <w:r>
+        <w:rPr>
+          <w:b/>
+          <w:bCs/>
+        </w:rPr>
+        <w:t>is:</w:t>
+      </w:r>
+      <w:proofErr w:type="gramEnd"/>
+      <w:r>
+        <w:rPr>
+          <w:b/>
+          <w:bCs/>
+        </w:rPr>
+        <w:t xml:space="preserve"> c = </w:t>
+      </w:r>
+      <w:proofErr w:type="spellStart"/>
+      <w:r>
+        <w:rPr>
+          <w:b/>
+          <w:bCs/>
+        </w:rPr>
+        <w:t>m</w:t>
       </w:r>
       <w:r>
         <w:rPr>
@@ -10420,6 +11000,7 @@
         </w:rPr>
         <w:t>p</w:t>
       </w:r>
+      <w:proofErr w:type="spellEnd"/>
       <w:r>
         <w:rPr>
           <w:b/>
@@ -10440,32 +11021,64 @@
           <w:b/>
           <w:bCs/>
         </w:rPr>
-        <w:t xml:space="preserve"> mod 33 Assume that the input characters have the following numerical values: a/A = 0, b/B = 1, c/C = 2, ..., z/Z = 25. </w:t>
-      </w:r>
-    </w:p>
-    <w:p>
-      <w:pPr>
-        <w:pStyle w:val="Heading2"/>
-      </w:pPr>
-      <w:bookmarkStart w:id="20" w:name="_Toc222695607"/>
-      <w:r>
-        <w:t>Part A</w:t>
-      </w:r>
-      <w:bookmarkEnd w:id="20"/>
-    </w:p>
-    <w:p>
-      <w:pPr>
+        <w:t xml:space="preserve"> mod 33 Assume that the input characters have the following numerical values</w:t>
+      </w:r>
+      <w:proofErr w:type="gramStart"/>
+      <w:r>
         <w:rPr>
           <w:b/>
           <w:bCs/>
         </w:rPr>
-      </w:pPr>
+        <w:t>: a</w:t>
+      </w:r>
+      <w:proofErr w:type="gramEnd"/>
       <w:r>
         <w:rPr>
           <w:b/>
           <w:bCs/>
         </w:rPr>
-        <w:t xml:space="preserve">a) Encrypt the word ‘SurpriseQuiz’ and write down the sequence of numbers. </w:t>
+        <w:t xml:space="preserve">/A = 0, b/B = 1, c/C = 2, ..., z/Z = 25. </w:t>
+      </w:r>
+    </w:p>
+    <w:p>
+      <w:pPr>
+        <w:pStyle w:val="Heading2"/>
+      </w:pPr>
+      <w:bookmarkStart w:id="20" w:name="_Toc222768138"/>
+      <w:r>
+        <w:t>Part A</w:t>
+      </w:r>
+      <w:bookmarkEnd w:id="20"/>
+    </w:p>
+    <w:p>
+      <w:pPr>
+        <w:rPr>
+          <w:b/>
+          <w:bCs/>
+        </w:rPr>
+      </w:pPr>
+      <w:r>
+        <w:rPr>
+          <w:b/>
+          <w:bCs/>
+        </w:rPr>
+        <w:t>a) Encrypt the word ‘</w:t>
+      </w:r>
+      <w:proofErr w:type="spellStart"/>
+      <w:r>
+        <w:rPr>
+          <w:b/>
+          <w:bCs/>
+        </w:rPr>
+        <w:t>SurpriseQuiz</w:t>
+      </w:r>
+      <w:proofErr w:type="spellEnd"/>
+      <w:r>
+        <w:rPr>
+          <w:b/>
+          <w:bCs/>
+        </w:rPr>
+        <w:t xml:space="preserve">’ and write down the sequence of numbers. </w:t>
       </w:r>
     </w:p>
     <w:p>
@@ -10512,25 +11125,38 @@
         <w:rPr>
           <w:rFonts w:eastAsiaTheme="minorEastAsia"/>
           <w:color w:val="156082" w:themeColor="accent1"/>
-        </w:rPr>
-      </w:pPr>
-      <w:r>
-        <w:rPr>
-          <w:color w:val="156082" w:themeColor="accent1"/>
+          <w:lang w:val="fr-FR"/>
+        </w:rPr>
+      </w:pPr>
+      <w:r>
+        <w:rPr>
+          <w:color w:val="156082" w:themeColor="accent1"/>
+          <w:lang w:val="fr-FR"/>
         </w:rPr>
         <w:t>“</w:t>
       </w:r>
       <w:r>
         <w:rPr>
           <w:color w:val="156082" w:themeColor="accent1"/>
+          <w:lang w:val="fr-FR"/>
         </w:rPr>
         <w:t>Surprise</w:t>
       </w:r>
-      <w:r>
-        <w:rPr>
-          <w:color w:val="156082" w:themeColor="accent1"/>
-        </w:rPr>
-        <w:t xml:space="preserve">”: </w:t>
+      <w:proofErr w:type="gramStart"/>
+      <w:r>
+        <w:rPr>
+          <w:color w:val="156082" w:themeColor="accent1"/>
+          <w:lang w:val="fr-FR"/>
+        </w:rPr>
+        <w:t>”:</w:t>
+      </w:r>
+      <w:proofErr w:type="gramEnd"/>
+      <w:r>
+        <w:rPr>
+          <w:color w:val="156082" w:themeColor="accent1"/>
+          <w:lang w:val="fr-FR"/>
+        </w:rPr>
+        <w:t xml:space="preserve"> </w:t>
       </w:r>
       <m:oMath>
         <m:r>
@@ -10538,7 +11164,15 @@
             <w:rFonts w:ascii="Cambria Math" w:hAnsi="Cambria Math"/>
             <w:color w:val="156082" w:themeColor="accent1"/>
           </w:rPr>
-          <m:t>S=18,</m:t>
+          <m:t>S</m:t>
+        </m:r>
+        <m:r>
+          <w:rPr>
+            <w:rFonts w:ascii="Cambria Math" w:hAnsi="Cambria Math"/>
+            <w:color w:val="156082" w:themeColor="accent1"/>
+            <w:lang w:val="fr-FR"/>
+          </w:rPr>
+          <m:t>=18,</m:t>
         </m:r>
         <m:r>
           <m:rPr>
@@ -10547,6 +11181,7 @@
           <w:rPr>
             <w:rFonts w:ascii="Arial" w:hAnsi="Arial" w:cs="Arial"/>
             <w:color w:val="156082" w:themeColor="accent1"/>
+            <w:lang w:val="fr-FR"/>
           </w:rPr>
           <m:t>  </m:t>
         </m:r>
@@ -10555,7 +11190,15 @@
             <w:rFonts w:ascii="Cambria Math" w:hAnsi="Cambria Math"/>
             <w:color w:val="156082" w:themeColor="accent1"/>
           </w:rPr>
-          <m:t>u=20,</m:t>
+          <m:t>u</m:t>
+        </m:r>
+        <m:r>
+          <w:rPr>
+            <w:rFonts w:ascii="Cambria Math" w:hAnsi="Cambria Math"/>
+            <w:color w:val="156082" w:themeColor="accent1"/>
+            <w:lang w:val="fr-FR"/>
+          </w:rPr>
+          <m:t>=20,</m:t>
         </m:r>
         <m:r>
           <m:rPr>
@@ -10564,6 +11207,7 @@
           <w:rPr>
             <w:rFonts w:ascii="Arial" w:hAnsi="Arial" w:cs="Arial"/>
             <w:color w:val="156082" w:themeColor="accent1"/>
+            <w:lang w:val="fr-FR"/>
           </w:rPr>
           <m:t>  </m:t>
         </m:r>
@@ -10572,7 +11216,15 @@
             <w:rFonts w:ascii="Cambria Math" w:hAnsi="Cambria Math"/>
             <w:color w:val="156082" w:themeColor="accent1"/>
           </w:rPr>
-          <m:t>r=17,</m:t>
+          <m:t>r</m:t>
+        </m:r>
+        <m:r>
+          <w:rPr>
+            <w:rFonts w:ascii="Cambria Math" w:hAnsi="Cambria Math"/>
+            <w:color w:val="156082" w:themeColor="accent1"/>
+            <w:lang w:val="fr-FR"/>
+          </w:rPr>
+          <m:t>=17,</m:t>
         </m:r>
         <m:r>
           <m:rPr>
@@ -10581,6 +11233,7 @@
           <w:rPr>
             <w:rFonts w:ascii="Arial" w:hAnsi="Arial" w:cs="Arial"/>
             <w:color w:val="156082" w:themeColor="accent1"/>
+            <w:lang w:val="fr-FR"/>
           </w:rPr>
           <m:t>  </m:t>
         </m:r>
@@ -10589,7 +11242,15 @@
             <w:rFonts w:ascii="Cambria Math" w:hAnsi="Cambria Math"/>
             <w:color w:val="156082" w:themeColor="accent1"/>
           </w:rPr>
-          <m:t>p=15,</m:t>
+          <m:t>p</m:t>
+        </m:r>
+        <m:r>
+          <w:rPr>
+            <w:rFonts w:ascii="Cambria Math" w:hAnsi="Cambria Math"/>
+            <w:color w:val="156082" w:themeColor="accent1"/>
+            <w:lang w:val="fr-FR"/>
+          </w:rPr>
+          <m:t>=15,</m:t>
         </m:r>
         <m:r>
           <m:rPr>
@@ -10598,6 +11259,7 @@
           <w:rPr>
             <w:rFonts w:ascii="Arial" w:hAnsi="Arial" w:cs="Arial"/>
             <w:color w:val="156082" w:themeColor="accent1"/>
+            <w:lang w:val="fr-FR"/>
           </w:rPr>
           <m:t>  </m:t>
         </m:r>
@@ -10606,7 +11268,15 @@
             <w:rFonts w:ascii="Cambria Math" w:hAnsi="Cambria Math"/>
             <w:color w:val="156082" w:themeColor="accent1"/>
           </w:rPr>
-          <m:t>r=17,</m:t>
+          <m:t>r</m:t>
+        </m:r>
+        <m:r>
+          <w:rPr>
+            <w:rFonts w:ascii="Cambria Math" w:hAnsi="Cambria Math"/>
+            <w:color w:val="156082" w:themeColor="accent1"/>
+            <w:lang w:val="fr-FR"/>
+          </w:rPr>
+          <m:t>=17,</m:t>
         </m:r>
         <m:r>
           <m:rPr>
@@ -10615,6 +11285,7 @@
           <w:rPr>
             <w:rFonts w:ascii="Arial" w:hAnsi="Arial" w:cs="Arial"/>
             <w:color w:val="156082" w:themeColor="accent1"/>
+            <w:lang w:val="fr-FR"/>
           </w:rPr>
           <m:t>  </m:t>
         </m:r>
@@ -10623,7 +11294,15 @@
             <w:rFonts w:ascii="Cambria Math" w:hAnsi="Cambria Math"/>
             <w:color w:val="156082" w:themeColor="accent1"/>
           </w:rPr>
-          <m:t>i=8,</m:t>
+          <m:t>i</m:t>
+        </m:r>
+        <m:r>
+          <w:rPr>
+            <w:rFonts w:ascii="Cambria Math" w:hAnsi="Cambria Math"/>
+            <w:color w:val="156082" w:themeColor="accent1"/>
+            <w:lang w:val="fr-FR"/>
+          </w:rPr>
+          <m:t>=8,</m:t>
         </m:r>
         <m:r>
           <m:rPr>
@@ -10632,6 +11311,7 @@
           <w:rPr>
             <w:rFonts w:ascii="Arial" w:hAnsi="Arial" w:cs="Arial"/>
             <w:color w:val="156082" w:themeColor="accent1"/>
+            <w:lang w:val="fr-FR"/>
           </w:rPr>
           <m:t>  </m:t>
         </m:r>
@@ -10640,7 +11320,15 @@
             <w:rFonts w:ascii="Cambria Math" w:hAnsi="Cambria Math"/>
             <w:color w:val="156082" w:themeColor="accent1"/>
           </w:rPr>
-          <m:t>s=18,</m:t>
+          <m:t>s</m:t>
+        </m:r>
+        <m:r>
+          <w:rPr>
+            <w:rFonts w:ascii="Cambria Math" w:hAnsi="Cambria Math"/>
+            <w:color w:val="156082" w:themeColor="accent1"/>
+            <w:lang w:val="fr-FR"/>
+          </w:rPr>
+          <m:t>=18,</m:t>
         </m:r>
         <m:r>
           <m:rPr>
@@ -10649,6 +11337,7 @@
           <w:rPr>
             <w:rFonts w:ascii="Arial" w:hAnsi="Arial" w:cs="Arial"/>
             <w:color w:val="156082" w:themeColor="accent1"/>
+            <w:lang w:val="fr-FR"/>
           </w:rPr>
           <m:t>  </m:t>
         </m:r>
@@ -10657,7 +11346,15 @@
             <w:rFonts w:ascii="Cambria Math" w:hAnsi="Cambria Math"/>
             <w:color w:val="156082" w:themeColor="accent1"/>
           </w:rPr>
-          <m:t>e=4,</m:t>
+          <m:t>e</m:t>
+        </m:r>
+        <m:r>
+          <w:rPr>
+            <w:rFonts w:ascii="Cambria Math" w:hAnsi="Cambria Math"/>
+            <w:color w:val="156082" w:themeColor="accent1"/>
+            <w:lang w:val="fr-FR"/>
+          </w:rPr>
+          <m:t>=4,</m:t>
         </m:r>
         <m:r>
           <m:rPr>
@@ -10666,6 +11363,7 @@
           <w:rPr>
             <w:rFonts w:ascii="Arial" w:hAnsi="Arial" w:cs="Arial"/>
             <w:color w:val="156082" w:themeColor="accent1"/>
+            <w:lang w:val="fr-FR"/>
           </w:rPr>
           <m:t>  </m:t>
         </m:r>
@@ -10676,26 +11374,39 @@
         <w:jc w:val="center"/>
         <w:rPr>
           <w:color w:val="156082" w:themeColor="accent1"/>
+          <w:lang w:val="fr-FR"/>
         </w:rPr>
       </w:pPr>
       <w:r>
         <w:rPr>
           <w:rFonts w:eastAsiaTheme="minorEastAsia"/>
           <w:color w:val="156082" w:themeColor="accent1"/>
+          <w:lang w:val="fr-FR"/>
         </w:rPr>
         <w:t>“</w:t>
       </w:r>
       <w:r>
         <w:rPr>
           <w:color w:val="156082" w:themeColor="accent1"/>
+          <w:lang w:val="fr-FR"/>
         </w:rPr>
         <w:t>Quiz</w:t>
       </w:r>
-      <w:r>
-        <w:rPr>
-          <w:color w:val="156082" w:themeColor="accent1"/>
-        </w:rPr>
-        <w:t xml:space="preserve">”: </w:t>
+      <w:proofErr w:type="gramStart"/>
+      <w:r>
+        <w:rPr>
+          <w:color w:val="156082" w:themeColor="accent1"/>
+          <w:lang w:val="fr-FR"/>
+        </w:rPr>
+        <w:t>”:</w:t>
+      </w:r>
+      <w:proofErr w:type="gramEnd"/>
+      <w:r>
+        <w:rPr>
+          <w:color w:val="156082" w:themeColor="accent1"/>
+          <w:lang w:val="fr-FR"/>
+        </w:rPr>
+        <w:t xml:space="preserve"> </w:t>
       </w:r>
       <m:oMath>
         <m:r>
@@ -10703,7 +11414,15 @@
             <w:rFonts w:ascii="Cambria Math" w:hAnsi="Cambria Math"/>
             <w:color w:val="156082" w:themeColor="accent1"/>
           </w:rPr>
-          <m:t>q=16,</m:t>
+          <m:t>q</m:t>
+        </m:r>
+        <m:r>
+          <w:rPr>
+            <w:rFonts w:ascii="Cambria Math" w:hAnsi="Cambria Math"/>
+            <w:color w:val="156082" w:themeColor="accent1"/>
+            <w:lang w:val="fr-FR"/>
+          </w:rPr>
+          <m:t>=16,</m:t>
         </m:r>
         <m:r>
           <m:rPr>
@@ -10712,6 +11431,7 @@
           <w:rPr>
             <w:rFonts w:ascii="Arial" w:hAnsi="Arial" w:cs="Arial"/>
             <w:color w:val="156082" w:themeColor="accent1"/>
+            <w:lang w:val="fr-FR"/>
           </w:rPr>
           <m:t>  </m:t>
         </m:r>
@@ -10720,7 +11440,15 @@
             <w:rFonts w:ascii="Cambria Math" w:hAnsi="Cambria Math"/>
             <w:color w:val="156082" w:themeColor="accent1"/>
           </w:rPr>
-          <m:t>u=20,</m:t>
+          <m:t>u</m:t>
+        </m:r>
+        <m:r>
+          <w:rPr>
+            <w:rFonts w:ascii="Cambria Math" w:hAnsi="Cambria Math"/>
+            <w:color w:val="156082" w:themeColor="accent1"/>
+            <w:lang w:val="fr-FR"/>
+          </w:rPr>
+          <m:t>=20,</m:t>
         </m:r>
         <m:r>
           <m:rPr>
@@ -10729,6 +11457,7 @@
           <w:rPr>
             <w:rFonts w:ascii="Arial" w:hAnsi="Arial" w:cs="Arial"/>
             <w:color w:val="156082" w:themeColor="accent1"/>
+            <w:lang w:val="fr-FR"/>
           </w:rPr>
           <m:t>  </m:t>
         </m:r>
@@ -10737,7 +11466,15 @@
             <w:rFonts w:ascii="Cambria Math" w:hAnsi="Cambria Math"/>
             <w:color w:val="156082" w:themeColor="accent1"/>
           </w:rPr>
-          <m:t>i=8,</m:t>
+          <m:t>i</m:t>
+        </m:r>
+        <m:r>
+          <w:rPr>
+            <w:rFonts w:ascii="Cambria Math" w:hAnsi="Cambria Math"/>
+            <w:color w:val="156082" w:themeColor="accent1"/>
+            <w:lang w:val="fr-FR"/>
+          </w:rPr>
+          <m:t>=8,</m:t>
         </m:r>
         <m:r>
           <m:rPr>
@@ -10746,6 +11483,7 @@
           <w:rPr>
             <w:rFonts w:ascii="Arial" w:hAnsi="Arial" w:cs="Arial"/>
             <w:color w:val="156082" w:themeColor="accent1"/>
+            <w:lang w:val="fr-FR"/>
           </w:rPr>
           <m:t>  </m:t>
         </m:r>
@@ -10754,14 +11492,15 @@
             <w:rFonts w:ascii="Cambria Math" w:hAnsi="Cambria Math"/>
             <w:color w:val="156082" w:themeColor="accent1"/>
           </w:rPr>
-          <m:t>z=2</m:t>
+          <m:t>z</m:t>
         </m:r>
         <m:r>
           <w:rPr>
             <w:rFonts w:ascii="Cambria Math" w:hAnsi="Cambria Math"/>
             <w:color w:val="156082" w:themeColor="accent1"/>
+            <w:lang w:val="fr-FR"/>
           </w:rPr>
-          <m:t>5</m:t>
+          <m:t>=25</m:t>
         </m:r>
       </m:oMath>
     </w:p>
@@ -10895,6 +11634,7 @@
       </w:r>
       <w:r>
         <w:rPr>
+          <w:noProof/>
           <w:color w:val="156082" w:themeColor="accent1"/>
         </w:rPr>
         <w:drawing>
@@ -10956,7 +11696,7 @@
       <w:pPr>
         <w:pStyle w:val="Heading2"/>
       </w:pPr>
-      <w:bookmarkStart w:id="21" w:name="_Toc222695608"/>
+      <w:bookmarkStart w:id="21" w:name="_Toc222768139"/>
       <w:r>
         <w:lastRenderedPageBreak/>
         <w:t>Part B</w:t>
@@ -11363,11 +12103,19 @@
           <w:color w:val="156082" w:themeColor="accent1"/>
         </w:rPr>
       </w:pPr>
-      <w:r>
-        <w:rPr>
-          <w:color w:val="156082" w:themeColor="accent1"/>
-        </w:rPr>
-        <w:t>So the text becomes:</w:t>
+      <w:proofErr w:type="gramStart"/>
+      <w:r>
+        <w:rPr>
+          <w:color w:val="156082" w:themeColor="accent1"/>
+        </w:rPr>
+        <w:t>So</w:t>
+      </w:r>
+      <w:proofErr w:type="gramEnd"/>
+      <w:r>
+        <w:rPr>
+          <w:color w:val="156082" w:themeColor="accent1"/>
+        </w:rPr>
+        <w:t xml:space="preserve"> the text becomes:</w:t>
       </w:r>
     </w:p>
     <w:p>
@@ -11382,30 +12130,59 @@
         <w:rPr>
           <w:color w:val="156082" w:themeColor="accent1"/>
         </w:rPr>
-        <w:t>“bitcoinovereth” (i.e., “bitcoin over eth”).</w:t>
-      </w:r>
-    </w:p>
-    <w:p>
-      <w:pPr>
-        <w:rPr>
-          <w:color w:val="156082" w:themeColor="accent1"/>
-        </w:rPr>
-      </w:pPr>
-      <w:r>
-        <w:rPr>
-          <w:color w:val="156082" w:themeColor="accent1"/>
-        </w:rPr>
-        <w:t>It actually looks like a meaningful phrase, not random letters.</w:t>
-      </w:r>
-    </w:p>
-    <w:p>
-      <w:pPr>
-        <w:rPr>
-          <w:color w:val="156082" w:themeColor="accent1"/>
-        </w:rPr>
-      </w:pPr>
-      <w:r>
-        <w:rPr>
+        <w:t>“</w:t>
+      </w:r>
+      <w:proofErr w:type="spellStart"/>
+      <w:r>
+        <w:rPr>
+          <w:color w:val="156082" w:themeColor="accent1"/>
+        </w:rPr>
+        <w:t>bitcoinovereth</w:t>
+      </w:r>
+      <w:proofErr w:type="spellEnd"/>
+      <w:r>
+        <w:rPr>
+          <w:color w:val="156082" w:themeColor="accent1"/>
+        </w:rPr>
+        <w:t>” (i.e., “bitcoin over eth”).</w:t>
+      </w:r>
+    </w:p>
+    <w:p>
+      <w:pPr>
+        <w:rPr>
+          <w:color w:val="156082" w:themeColor="accent1"/>
+        </w:rPr>
+      </w:pPr>
+      <w:r>
+        <w:rPr>
+          <w:color w:val="156082" w:themeColor="accent1"/>
+        </w:rPr>
+        <w:t xml:space="preserve">It </w:t>
+      </w:r>
+      <w:proofErr w:type="gramStart"/>
+      <w:r>
+        <w:rPr>
+          <w:color w:val="156082" w:themeColor="accent1"/>
+        </w:rPr>
+        <w:t>actually looks</w:t>
+      </w:r>
+      <w:proofErr w:type="gramEnd"/>
+      <w:r>
+        <w:rPr>
+          <w:color w:val="156082" w:themeColor="accent1"/>
+        </w:rPr>
+        <w:t xml:space="preserve"> like a meaningful phrase, not random letters.</w:t>
+      </w:r>
+    </w:p>
+    <w:p>
+      <w:pPr>
+        <w:rPr>
+          <w:color w:val="156082" w:themeColor="accent1"/>
+        </w:rPr>
+      </w:pPr>
+      <w:r>
+        <w:rPr>
+          <w:noProof/>
           <w:color w:val="156082" w:themeColor="accent1"/>
         </w:rPr>
         <w:lastRenderedPageBreak/>
@@ -11452,6 +12229,7 @@
       </w:r>
       <w:r>
         <w:rPr>
+          <w:noProof/>
           <w:color w:val="156082" w:themeColor="accent1"/>
         </w:rPr>
         <w:drawing>
@@ -11506,7 +12284,7 @@
       <w:pPr>
         <w:pStyle w:val="Heading2"/>
       </w:pPr>
-      <w:bookmarkStart w:id="22" w:name="_Toc222695609"/>
+      <w:bookmarkStart w:id="22" w:name="_Toc222768140"/>
       <w:r>
         <w:lastRenderedPageBreak/>
         <w:t>Part C</w:t>
@@ -11525,7 +12303,23 @@
           <w:b/>
           <w:bCs/>
         </w:rPr>
-        <w:t xml:space="preserve">c) Suppose Alice wants to transmit the word “SaveMe”. What is the final message that Alice transmits? </w:t>
+        <w:t>c) Suppose Alice wants to transmit the word “</w:t>
+      </w:r>
+      <w:proofErr w:type="spellStart"/>
+      <w:r>
+        <w:rPr>
+          <w:b/>
+          <w:bCs/>
+        </w:rPr>
+        <w:t>SaveMe</w:t>
+      </w:r>
+      <w:proofErr w:type="spellEnd"/>
+      <w:r>
+        <w:rPr>
+          <w:b/>
+          <w:bCs/>
+        </w:rPr>
+        <w:t xml:space="preserve">”. What is the final message that Alice transmits? </w:t>
       </w:r>
     </w:p>
     <w:p>
@@ -11547,40 +12341,265 @@
     </w:p>
     <w:p>
       <w:pPr>
-        <w:rPr>
-          <w:color w:val="156082" w:themeColor="accent1"/>
-        </w:rPr>
-      </w:pPr>
-      <w:r>
-        <w:rPr>
-          <w:color w:val="156082" w:themeColor="accent1"/>
-        </w:rPr>
-        <w:t>Convert to numbers:</w:t>
-      </w:r>
-    </w:p>
-    <w:p>
-      <w:pPr>
-        <w:rPr>
-          <w:color w:val="156082" w:themeColor="accent1"/>
-        </w:rPr>
-      </w:pPr>
-      <w:r>
-        <w:rPr>
-          <w:color w:val="156082" w:themeColor="accent1"/>
-        </w:rPr>
-        <w:t>“</w:t>
-      </w:r>
+        <w:numPr>
+          <w:ilvl w:val="0"/>
+          <w:numId w:val="12"/>
+        </w:numPr>
+        <w:rPr>
+          <w:color w:val="156082" w:themeColor="accent1"/>
+        </w:rPr>
+      </w:pPr>
+      <w:r>
+        <w:rPr>
+          <w:color w:val="156082" w:themeColor="accent1"/>
+        </w:rPr>
+        <w:t>Convert “</w:t>
+      </w:r>
+      <w:proofErr w:type="spellStart"/>
       <w:r>
         <w:rPr>
           <w:color w:val="156082" w:themeColor="accent1"/>
         </w:rPr>
         <w:t>SaveMe</w:t>
       </w:r>
-      <w:r>
-        <w:rPr>
-          <w:color w:val="156082" w:themeColor="accent1"/>
-        </w:rPr>
-        <w:t xml:space="preserve">”: </w:t>
+      <w:proofErr w:type="spellEnd"/>
+      <w:r>
+        <w:rPr>
+          <w:color w:val="156082" w:themeColor="accent1"/>
+        </w:rPr>
+        <w:t>” → numbers</w:t>
+      </w:r>
+      <w:r>
+        <w:rPr>
+          <w:color w:val="156082" w:themeColor="accent1"/>
+        </w:rPr>
+        <w:br/>
+        <w:t>S=18, a=0, v=21, e=4, M=12, e=4</w:t>
+      </w:r>
+      <w:r>
+        <w:rPr>
+          <w:color w:val="156082" w:themeColor="accent1"/>
+        </w:rPr>
+        <w:br/>
+        <w:t>So message list:</w:t>
+      </w:r>
+      <w:r>
+        <w:rPr>
+          <w:color w:val="156082" w:themeColor="accent1"/>
+        </w:rPr>
+        <w:t xml:space="preserve"> </w:t>
+      </w:r>
+      <w:r>
+        <w:rPr>
+          <w:color w:val="156082" w:themeColor="accent1"/>
+        </w:rPr>
+        <w:t>[18, 0, 21, 4, 12, 4]</w:t>
+      </w:r>
+    </w:p>
+    <w:p>
+      <w:pPr>
+        <w:numPr>
+          <w:ilvl w:val="0"/>
+          <w:numId w:val="13"/>
+        </w:numPr>
+        <w:rPr>
+          <w:color w:val="156082" w:themeColor="accent1"/>
+        </w:rPr>
+      </w:pPr>
+      <w:r>
+        <w:rPr>
+          <w:color w:val="156082" w:themeColor="accent1"/>
+        </w:rPr>
+        <w:t>Compute list-hash input:</w:t>
+      </w:r>
+    </w:p>
+    <w:p>
+      <w:pPr>
+        <w:rPr>
+          <w:color w:val="156082" w:themeColor="accent1"/>
+        </w:rPr>
+      </w:pPr>
+      <m:oMathPara>
+        <m:oMath>
+          <m:r>
+            <w:rPr>
+              <w:rFonts w:ascii="Cambria Math" w:hAnsi="Cambria Math"/>
+              <w:color w:val="156082" w:themeColor="accent1"/>
+            </w:rPr>
+            <m:t>∑=18+0+21+4+12+4=59</m:t>
+          </m:r>
+          <m:r>
+            <w:rPr>
+              <w:i/>
+              <w:color w:val="156082" w:themeColor="accent1"/>
+            </w:rPr>
+            <w:br/>
+          </m:r>
+        </m:oMath>
+        <m:oMath>
+          <m:r>
+            <w:rPr>
+              <w:rFonts w:ascii="Cambria Math" w:hAnsi="Cambria Math"/>
+              <w:color w:val="156082" w:themeColor="accent1"/>
+            </w:rPr>
+            <m:t>x=59</m:t>
+          </m:r>
+          <m:r>
+            <m:rPr>
+              <m:nor/>
+            </m:rPr>
+            <w:rPr>
+              <w:rFonts w:ascii="Arial" w:hAnsi="Arial" w:cs="Arial"/>
+              <w:color w:val="156082" w:themeColor="accent1"/>
+            </w:rPr>
+            <m:t> </m:t>
+          </m:r>
+          <m:r>
+            <w:rPr>
+              <w:rFonts w:ascii="Cambria Math" w:hAnsi="Cambria Math"/>
+              <w:color w:val="156082" w:themeColor="accent1"/>
+            </w:rPr>
+            <m:t>mod</m:t>
+          </m:r>
+          <m:r>
+            <m:rPr>
+              <m:nor/>
+            </m:rPr>
+            <w:rPr>
+              <w:rFonts w:ascii="Arial" w:hAnsi="Arial" w:cs="Arial"/>
+              <w:color w:val="156082" w:themeColor="accent1"/>
+            </w:rPr>
+            <m:t> </m:t>
+          </m:r>
+          <m:r>
+            <w:rPr>
+              <w:rFonts w:ascii="Cambria Math" w:hAnsi="Cambria Math"/>
+              <w:color w:val="156082" w:themeColor="accent1"/>
+            </w:rPr>
+            <m:t>50=9</m:t>
+          </m:r>
+        </m:oMath>
+      </m:oMathPara>
+    </w:p>
+    <w:p>
+      <w:pPr>
+        <w:numPr>
+          <w:ilvl w:val="0"/>
+          <w:numId w:val="14"/>
+        </w:numPr>
+        <w:rPr>
+          <w:color w:val="156082" w:themeColor="accent1"/>
+        </w:rPr>
+      </w:pPr>
+      <w:r>
+        <w:rPr>
+          <w:color w:val="156082" w:themeColor="accent1"/>
+        </w:rPr>
+        <w:t>Hash:</w:t>
+      </w:r>
+    </w:p>
+    <w:p>
+      <w:pPr>
+        <w:rPr>
+          <w:color w:val="156082" w:themeColor="accent1"/>
+        </w:rPr>
+      </w:pPr>
+      <m:oMathPara>
+        <m:oMath>
+          <m:r>
+            <w:rPr>
+              <w:rFonts w:ascii="Cambria Math" w:hAnsi="Cambria Math"/>
+              <w:color w:val="156082" w:themeColor="accent1"/>
+            </w:rPr>
+            <m:t>h(9)=⌊</m:t>
+          </m:r>
+          <m:sSup>
+            <m:sSupPr>
+              <m:ctrlPr>
+                <w:rPr>
+                  <w:rFonts w:ascii="Cambria Math" w:hAnsi="Cambria Math"/>
+                  <w:color w:val="156082" w:themeColor="accent1"/>
+                </w:rPr>
+              </m:ctrlPr>
+            </m:sSupPr>
+            <m:e>
+              <m:r>
+                <w:rPr>
+                  <w:rFonts w:ascii="Cambria Math" w:hAnsi="Cambria Math"/>
+                  <w:color w:val="156082" w:themeColor="accent1"/>
+                </w:rPr>
+                <m:t>e</m:t>
+              </m:r>
+            </m:e>
+            <m:sup>
+              <m:r>
+                <w:rPr>
+                  <w:rFonts w:ascii="Cambria Math" w:hAnsi="Cambria Math"/>
+                  <w:color w:val="156082" w:themeColor="accent1"/>
+                </w:rPr>
+                <m:t>9</m:t>
+              </m:r>
+            </m:sup>
+          </m:sSup>
+          <m:r>
+            <w:rPr>
+              <w:rFonts w:ascii="Cambria Math" w:hAnsi="Cambria Math"/>
+              <w:color w:val="156082" w:themeColor="accent1"/>
+            </w:rPr>
+            <m:t>+100⌋</m:t>
+          </m:r>
+          <m:r>
+            <m:rPr>
+              <m:nor/>
+            </m:rPr>
+            <w:rPr>
+              <w:rFonts w:ascii="Arial" w:hAnsi="Arial" w:cs="Arial"/>
+              <w:color w:val="156082" w:themeColor="accent1"/>
+            </w:rPr>
+            <m:t> </m:t>
+          </m:r>
+          <m:r>
+            <w:rPr>
+              <w:rFonts w:ascii="Cambria Math" w:hAnsi="Cambria Math"/>
+              <w:color w:val="156082" w:themeColor="accent1"/>
+            </w:rPr>
+            <m:t>mod</m:t>
+          </m:r>
+          <m:r>
+            <m:rPr>
+              <m:nor/>
+            </m:rPr>
+            <w:rPr>
+              <w:rFonts w:ascii="Arial" w:hAnsi="Arial" w:cs="Arial"/>
+              <w:color w:val="156082" w:themeColor="accent1"/>
+            </w:rPr>
+            <m:t> </m:t>
+          </m:r>
+          <m:r>
+            <w:rPr>
+              <w:rFonts w:ascii="Cambria Math" w:hAnsi="Cambria Math"/>
+              <w:color w:val="156082" w:themeColor="accent1"/>
+            </w:rPr>
+            <m:t>32=11</m:t>
+          </m:r>
+        </m:oMath>
+      </m:oMathPara>
+    </w:p>
+    <w:p>
+      <w:pPr>
+        <w:numPr>
+          <w:ilvl w:val="0"/>
+          <w:numId w:val="15"/>
+        </w:numPr>
+        <w:rPr>
+          <w:color w:val="156082" w:themeColor="accent1"/>
+        </w:rPr>
+      </w:pPr>
+      <w:r>
+        <w:rPr>
+          <w:color w:val="156082" w:themeColor="accent1"/>
+        </w:rPr>
+        <w:t xml:space="preserve">Signature (private key exponent </w:t>
       </w:r>
       <m:oMath>
         <m:r>
@@ -11588,106 +12607,553 @@
             <w:rFonts w:ascii="Cambria Math" w:hAnsi="Cambria Math"/>
             <w:color w:val="156082" w:themeColor="accent1"/>
           </w:rPr>
-          <m:t>S=18,</m:t>
-        </m:r>
-        <m:r>
-          <m:rPr>
-            <m:nor/>
-          </m:rPr>
-          <w:rPr>
-            <w:rFonts w:ascii="Arial" w:hAnsi="Arial" w:cs="Arial"/>
-            <w:color w:val="156082" w:themeColor="accent1"/>
-          </w:rPr>
-          <m:t>  </m:t>
-        </m:r>
-        <m:r>
-          <w:rPr>
-            <w:rFonts w:ascii="Cambria Math" w:hAnsi="Cambria Math"/>
-            <w:color w:val="156082" w:themeColor="accent1"/>
-          </w:rPr>
-          <m:t>a=0,</m:t>
-        </m:r>
-        <m:r>
-          <m:rPr>
-            <m:nor/>
-          </m:rPr>
-          <w:rPr>
-            <w:rFonts w:ascii="Arial" w:hAnsi="Arial" w:cs="Arial"/>
-            <w:color w:val="156082" w:themeColor="accent1"/>
-          </w:rPr>
-          <m:t>  </m:t>
-        </m:r>
-        <m:r>
-          <w:rPr>
-            <w:rFonts w:ascii="Cambria Math" w:hAnsi="Cambria Math"/>
-            <w:color w:val="156082" w:themeColor="accent1"/>
-          </w:rPr>
-          <m:t>v=21,</m:t>
-        </m:r>
-        <m:r>
-          <m:rPr>
-            <m:nor/>
-          </m:rPr>
-          <w:rPr>
-            <w:rFonts w:ascii="Arial" w:hAnsi="Arial" w:cs="Arial"/>
-            <w:color w:val="156082" w:themeColor="accent1"/>
-          </w:rPr>
-          <m:t>  </m:t>
-        </m:r>
-        <m:r>
-          <w:rPr>
-            <w:rFonts w:ascii="Cambria Math" w:hAnsi="Cambria Math"/>
-            <w:color w:val="156082" w:themeColor="accent1"/>
-          </w:rPr>
-          <m:t>e=4,</m:t>
-        </m:r>
-        <m:r>
-          <m:rPr>
-            <m:nor/>
-          </m:rPr>
-          <w:rPr>
-            <w:rFonts w:ascii="Arial" w:hAnsi="Arial" w:cs="Arial"/>
-            <w:color w:val="156082" w:themeColor="accent1"/>
-          </w:rPr>
-          <m:t>  </m:t>
-        </m:r>
-        <m:r>
-          <w:rPr>
-            <w:rFonts w:ascii="Cambria Math" w:hAnsi="Cambria Math"/>
-            <w:color w:val="156082" w:themeColor="accent1"/>
-          </w:rPr>
-          <m:t>m=12,</m:t>
-        </m:r>
-        <m:r>
-          <m:rPr>
-            <m:nor/>
-          </m:rPr>
-          <w:rPr>
-            <w:rFonts w:ascii="Arial" w:hAnsi="Arial" w:cs="Arial"/>
-            <w:color w:val="156082" w:themeColor="accent1"/>
-          </w:rPr>
-          <m:t>  </m:t>
-        </m:r>
-        <m:r>
-          <w:rPr>
-            <w:rFonts w:ascii="Cambria Math" w:hAnsi="Cambria Math"/>
-            <w:color w:val="156082" w:themeColor="accent1"/>
-          </w:rPr>
-          <m:t>e=4</m:t>
+          <m:t>s=3</m:t>
         </m:r>
       </m:oMath>
-    </w:p>
-    <w:p>
-      <w:pPr>
-        <w:rPr>
-          <w:color w:val="156082" w:themeColor="accent1"/>
-        </w:rPr>
-      </w:pPr>
-      <w:r>
-        <w:rPr>
-          <w:color w:val="156082" w:themeColor="accent1"/>
-        </w:rPr>
-        <w:t xml:space="preserve">Encrypt each using </w:t>
+      <w:r>
+        <w:rPr>
+          <w:color w:val="156082" w:themeColor="accent1"/>
+        </w:rPr>
+        <w:t>):</w:t>
+      </w:r>
+    </w:p>
+    <w:p>
+      <w:pPr>
+        <w:rPr>
+          <w:color w:val="156082" w:themeColor="accent1"/>
+        </w:rPr>
+      </w:pPr>
+      <m:oMathPara>
+        <m:oMath>
+          <m:r>
+            <w:rPr>
+              <w:rFonts w:ascii="Cambria Math" w:hAnsi="Cambria Math"/>
+              <w:color w:val="156082" w:themeColor="accent1"/>
+            </w:rPr>
+            <m:t>sig=</m:t>
+          </m:r>
+          <m:sSup>
+            <m:sSupPr>
+              <m:ctrlPr>
+                <w:rPr>
+                  <w:rFonts w:ascii="Cambria Math" w:hAnsi="Cambria Math"/>
+                  <w:color w:val="156082" w:themeColor="accent1"/>
+                </w:rPr>
+              </m:ctrlPr>
+            </m:sSupPr>
+            <m:e>
+              <m:r>
+                <w:rPr>
+                  <w:rFonts w:ascii="Cambria Math" w:hAnsi="Cambria Math"/>
+                  <w:color w:val="156082" w:themeColor="accent1"/>
+                </w:rPr>
+                <m:t>11</m:t>
+              </m:r>
+            </m:e>
+            <m:sup>
+              <m:r>
+                <w:rPr>
+                  <w:rFonts w:ascii="Cambria Math" w:hAnsi="Cambria Math"/>
+                  <w:color w:val="156082" w:themeColor="accent1"/>
+                </w:rPr>
+                <m:t>3</m:t>
+              </m:r>
+            </m:sup>
+          </m:sSup>
+          <m:r>
+            <m:rPr>
+              <m:nor/>
+            </m:rPr>
+            <w:rPr>
+              <w:rFonts w:ascii="Arial" w:hAnsi="Arial" w:cs="Arial"/>
+              <w:color w:val="156082" w:themeColor="accent1"/>
+            </w:rPr>
+            <m:t> </m:t>
+          </m:r>
+          <m:r>
+            <w:rPr>
+              <w:rFonts w:ascii="Cambria Math" w:hAnsi="Cambria Math"/>
+              <w:color w:val="156082" w:themeColor="accent1"/>
+            </w:rPr>
+            <m:t>mod</m:t>
+          </m:r>
+          <m:r>
+            <m:rPr>
+              <m:nor/>
+            </m:rPr>
+            <w:rPr>
+              <w:rFonts w:ascii="Arial" w:hAnsi="Arial" w:cs="Arial"/>
+              <w:color w:val="156082" w:themeColor="accent1"/>
+            </w:rPr>
+            <m:t> </m:t>
+          </m:r>
+          <m:r>
+            <w:rPr>
+              <w:rFonts w:ascii="Cambria Math" w:hAnsi="Cambria Math"/>
+              <w:color w:val="156082" w:themeColor="accent1"/>
+            </w:rPr>
+            <m:t>33=11</m:t>
+          </m:r>
+        </m:oMath>
+      </m:oMathPara>
+    </w:p>
+    <w:p>
+      <w:pPr>
+        <w:rPr>
+          <w:b/>
+          <w:bCs/>
+          <w:color w:val="156082" w:themeColor="accent1"/>
+        </w:rPr>
+      </w:pPr>
+      <w:r>
+        <w:rPr>
+          <w:color w:val="156082" w:themeColor="accent1"/>
+        </w:rPr>
+        <w:t>Final message Alice transmits:</w:t>
+      </w:r>
+      <w:r>
+        <w:rPr>
+          <w:color w:val="156082" w:themeColor="accent1"/>
+        </w:rPr>
+        <w:t xml:space="preserve"> </w:t>
+      </w:r>
+      <w:r>
+        <w:rPr>
+          <w:b/>
+          <w:bCs/>
+          <w:color w:val="156082" w:themeColor="accent1"/>
+        </w:rPr>
+        <w:t>18 0 21 4 12 4 11</w:t>
+      </w:r>
+    </w:p>
+    <w:p>
+      <w:pPr>
+        <w:rPr>
+          <w:color w:val="156082" w:themeColor="accent1"/>
+        </w:rPr>
+      </w:pPr>
+      <w:r>
+        <w:rPr>
+          <w:color w:val="156082" w:themeColor="accent1"/>
+        </w:rPr>
+        <w:lastRenderedPageBreak/>
+        <w:drawing>
+          <wp:inline distT="0" distB="0" distL="0" distR="0" wp14:anchorId="65815FE5" wp14:editId="1D0A398C">
+            <wp:extent cx="4572000" cy="4035452"/>
+            <wp:effectExtent l="19050" t="19050" r="19050" b="22225"/>
+            <wp:docPr id="1770552629" name="Picture 1"/>
+            <wp:cNvGraphicFramePr>
+              <a:graphicFrameLocks xmlns:a="http://schemas.openxmlformats.org/drawingml/2006/main" noChangeAspect="1"/>
+            </wp:cNvGraphicFramePr>
+            <a:graphic xmlns:a="http://schemas.openxmlformats.org/drawingml/2006/main">
+              <a:graphicData uri="http://schemas.openxmlformats.org/drawingml/2006/picture">
+                <pic:pic xmlns:pic="http://schemas.openxmlformats.org/drawingml/2006/picture">
+                  <pic:nvPicPr>
+                    <pic:cNvPr id="1770552629" name=""/>
+                    <pic:cNvPicPr/>
+                  </pic:nvPicPr>
+                  <pic:blipFill>
+                    <a:blip r:embed="rId11"/>
+                    <a:stretch>
+                      <a:fillRect/>
+                    </a:stretch>
+                  </pic:blipFill>
+                  <pic:spPr>
+                    <a:xfrm>
+                      <a:off x="0" y="0"/>
+                      <a:ext cx="4572000" cy="4035452"/>
+                    </a:xfrm>
+                    <a:prstGeom prst="rect">
+                      <a:avLst/>
+                    </a:prstGeom>
+                    <a:ln>
+                      <a:solidFill>
+                        <a:schemeClr val="accent1"/>
+                      </a:solidFill>
+                    </a:ln>
+                  </pic:spPr>
+                </pic:pic>
+              </a:graphicData>
+            </a:graphic>
+          </wp:inline>
+        </w:drawing>
+      </w:r>
+    </w:p>
+    <w:p>
+      <w:pPr>
+        <w:rPr>
+          <w:color w:val="156082" w:themeColor="accent1"/>
+        </w:rPr>
+      </w:pPr>
+    </w:p>
+    <w:p>
+      <w:pPr>
+        <w:rPr>
+          <w:color w:val="156082" w:themeColor="accent1"/>
+        </w:rPr>
+      </w:pPr>
+      <w:r>
+        <w:rPr>
+          <w:color w:val="156082" w:themeColor="accent1"/>
+        </w:rPr>
+        <w:br w:type="page"/>
+      </w:r>
+    </w:p>
+    <w:p>
+      <w:pPr>
+        <w:pStyle w:val="Heading2"/>
+      </w:pPr>
+      <w:bookmarkStart w:id="23" w:name="_Toc222768141"/>
+      <w:r>
+        <w:lastRenderedPageBreak/>
+        <w:t>Part D</w:t>
+      </w:r>
+      <w:bookmarkEnd w:id="23"/>
+    </w:p>
+    <w:p>
+      <w:pPr>
+        <w:rPr>
+          <w:b/>
+          <w:bCs/>
+        </w:rPr>
+      </w:pPr>
+      <w:r>
+        <w:rPr>
+          <w:b/>
+          <w:bCs/>
+        </w:rPr>
+        <w:t xml:space="preserve">d) You receive a message “12 20 18 19 0 5 0 17 14 2 10 18 1 0 2 7 4 18 7 14 2 10 18 5”. It is known that the scheme in part (c) is used. Is this message from Alice? Why or why not? If it is a message from </w:t>
+      </w:r>
+      <w:proofErr w:type="gramStart"/>
+      <w:r>
+        <w:rPr>
+          <w:b/>
+          <w:bCs/>
+        </w:rPr>
+        <w:t>Alice</w:t>
+      </w:r>
+      <w:proofErr w:type="gramEnd"/>
+      <w:r>
+        <w:rPr>
+          <w:b/>
+          <w:bCs/>
+        </w:rPr>
+        <w:t xml:space="preserve"> then write the message. </w:t>
+      </w:r>
+    </w:p>
+    <w:p>
+      <w:pPr>
+        <w:rPr>
+          <w:b/>
+          <w:bCs/>
+          <w:color w:val="EE0000"/>
+        </w:rPr>
+      </w:pPr>
+      <w:r>
+        <w:rPr>
+          <w:b/>
+          <w:bCs/>
+          <w:color w:val="EE0000"/>
+        </w:rPr>
+        <w:t>I DID THIS VIA CODE. NOTEBOOK IS ATTACHED</w:t>
+      </w:r>
+    </w:p>
+    <w:p>
+      <w:pPr>
+        <w:rPr>
+          <w:color w:val="156082" w:themeColor="accent1"/>
+        </w:rPr>
+      </w:pPr>
+      <w:r>
+        <w:rPr>
+          <w:color w:val="156082" w:themeColor="accent1"/>
+        </w:rPr>
+        <w:t>Received:</w:t>
+      </w:r>
+      <w:r>
+        <w:rPr>
+          <w:color w:val="156082" w:themeColor="accent1"/>
+        </w:rPr>
+        <w:br/>
+        <w:t>12 20 18 19 0 5 0 17 14 2 10 18 1 0 2 7 4 18 7 14 2 10 18 5</w:t>
+      </w:r>
+    </w:p>
+    <w:p>
+      <w:pPr>
+        <w:rPr>
+          <w:color w:val="156082" w:themeColor="accent1"/>
+        </w:rPr>
+      </w:pPr>
+      <w:r>
+        <w:rPr>
+          <w:color w:val="156082" w:themeColor="accent1"/>
+        </w:rPr>
+        <w:t>Here last number is the signature:</w:t>
+      </w:r>
+    </w:p>
+    <w:p>
+      <w:pPr>
+        <w:numPr>
+          <w:ilvl w:val="0"/>
+          <w:numId w:val="16"/>
+        </w:numPr>
+        <w:rPr>
+          <w:color w:val="156082" w:themeColor="accent1"/>
+        </w:rPr>
+      </w:pPr>
+      <w:r>
+        <w:rPr>
+          <w:color w:val="156082" w:themeColor="accent1"/>
+        </w:rPr>
+        <w:t>Message numbers:</w:t>
+      </w:r>
+    </w:p>
+    <w:p>
+      <w:pPr>
+        <w:rPr>
+          <w:color w:val="156082" w:themeColor="accent1"/>
+        </w:rPr>
+      </w:pPr>
+      <m:oMathPara>
+        <m:oMath>
+          <m:d>
+            <m:dPr>
+              <m:begChr m:val="["/>
+              <m:sepChr m:val=","/>
+              <m:endChr m:val="]"/>
+              <m:ctrlPr>
+                <w:rPr>
+                  <w:rFonts w:ascii="Cambria Math" w:hAnsi="Cambria Math"/>
+                  <w:color w:val="156082" w:themeColor="accent1"/>
+                </w:rPr>
+              </m:ctrlPr>
+            </m:dPr>
+            <m:e>
+              <m:r>
+                <w:rPr>
+                  <w:rFonts w:ascii="Cambria Math" w:hAnsi="Cambria Math"/>
+                  <w:color w:val="156082" w:themeColor="accent1"/>
+                </w:rPr>
+                <m:t>12</m:t>
+              </m:r>
+            </m:e>
+            <m:e>
+              <m:r>
+                <w:rPr>
+                  <w:rFonts w:ascii="Cambria Math" w:hAnsi="Cambria Math"/>
+                  <w:color w:val="156082" w:themeColor="accent1"/>
+                </w:rPr>
+                <m:t>20</m:t>
+              </m:r>
+            </m:e>
+            <m:e>
+              <m:r>
+                <w:rPr>
+                  <w:rFonts w:ascii="Cambria Math" w:hAnsi="Cambria Math"/>
+                  <w:color w:val="156082" w:themeColor="accent1"/>
+                </w:rPr>
+                <m:t>18</m:t>
+              </m:r>
+            </m:e>
+            <m:e>
+              <m:r>
+                <w:rPr>
+                  <w:rFonts w:ascii="Cambria Math" w:hAnsi="Cambria Math"/>
+                  <w:color w:val="156082" w:themeColor="accent1"/>
+                </w:rPr>
+                <m:t>19</m:t>
+              </m:r>
+            </m:e>
+            <m:e>
+              <m:r>
+                <w:rPr>
+                  <w:rFonts w:ascii="Cambria Math" w:hAnsi="Cambria Math"/>
+                  <w:color w:val="156082" w:themeColor="accent1"/>
+                </w:rPr>
+                <m:t>0</m:t>
+              </m:r>
+            </m:e>
+            <m:e>
+              <m:r>
+                <w:rPr>
+                  <w:rFonts w:ascii="Cambria Math" w:hAnsi="Cambria Math"/>
+                  <w:color w:val="156082" w:themeColor="accent1"/>
+                </w:rPr>
+                <m:t>5</m:t>
+              </m:r>
+            </m:e>
+            <m:e>
+              <m:r>
+                <w:rPr>
+                  <w:rFonts w:ascii="Cambria Math" w:hAnsi="Cambria Math"/>
+                  <w:color w:val="156082" w:themeColor="accent1"/>
+                </w:rPr>
+                <m:t>0</m:t>
+              </m:r>
+            </m:e>
+            <m:e>
+              <m:r>
+                <w:rPr>
+                  <w:rFonts w:ascii="Cambria Math" w:hAnsi="Cambria Math"/>
+                  <w:color w:val="156082" w:themeColor="accent1"/>
+                </w:rPr>
+                <m:t>17</m:t>
+              </m:r>
+            </m:e>
+            <m:e>
+              <m:r>
+                <w:rPr>
+                  <w:rFonts w:ascii="Cambria Math" w:hAnsi="Cambria Math"/>
+                  <w:color w:val="156082" w:themeColor="accent1"/>
+                </w:rPr>
+                <m:t>14</m:t>
+              </m:r>
+            </m:e>
+            <m:e>
+              <m:r>
+                <w:rPr>
+                  <w:rFonts w:ascii="Cambria Math" w:hAnsi="Cambria Math"/>
+                  <w:color w:val="156082" w:themeColor="accent1"/>
+                </w:rPr>
+                <m:t>2</m:t>
+              </m:r>
+            </m:e>
+            <m:e>
+              <m:r>
+                <w:rPr>
+                  <w:rFonts w:ascii="Cambria Math" w:hAnsi="Cambria Math"/>
+                  <w:color w:val="156082" w:themeColor="accent1"/>
+                </w:rPr>
+                <m:t>10</m:t>
+              </m:r>
+            </m:e>
+            <m:e>
+              <m:r>
+                <w:rPr>
+                  <w:rFonts w:ascii="Cambria Math" w:hAnsi="Cambria Math"/>
+                  <w:color w:val="156082" w:themeColor="accent1"/>
+                </w:rPr>
+                <m:t>18</m:t>
+              </m:r>
+            </m:e>
+            <m:e>
+              <m:r>
+                <w:rPr>
+                  <w:rFonts w:ascii="Cambria Math" w:hAnsi="Cambria Math"/>
+                  <w:color w:val="156082" w:themeColor="accent1"/>
+                </w:rPr>
+                <m:t>1</m:t>
+              </m:r>
+            </m:e>
+            <m:e>
+              <m:r>
+                <w:rPr>
+                  <w:rFonts w:ascii="Cambria Math" w:hAnsi="Cambria Math"/>
+                  <w:color w:val="156082" w:themeColor="accent1"/>
+                </w:rPr>
+                <m:t>0</m:t>
+              </m:r>
+            </m:e>
+            <m:e>
+              <m:r>
+                <w:rPr>
+                  <w:rFonts w:ascii="Cambria Math" w:hAnsi="Cambria Math"/>
+                  <w:color w:val="156082" w:themeColor="accent1"/>
+                </w:rPr>
+                <m:t>2</m:t>
+              </m:r>
+            </m:e>
+            <m:e>
+              <m:r>
+                <w:rPr>
+                  <w:rFonts w:ascii="Cambria Math" w:hAnsi="Cambria Math"/>
+                  <w:color w:val="156082" w:themeColor="accent1"/>
+                </w:rPr>
+                <m:t>7</m:t>
+              </m:r>
+            </m:e>
+            <m:e>
+              <m:r>
+                <w:rPr>
+                  <w:rFonts w:ascii="Cambria Math" w:hAnsi="Cambria Math"/>
+                  <w:color w:val="156082" w:themeColor="accent1"/>
+                </w:rPr>
+                <m:t>4</m:t>
+              </m:r>
+            </m:e>
+            <m:e>
+              <m:r>
+                <w:rPr>
+                  <w:rFonts w:ascii="Cambria Math" w:hAnsi="Cambria Math"/>
+                  <w:color w:val="156082" w:themeColor="accent1"/>
+                </w:rPr>
+                <m:t>18</m:t>
+              </m:r>
+            </m:e>
+            <m:e>
+              <m:r>
+                <w:rPr>
+                  <w:rFonts w:ascii="Cambria Math" w:hAnsi="Cambria Math"/>
+                  <w:color w:val="156082" w:themeColor="accent1"/>
+                </w:rPr>
+                <m:t>7</m:t>
+              </m:r>
+            </m:e>
+            <m:e>
+              <m:r>
+                <w:rPr>
+                  <w:rFonts w:ascii="Cambria Math" w:hAnsi="Cambria Math"/>
+                  <w:color w:val="156082" w:themeColor="accent1"/>
+                </w:rPr>
+                <m:t>14</m:t>
+              </m:r>
+            </m:e>
+            <m:e>
+              <m:r>
+                <w:rPr>
+                  <w:rFonts w:ascii="Cambria Math" w:hAnsi="Cambria Math"/>
+                  <w:color w:val="156082" w:themeColor="accent1"/>
+                </w:rPr>
+                <m:t>2</m:t>
+              </m:r>
+            </m:e>
+            <m:e>
+              <m:r>
+                <w:rPr>
+                  <w:rFonts w:ascii="Cambria Math" w:hAnsi="Cambria Math"/>
+                  <w:color w:val="156082" w:themeColor="accent1"/>
+                </w:rPr>
+                <m:t>10</m:t>
+              </m:r>
+            </m:e>
+            <m:e>
+              <m:r>
+                <w:rPr>
+                  <w:rFonts w:ascii="Cambria Math" w:hAnsi="Cambria Math"/>
+                  <w:color w:val="156082" w:themeColor="accent1"/>
+                </w:rPr>
+                <m:t>18</m:t>
+              </m:r>
+            </m:e>
+          </m:d>
+        </m:oMath>
+      </m:oMathPara>
+    </w:p>
+    <w:p>
+      <w:pPr>
+        <w:numPr>
+          <w:ilvl w:val="0"/>
+          <w:numId w:val="17"/>
+        </w:numPr>
+        <w:rPr>
+          <w:color w:val="156082" w:themeColor="accent1"/>
+        </w:rPr>
+      </w:pPr>
+      <w:r>
+        <w:rPr>
+          <w:color w:val="156082" w:themeColor="accent1"/>
+        </w:rPr>
+        <w:t xml:space="preserve">Given </w:t>
       </w:r>
       <m:oMath>
         <m:r>
@@ -11695,8 +13161,370 @@
             <w:rFonts w:ascii="Cambria Math" w:hAnsi="Cambria Math"/>
             <w:color w:val="156082" w:themeColor="accent1"/>
           </w:rPr>
-          <m:t>c=</m:t>
+          <m:t>sig=5</m:t>
         </m:r>
+      </m:oMath>
+    </w:p>
+    <w:p>
+      <w:pPr>
+        <w:numPr>
+          <w:ilvl w:val="0"/>
+          <w:numId w:val="18"/>
+        </w:numPr>
+        <w:rPr>
+          <w:color w:val="156082" w:themeColor="accent1"/>
+        </w:rPr>
+      </w:pPr>
+      <w:proofErr w:type="gramStart"/>
+      <w:r>
+        <w:rPr>
+          <w:color w:val="156082" w:themeColor="accent1"/>
+        </w:rPr>
+        <w:t>Compute</w:t>
+      </w:r>
+      <w:proofErr w:type="gramEnd"/>
+      <w:r>
+        <w:rPr>
+          <w:color w:val="156082" w:themeColor="accent1"/>
+        </w:rPr>
+        <w:t xml:space="preserve"> sum:</w:t>
+      </w:r>
+    </w:p>
+    <w:p>
+      <w:pPr>
+        <w:rPr>
+          <w:color w:val="156082" w:themeColor="accent1"/>
+        </w:rPr>
+      </w:pPr>
+      <m:oMathPara>
+        <m:oMath>
+          <m:r>
+            <w:rPr>
+              <w:rFonts w:ascii="Cambria Math" w:hAnsi="Cambria Math"/>
+              <w:color w:val="156082" w:themeColor="accent1"/>
+            </w:rPr>
+            <m:t>∑=218⇒x=218</m:t>
+          </m:r>
+          <m:r>
+            <m:rPr>
+              <m:nor/>
+            </m:rPr>
+            <w:rPr>
+              <w:rFonts w:ascii="Arial" w:hAnsi="Arial" w:cs="Arial"/>
+              <w:color w:val="156082" w:themeColor="accent1"/>
+            </w:rPr>
+            <m:t> </m:t>
+          </m:r>
+          <m:r>
+            <w:rPr>
+              <w:rFonts w:ascii="Cambria Math" w:hAnsi="Cambria Math"/>
+              <w:color w:val="156082" w:themeColor="accent1"/>
+            </w:rPr>
+            <m:t>mod</m:t>
+          </m:r>
+          <m:r>
+            <m:rPr>
+              <m:nor/>
+            </m:rPr>
+            <w:rPr>
+              <w:rFonts w:ascii="Arial" w:hAnsi="Arial" w:cs="Arial"/>
+              <w:color w:val="156082" w:themeColor="accent1"/>
+            </w:rPr>
+            <m:t> </m:t>
+          </m:r>
+          <m:r>
+            <w:rPr>
+              <w:rFonts w:ascii="Cambria Math" w:hAnsi="Cambria Math"/>
+              <w:color w:val="156082" w:themeColor="accent1"/>
+            </w:rPr>
+            <m:t>50=18</m:t>
+          </m:r>
+        </m:oMath>
+      </m:oMathPara>
+    </w:p>
+    <w:p>
+      <w:pPr>
+        <w:numPr>
+          <w:ilvl w:val="0"/>
+          <w:numId w:val="19"/>
+        </w:numPr>
+        <w:rPr>
+          <w:color w:val="156082" w:themeColor="accent1"/>
+        </w:rPr>
+      </w:pPr>
+      <w:proofErr w:type="gramStart"/>
+      <w:r>
+        <w:rPr>
+          <w:color w:val="156082" w:themeColor="accent1"/>
+        </w:rPr>
+        <w:t>Compute</w:t>
+      </w:r>
+      <w:proofErr w:type="gramEnd"/>
+      <w:r>
+        <w:rPr>
+          <w:color w:val="156082" w:themeColor="accent1"/>
+        </w:rPr>
+        <w:t xml:space="preserve"> hash:</w:t>
+      </w:r>
+    </w:p>
+    <w:p>
+      <w:pPr>
+        <w:rPr>
+          <w:color w:val="156082" w:themeColor="accent1"/>
+        </w:rPr>
+      </w:pPr>
+      <m:oMathPara>
+        <m:oMath>
+          <m:r>
+            <w:rPr>
+              <w:rFonts w:ascii="Cambria Math" w:hAnsi="Cambria Math"/>
+              <w:color w:val="156082" w:themeColor="accent1"/>
+            </w:rPr>
+            <m:t>h(18)=⌊</m:t>
+          </m:r>
+          <m:sSup>
+            <m:sSupPr>
+              <m:ctrlPr>
+                <w:rPr>
+                  <w:rFonts w:ascii="Cambria Math" w:hAnsi="Cambria Math"/>
+                  <w:color w:val="156082" w:themeColor="accent1"/>
+                </w:rPr>
+              </m:ctrlPr>
+            </m:sSupPr>
+            <m:e>
+              <m:r>
+                <w:rPr>
+                  <w:rFonts w:ascii="Cambria Math" w:hAnsi="Cambria Math"/>
+                  <w:color w:val="156082" w:themeColor="accent1"/>
+                </w:rPr>
+                <m:t>e</m:t>
+              </m:r>
+            </m:e>
+            <m:sup>
+              <m:r>
+                <w:rPr>
+                  <w:rFonts w:ascii="Cambria Math" w:hAnsi="Cambria Math"/>
+                  <w:color w:val="156082" w:themeColor="accent1"/>
+                </w:rPr>
+                <m:t>18</m:t>
+              </m:r>
+            </m:sup>
+          </m:sSup>
+          <m:r>
+            <w:rPr>
+              <w:rFonts w:ascii="Cambria Math" w:hAnsi="Cambria Math"/>
+              <w:color w:val="156082" w:themeColor="accent1"/>
+            </w:rPr>
+            <m:t>+100⌋</m:t>
+          </m:r>
+          <m:r>
+            <m:rPr>
+              <m:nor/>
+            </m:rPr>
+            <w:rPr>
+              <w:rFonts w:ascii="Arial" w:hAnsi="Arial" w:cs="Arial"/>
+              <w:color w:val="156082" w:themeColor="accent1"/>
+            </w:rPr>
+            <m:t> </m:t>
+          </m:r>
+          <m:r>
+            <w:rPr>
+              <w:rFonts w:ascii="Cambria Math" w:hAnsi="Cambria Math"/>
+              <w:color w:val="156082" w:themeColor="accent1"/>
+            </w:rPr>
+            <m:t>mod</m:t>
+          </m:r>
+          <m:r>
+            <m:rPr>
+              <m:nor/>
+            </m:rPr>
+            <w:rPr>
+              <w:rFonts w:ascii="Arial" w:hAnsi="Arial" w:cs="Arial"/>
+              <w:color w:val="156082" w:themeColor="accent1"/>
+            </w:rPr>
+            <m:t> </m:t>
+          </m:r>
+          <m:r>
+            <w:rPr>
+              <w:rFonts w:ascii="Cambria Math" w:hAnsi="Cambria Math"/>
+              <w:color w:val="156082" w:themeColor="accent1"/>
+            </w:rPr>
+            <m:t>32=5</m:t>
+          </m:r>
+        </m:oMath>
+      </m:oMathPara>
+    </w:p>
+    <w:p>
+      <w:pPr>
+        <w:numPr>
+          <w:ilvl w:val="0"/>
+          <w:numId w:val="20"/>
+        </w:numPr>
+        <w:rPr>
+          <w:color w:val="156082" w:themeColor="accent1"/>
+        </w:rPr>
+      </w:pPr>
+      <w:r>
+        <w:rPr>
+          <w:color w:val="156082" w:themeColor="accent1"/>
+        </w:rPr>
+        <w:t>Expected signature using Alice’s private key:</w:t>
+      </w:r>
+    </w:p>
+    <w:p>
+      <w:pPr>
+        <w:rPr>
+          <w:color w:val="156082" w:themeColor="accent1"/>
+        </w:rPr>
+      </w:pPr>
+      <m:oMathPara>
+        <m:oMath>
+          <m:r>
+            <w:rPr>
+              <w:rFonts w:ascii="Cambria Math" w:hAnsi="Cambria Math"/>
+              <w:color w:val="156082" w:themeColor="accent1"/>
+            </w:rPr>
+            <m:t>si</m:t>
+          </m:r>
+          <m:sSub>
+            <m:sSubPr>
+              <m:ctrlPr>
+                <w:rPr>
+                  <w:rFonts w:ascii="Cambria Math" w:hAnsi="Cambria Math"/>
+                  <w:color w:val="156082" w:themeColor="accent1"/>
+                </w:rPr>
+              </m:ctrlPr>
+            </m:sSubPr>
+            <m:e>
+              <m:r>
+                <w:rPr>
+                  <w:rFonts w:ascii="Cambria Math" w:hAnsi="Cambria Math"/>
+                  <w:color w:val="156082" w:themeColor="accent1"/>
+                </w:rPr>
+                <m:t>g</m:t>
+              </m:r>
+            </m:e>
+            <m:sub>
+              <m:r>
+                <w:rPr>
+                  <w:rFonts w:ascii="Cambria Math" w:hAnsi="Cambria Math"/>
+                  <w:color w:val="156082" w:themeColor="accent1"/>
+                </w:rPr>
+                <m:t>expected</m:t>
+              </m:r>
+            </m:sub>
+          </m:sSub>
+          <m:r>
+            <w:rPr>
+              <w:rFonts w:ascii="Cambria Math" w:hAnsi="Cambria Math"/>
+              <w:color w:val="156082" w:themeColor="accent1"/>
+            </w:rPr>
+            <m:t>=</m:t>
+          </m:r>
+          <m:sSup>
+            <m:sSupPr>
+              <m:ctrlPr>
+                <w:rPr>
+                  <w:rFonts w:ascii="Cambria Math" w:hAnsi="Cambria Math"/>
+                  <w:color w:val="156082" w:themeColor="accent1"/>
+                </w:rPr>
+              </m:ctrlPr>
+            </m:sSupPr>
+            <m:e>
+              <m:r>
+                <w:rPr>
+                  <w:rFonts w:ascii="Cambria Math" w:hAnsi="Cambria Math"/>
+                  <w:color w:val="156082" w:themeColor="accent1"/>
+                </w:rPr>
+                <m:t>5</m:t>
+              </m:r>
+            </m:e>
+            <m:sup>
+              <m:r>
+                <w:rPr>
+                  <w:rFonts w:ascii="Cambria Math" w:hAnsi="Cambria Math"/>
+                  <w:color w:val="156082" w:themeColor="accent1"/>
+                </w:rPr>
+                <m:t>3</m:t>
+              </m:r>
+            </m:sup>
+          </m:sSup>
+          <m:r>
+            <m:rPr>
+              <m:nor/>
+            </m:rPr>
+            <w:rPr>
+              <w:rFonts w:ascii="Arial" w:hAnsi="Arial" w:cs="Arial"/>
+              <w:color w:val="156082" w:themeColor="accent1"/>
+            </w:rPr>
+            <m:t> </m:t>
+          </m:r>
+          <m:r>
+            <w:rPr>
+              <w:rFonts w:ascii="Cambria Math" w:hAnsi="Cambria Math"/>
+              <w:color w:val="156082" w:themeColor="accent1"/>
+            </w:rPr>
+            <m:t>mod</m:t>
+          </m:r>
+          <m:r>
+            <m:rPr>
+              <m:nor/>
+            </m:rPr>
+            <w:rPr>
+              <w:rFonts w:ascii="Arial" w:hAnsi="Arial" w:cs="Arial"/>
+              <w:color w:val="156082" w:themeColor="accent1"/>
+            </w:rPr>
+            <m:t> </m:t>
+          </m:r>
+          <m:r>
+            <w:rPr>
+              <w:rFonts w:ascii="Cambria Math" w:hAnsi="Cambria Math"/>
+              <w:color w:val="156082" w:themeColor="accent1"/>
+            </w:rPr>
+            <m:t>33=26</m:t>
+          </m:r>
+        </m:oMath>
+      </m:oMathPara>
+    </w:p>
+    <w:p>
+      <w:pPr>
+        <w:rPr>
+          <w:color w:val="156082" w:themeColor="accent1"/>
+        </w:rPr>
+      </w:pPr>
+      <w:r>
+        <w:rPr>
+          <w:color w:val="156082" w:themeColor="accent1"/>
+        </w:rPr>
+        <w:t>But received signature is 5, not 26.</w:t>
+      </w:r>
+    </w:p>
+    <w:p>
+      <w:pPr>
+        <w:rPr>
+          <w:color w:val="156082" w:themeColor="accent1"/>
+        </w:rPr>
+      </w:pPr>
+      <w:r>
+        <w:rPr>
+          <w:color w:val="156082" w:themeColor="accent1"/>
+        </w:rPr>
+        <w:t>Conclusion: No, this message is NOT from Alice under this scheme (signature does not match), meaning it was forged or modified.</w:t>
+      </w:r>
+    </w:p>
+    <w:p>
+      <w:pPr>
+        <w:rPr>
+          <w:color w:val="156082" w:themeColor="accent1"/>
+        </w:rPr>
+      </w:pPr>
+      <w:r>
+        <w:rPr>
+          <w:color w:val="156082" w:themeColor="accent1"/>
+        </w:rPr>
+        <w:t xml:space="preserve">(Extra check: verifying with public key also fails: </w:t>
+      </w:r>
+      <m:oMath>
         <m:sSup>
           <m:sSupPr>
             <m:ctrlPr>
@@ -11712,7 +13540,7 @@
                 <w:rFonts w:ascii="Cambria Math" w:hAnsi="Cambria Math"/>
                 <w:color w:val="156082" w:themeColor="accent1"/>
               </w:rPr>
-              <m:t>m</m:t>
+              <m:t>5</m:t>
             </m:r>
           </m:e>
           <m:sup>
@@ -11759,142 +13587,47 @@
           </w:rPr>
           <m:t>33</m:t>
         </m:r>
+        <m:r>
+          <m:rPr>
+            <m:sty m:val="p"/>
+          </m:rPr>
+          <w:rPr>
+            <w:rFonts w:ascii="Cambria Math" w:hAnsi="Cambria Math"/>
+            <w:color w:val="156082" w:themeColor="accent1"/>
+          </w:rPr>
+          <m:t>≠</m:t>
+        </m:r>
+        <m:r>
+          <w:rPr>
+            <w:rFonts w:ascii="Cambria Math" w:hAnsi="Cambria Math"/>
+            <w:color w:val="156082" w:themeColor="accent1"/>
+          </w:rPr>
+          <m:t>5</m:t>
+        </m:r>
       </m:oMath>
       <w:r>
         <w:rPr>
           <w:color w:val="156082" w:themeColor="accent1"/>
         </w:rPr>
-        <w:t>:</w:t>
-      </w:r>
-    </w:p>
-    <w:p>
-      <w:pPr>
-        <w:rPr>
-          <w:color w:val="156082" w:themeColor="accent1"/>
-        </w:rPr>
-      </w:pPr>
-      <m:oMathPara>
-        <m:oMath>
-          <m:r>
-            <w:rPr>
-              <w:rFonts w:ascii="Cambria Math" w:hAnsi="Cambria Math"/>
-              <w:color w:val="156082" w:themeColor="accent1"/>
-            </w:rPr>
-            <m:t>18→6,</m:t>
-          </m:r>
-          <m:r>
-            <w:rPr>
-              <w:rFonts w:ascii="Cambria Math" w:hAnsi="Cambria Math"/>
-              <w:color w:val="156082" w:themeColor="accent1"/>
-            </w:rPr>
-            <m:t xml:space="preserve"> </m:t>
-          </m:r>
-          <m:r>
-            <w:rPr>
-              <w:rFonts w:ascii="Cambria Math" w:hAnsi="Cambria Math"/>
-              <w:color w:val="156082" w:themeColor="accent1"/>
-            </w:rPr>
-            <m:t>0→0,</m:t>
-          </m:r>
-          <m:r>
-            <w:rPr>
-              <w:rFonts w:ascii="Cambria Math" w:hAnsi="Cambria Math"/>
-              <w:color w:val="156082" w:themeColor="accent1"/>
-            </w:rPr>
-            <m:t xml:space="preserve"> </m:t>
-          </m:r>
-          <m:r>
-            <w:rPr>
-              <w:rFonts w:ascii="Cambria Math" w:hAnsi="Cambria Math"/>
-              <w:color w:val="156082" w:themeColor="accent1"/>
-            </w:rPr>
-            <m:t>21→21,</m:t>
-          </m:r>
-          <m:r>
-            <w:rPr>
-              <w:rFonts w:ascii="Cambria Math" w:hAnsi="Cambria Math"/>
-              <w:color w:val="156082" w:themeColor="accent1"/>
-            </w:rPr>
-            <m:t xml:space="preserve"> </m:t>
-          </m:r>
-          <m:r>
-            <w:rPr>
-              <w:rFonts w:ascii="Cambria Math" w:hAnsi="Cambria Math"/>
-              <w:color w:val="156082" w:themeColor="accent1"/>
-            </w:rPr>
-            <m:t>4→16,</m:t>
-          </m:r>
-          <m:r>
-            <w:rPr>
-              <w:rFonts w:ascii="Cambria Math" w:hAnsi="Cambria Math"/>
-              <w:color w:val="156082" w:themeColor="accent1"/>
-            </w:rPr>
-            <m:t xml:space="preserve"> </m:t>
-          </m:r>
-          <m:r>
-            <w:rPr>
-              <w:rFonts w:ascii="Cambria Math" w:hAnsi="Cambria Math"/>
-              <w:color w:val="156082" w:themeColor="accent1"/>
-            </w:rPr>
-            <m:t>12→12,</m:t>
-          </m:r>
-          <m:r>
-            <w:rPr>
-              <w:rFonts w:ascii="Cambria Math" w:hAnsi="Cambria Math"/>
-              <w:color w:val="156082" w:themeColor="accent1"/>
-            </w:rPr>
-            <m:t xml:space="preserve"> </m:t>
-          </m:r>
-          <m:r>
-            <w:rPr>
-              <w:rFonts w:ascii="Cambria Math" w:hAnsi="Cambria Math"/>
-              <w:color w:val="156082" w:themeColor="accent1"/>
-            </w:rPr>
-            <m:t>4→16</m:t>
-          </m:r>
-        </m:oMath>
-      </m:oMathPara>
-    </w:p>
-    <w:p>
-      <w:pPr>
-        <w:rPr>
-          <w:color w:val="156082" w:themeColor="accent1"/>
-        </w:rPr>
-      </w:pPr>
-      <w:r>
-        <w:rPr>
-          <w:color w:val="156082" w:themeColor="accent1"/>
-        </w:rPr>
-        <w:t>So Alice transmits:</w:t>
-      </w:r>
-      <w:r>
-        <w:rPr>
-          <w:color w:val="156082" w:themeColor="accent1"/>
-        </w:rPr>
-        <w:t xml:space="preserve"> </w:t>
-      </w:r>
-      <w:r>
-        <w:rPr>
-          <w:color w:val="156082" w:themeColor="accent1"/>
-        </w:rPr>
-        <w:t>6 0 21 16 12 16</w:t>
-      </w:r>
-    </w:p>
-    <w:p>
-      <w:pPr>
-        <w:rPr>
-          <w:color w:val="156082" w:themeColor="accent1"/>
-        </w:rPr>
-      </w:pPr>
-      <w:r>
-        <w:rPr>
-          <w:color w:val="156082" w:themeColor="accent1"/>
-        </w:rPr>
+        <w:t>.)</w:t>
+      </w:r>
+    </w:p>
+    <w:p>
+      <w:pPr>
+        <w:rPr>
+          <w:color w:val="156082" w:themeColor="accent1"/>
+        </w:rPr>
+      </w:pPr>
+      <w:r>
+        <w:rPr>
+          <w:color w:val="156082" w:themeColor="accent1"/>
+        </w:rPr>
+        <w:lastRenderedPageBreak/>
         <w:drawing>
-          <wp:inline distT="0" distB="0" distL="0" distR="0" wp14:anchorId="07B66027" wp14:editId="04F4C28D">
-            <wp:extent cx="4572000" cy="3737310"/>
-            <wp:effectExtent l="19050" t="19050" r="19050" b="15875"/>
-            <wp:docPr id="178274761" name="Picture 1"/>
+          <wp:inline distT="0" distB="0" distL="0" distR="0" wp14:anchorId="2474B0DA" wp14:editId="4754BEF1">
+            <wp:extent cx="4572000" cy="3408485"/>
+            <wp:effectExtent l="19050" t="19050" r="19050" b="20955"/>
+            <wp:docPr id="913596486" name="Picture 1"/>
             <wp:cNvGraphicFramePr>
               <a:graphicFrameLocks xmlns:a="http://schemas.openxmlformats.org/drawingml/2006/main" noChangeAspect="1"/>
             </wp:cNvGraphicFramePr>
@@ -11902,11 +13635,11 @@
               <a:graphicData uri="http://schemas.openxmlformats.org/drawingml/2006/picture">
                 <pic:pic xmlns:pic="http://schemas.openxmlformats.org/drawingml/2006/picture">
                   <pic:nvPicPr>
-                    <pic:cNvPr id="178274761" name=""/>
+                    <pic:cNvPr id="913596486" name=""/>
                     <pic:cNvPicPr/>
                   </pic:nvPicPr>
                   <pic:blipFill>
-                    <a:blip r:embed="rId11"/>
+                    <a:blip r:embed="rId12"/>
                     <a:stretch>
                       <a:fillRect/>
                     </a:stretch>
@@ -11914,14 +13647,14 @@
                   <pic:spPr>
                     <a:xfrm>
                       <a:off x="0" y="0"/>
-                      <a:ext cx="4572000" cy="3737310"/>
+                      <a:ext cx="4572000" cy="3408485"/>
                     </a:xfrm>
                     <a:prstGeom prst="rect">
                       <a:avLst/>
                     </a:prstGeom>
                     <a:ln>
                       <a:solidFill>
-                        <a:schemeClr val="tx1"/>
+                        <a:schemeClr val="accent1"/>
                       </a:solidFill>
                     </a:ln>
                   </pic:spPr>
@@ -11947,14 +13680,27 @@
     </w:p>
     <w:p>
       <w:pPr>
+        <w:pStyle w:val="Heading1"/>
+      </w:pPr>
+      <w:bookmarkStart w:id="24" w:name="_Toc222768142"/>
+      <w:r>
+        <w:lastRenderedPageBreak/>
+        <w:t>Question 8</w:t>
+      </w:r>
+      <w:bookmarkEnd w:id="24"/>
+      <w:r>
+        <w:t xml:space="preserve"> </w:t>
+      </w:r>
+    </w:p>
+    <w:p>
+      <w:pPr>
         <w:pStyle w:val="Heading2"/>
       </w:pPr>
-      <w:bookmarkStart w:id="23" w:name="_Toc222695610"/>
-      <w:r>
-        <w:lastRenderedPageBreak/>
-        <w:t>Part D</w:t>
-      </w:r>
-      <w:bookmarkEnd w:id="23"/>
+      <w:bookmarkStart w:id="25" w:name="_Toc222768143"/>
+      <w:r>
+        <w:t>Part A</w:t>
+      </w:r>
+      <w:bookmarkEnd w:id="25"/>
     </w:p>
     <w:p>
       <w:pPr>
@@ -11968,370 +13714,210 @@
           <w:b/>
           <w:bCs/>
         </w:rPr>
-        <w:t xml:space="preserve">d) You receive a message “12 20 18 19 0 5 0 17 14 2 10 18 1 0 2 7 4 18 7 14 2 10 18 5”. It is known that the scheme in part (c) is used. Is this message from Alice? Why or why not? If it is a message from Alice then write the message. </w:t>
-      </w:r>
+        <w:t xml:space="preserve">a) What is the fundamental difference between Symmetric and Asymmetric (Public Key) cryptography? </w:t>
+      </w:r>
+    </w:p>
+    <w:p>
+      <w:pPr>
+        <w:rPr>
+          <w:color w:val="156082" w:themeColor="accent1"/>
+        </w:rPr>
+      </w:pPr>
+      <w:r>
+        <w:rPr>
+          <w:color w:val="156082" w:themeColor="accent1"/>
+        </w:rPr>
+        <w:t>The fundamental difference is in the keys used. In symmetric cryptography, the same secret key is used for both encryption and decryption, so both parties must already share that key and keep it private. In asymmetric (public-key) cryptography, each person has a key pair: a public key that can be shared with everyone and a private key that must be kept secret. What one key does, only the other can undo (for example, encrypt with someone’s public key and only their private key can decrypt), and the private key can also be used to create digital signatures that others verify using the public key.</w:t>
+      </w:r>
+    </w:p>
+    <w:p>
+      <w:pPr>
+        <w:pStyle w:val="Heading2"/>
+      </w:pPr>
+      <w:bookmarkStart w:id="26" w:name="_Toc222768144"/>
+      <w:r>
+        <w:t>Part B</w:t>
+      </w:r>
+      <w:bookmarkEnd w:id="26"/>
     </w:p>
     <w:p>
       <w:pPr>
         <w:rPr>
           <w:b/>
           <w:bCs/>
-          <w:color w:val="EE0000"/>
         </w:rPr>
       </w:pPr>
       <w:r>
         <w:rPr>
           <w:b/>
           <w:bCs/>
-          <w:color w:val="EE0000"/>
-        </w:rPr>
-        <w:t>I DID THIS VIA CODE. NOTEBOOK IS ATTACHED</w:t>
-      </w:r>
-    </w:p>
-    <w:p>
-      <w:pPr>
-        <w:rPr>
-          <w:color w:val="156082" w:themeColor="accent1"/>
-        </w:rPr>
-      </w:pPr>
-      <w:r>
-        <w:rPr>
-          <w:color w:val="156082" w:themeColor="accent1"/>
-        </w:rPr>
-        <w:t xml:space="preserve">To check, we decrypt using the private key rule </w:t>
-      </w:r>
-      <m:oMath>
-        <m:r>
-          <w:rPr>
-            <w:rFonts w:ascii="Cambria Math" w:hAnsi="Cambria Math"/>
-            <w:color w:val="156082" w:themeColor="accent1"/>
-          </w:rPr>
-          <m:t>m=</m:t>
-        </m:r>
-        <m:sSup>
-          <m:sSupPr>
-            <m:ctrlPr>
-              <w:rPr>
-                <w:rFonts w:ascii="Cambria Math" w:hAnsi="Cambria Math"/>
-                <w:color w:val="156082" w:themeColor="accent1"/>
-              </w:rPr>
-            </m:ctrlPr>
-          </m:sSupPr>
-          <m:e>
-            <m:r>
-              <w:rPr>
-                <w:rFonts w:ascii="Cambria Math" w:hAnsi="Cambria Math"/>
-                <w:color w:val="156082" w:themeColor="accent1"/>
-              </w:rPr>
-              <m:t>c</m:t>
-            </m:r>
-          </m:e>
-          <m:sup>
-            <m:r>
-              <w:rPr>
-                <w:rFonts w:ascii="Cambria Math" w:hAnsi="Cambria Math"/>
-                <w:color w:val="156082" w:themeColor="accent1"/>
-              </w:rPr>
-              <m:t>3</m:t>
-            </m:r>
-          </m:sup>
-        </m:sSup>
-        <m:r>
-          <m:rPr>
-            <m:nor/>
-          </m:rPr>
-          <w:rPr>
-            <w:rFonts w:ascii="Arial" w:hAnsi="Arial" w:cs="Arial"/>
-            <w:color w:val="156082" w:themeColor="accent1"/>
-          </w:rPr>
-          <m:t> </m:t>
-        </m:r>
-        <m:r>
-          <w:rPr>
-            <w:rFonts w:ascii="Cambria Math" w:hAnsi="Cambria Math"/>
-            <w:color w:val="156082" w:themeColor="accent1"/>
-          </w:rPr>
-          <m:t>mod</m:t>
-        </m:r>
-        <m:r>
-          <m:rPr>
-            <m:nor/>
-          </m:rPr>
-          <w:rPr>
-            <w:rFonts w:ascii="Arial" w:hAnsi="Arial" w:cs="Arial"/>
-            <w:color w:val="156082" w:themeColor="accent1"/>
-          </w:rPr>
-          <m:t> </m:t>
-        </m:r>
-        <m:r>
-          <w:rPr>
-            <w:rFonts w:ascii="Cambria Math" w:hAnsi="Cambria Math"/>
-            <w:color w:val="156082" w:themeColor="accent1"/>
-          </w:rPr>
-          <m:t>33</m:t>
-        </m:r>
-      </m:oMath>
-      <w:r>
-        <w:rPr>
-          <w:color w:val="156082" w:themeColor="accent1"/>
-        </w:rPr>
-        <w:t>.</w:t>
-      </w:r>
-      <w:r>
-        <w:rPr>
-          <w:color w:val="156082" w:themeColor="accent1"/>
-        </w:rPr>
-        <w:br/>
-        <w:t>When we do that for this received ciphertext, the decrypted numbers include values like 28, 26, 29, 31 etc. But our character mapping is only defined for 0 to 25 (a</w:t>
-      </w:r>
-      <w:r>
-        <w:rPr>
-          <w:color w:val="156082" w:themeColor="accent1"/>
-        </w:rPr>
-        <w:t>-</w:t>
-      </w:r>
-      <w:r>
-        <w:rPr>
-          <w:color w:val="156082" w:themeColor="accent1"/>
-        </w:rPr>
-        <w:t>z). That means the decrypted output is not valid text under the given encoding, so this ciphertext is not a valid message produced by the scheme (or it has been tampered with / not encrypted correctly).</w:t>
-      </w:r>
-    </w:p>
-    <w:p>
-      <w:pPr>
-        <w:rPr>
-          <w:color w:val="156082" w:themeColor="accent1"/>
-        </w:rPr>
-      </w:pPr>
-      <w:r>
-        <w:rPr>
-          <w:color w:val="156082" w:themeColor="accent1"/>
-        </w:rPr>
-        <w:t>Thus n</w:t>
-      </w:r>
-      <w:r>
-        <w:rPr>
-          <w:color w:val="156082" w:themeColor="accent1"/>
-        </w:rPr>
-        <w:t xml:space="preserve">o, this is not a valid message from Alice under this scheme, because after decryption it does not map cleanly to letters </w:t>
-      </w:r>
-      <m:oMath>
-        <m:r>
-          <w:rPr>
-            <w:rFonts w:ascii="Cambria Math" w:hAnsi="Cambria Math"/>
-            <w:color w:val="156082" w:themeColor="accent1"/>
-          </w:rPr>
-          <m:t>0</m:t>
-        </m:r>
-        <m:r>
-          <m:rPr>
-            <m:nor/>
-          </m:rPr>
-          <w:rPr>
-            <w:color w:val="156082" w:themeColor="accent1"/>
-          </w:rPr>
-          <m:t>-</m:t>
-        </m:r>
-        <m:r>
-          <w:rPr>
-            <w:rFonts w:ascii="Cambria Math" w:hAnsi="Cambria Math"/>
-            <w:color w:val="156082" w:themeColor="accent1"/>
-          </w:rPr>
-          <m:t>25</m:t>
-        </m:r>
-      </m:oMath>
-      <w:r>
-        <w:rPr>
-          <w:color w:val="156082" w:themeColor="accent1"/>
-        </w:rPr>
-        <w:t>.</w:t>
-      </w:r>
-    </w:p>
-    <w:p>
-      <w:pPr>
-        <w:rPr>
-          <w:color w:val="156082" w:themeColor="accent1"/>
-        </w:rPr>
-      </w:pPr>
-      <w:r>
-        <w:rPr>
-          <w:color w:val="156082" w:themeColor="accent1"/>
-        </w:rPr>
-        <w:lastRenderedPageBreak/>
-        <w:drawing>
-          <wp:inline distT="0" distB="0" distL="0" distR="0" wp14:anchorId="5BECC09E" wp14:editId="17F6683B">
-            <wp:extent cx="4572000" cy="4564068"/>
-            <wp:effectExtent l="19050" t="19050" r="19050" b="27305"/>
-            <wp:docPr id="1679209535" name="Picture 1"/>
-            <wp:cNvGraphicFramePr>
-              <a:graphicFrameLocks xmlns:a="http://schemas.openxmlformats.org/drawingml/2006/main" noChangeAspect="1"/>
-            </wp:cNvGraphicFramePr>
-            <a:graphic xmlns:a="http://schemas.openxmlformats.org/drawingml/2006/main">
-              <a:graphicData uri="http://schemas.openxmlformats.org/drawingml/2006/picture">
-                <pic:pic xmlns:pic="http://schemas.openxmlformats.org/drawingml/2006/picture">
-                  <pic:nvPicPr>
-                    <pic:cNvPr id="1679209535" name=""/>
-                    <pic:cNvPicPr/>
-                  </pic:nvPicPr>
-                  <pic:blipFill rotWithShape="1">
-                    <a:blip r:embed="rId12"/>
-                    <a:srcRect b="15210"/>
-                    <a:stretch>
-                      <a:fillRect/>
-                    </a:stretch>
-                  </pic:blipFill>
-                  <pic:spPr bwMode="auto">
-                    <a:xfrm>
-                      <a:off x="0" y="0"/>
-                      <a:ext cx="4572000" cy="4564068"/>
-                    </a:xfrm>
-                    <a:prstGeom prst="rect">
-                      <a:avLst/>
-                    </a:prstGeom>
-                    <a:ln>
-                      <a:solidFill>
-                        <a:schemeClr val="tx1"/>
-                      </a:solidFill>
-                    </a:ln>
-                    <a:extLst>
-                      <a:ext uri="{53640926-AAD7-44D8-BBD7-CCE9431645EC}">
-                        <a14:shadowObscured xmlns:a14="http://schemas.microsoft.com/office/drawing/2010/main"/>
-                      </a:ext>
-                    </a:extLst>
-                  </pic:spPr>
-                </pic:pic>
-              </a:graphicData>
-            </a:graphic>
-          </wp:inline>
-        </w:drawing>
-      </w:r>
-      <w:r>
-        <w:rPr>
-          <w:color w:val="156082" w:themeColor="accent1"/>
-        </w:rPr>
-        <w:lastRenderedPageBreak/>
-        <w:drawing>
-          <wp:inline distT="0" distB="0" distL="0" distR="0" wp14:anchorId="370469F1" wp14:editId="3977845C">
-            <wp:extent cx="4572000" cy="5323974"/>
-            <wp:effectExtent l="19050" t="19050" r="19050" b="10160"/>
-            <wp:docPr id="737699740" name="Picture 1"/>
-            <wp:cNvGraphicFramePr>
-              <a:graphicFrameLocks xmlns:a="http://schemas.openxmlformats.org/drawingml/2006/main" noChangeAspect="1"/>
-            </wp:cNvGraphicFramePr>
-            <a:graphic xmlns:a="http://schemas.openxmlformats.org/drawingml/2006/main">
-              <a:graphicData uri="http://schemas.openxmlformats.org/drawingml/2006/picture">
-                <pic:pic xmlns:pic="http://schemas.openxmlformats.org/drawingml/2006/picture">
-                  <pic:nvPicPr>
-                    <pic:cNvPr id="737699740" name=""/>
-                    <pic:cNvPicPr/>
-                  </pic:nvPicPr>
-                  <pic:blipFill>
-                    <a:blip r:embed="rId13"/>
-                    <a:stretch>
-                      <a:fillRect/>
-                    </a:stretch>
-                  </pic:blipFill>
-                  <pic:spPr>
-                    <a:xfrm>
-                      <a:off x="0" y="0"/>
-                      <a:ext cx="4572000" cy="5323974"/>
-                    </a:xfrm>
-                    <a:prstGeom prst="rect">
-                      <a:avLst/>
-                    </a:prstGeom>
-                    <a:ln>
-                      <a:solidFill>
-                        <a:schemeClr val="tx1"/>
-                      </a:solidFill>
-                    </a:ln>
-                  </pic:spPr>
-                </pic:pic>
-              </a:graphicData>
-            </a:graphic>
-          </wp:inline>
-        </w:drawing>
-      </w:r>
-    </w:p>
-    <w:p>
-      <w:pPr>
-        <w:rPr>
-          <w:color w:val="156082" w:themeColor="accent1"/>
-        </w:rPr>
-      </w:pPr>
-      <w:r>
-        <w:rPr>
-          <w:color w:val="156082" w:themeColor="accent1"/>
-        </w:rPr>
-        <w:br w:type="page"/>
-      </w:r>
-    </w:p>
-    <w:p>
-      <w:pPr>
-        <w:pStyle w:val="Heading1"/>
-      </w:pPr>
-      <w:bookmarkStart w:id="24" w:name="_Toc222695611"/>
-      <w:r>
-        <w:lastRenderedPageBreak/>
-        <w:t>Question 8</w:t>
-      </w:r>
-      <w:bookmarkEnd w:id="24"/>
-      <w:r>
-        <w:t xml:space="preserve"> </w:t>
-      </w:r>
-    </w:p>
-    <w:p>
-      <w:pPr>
-        <w:pStyle w:val="Heading2"/>
-      </w:pPr>
-      <w:bookmarkStart w:id="25" w:name="_Toc222695612"/>
-      <w:r>
-        <w:t>Part A</w:t>
-      </w:r>
-      <w:bookmarkEnd w:id="25"/>
-    </w:p>
-    <w:p>
-      <w:pPr>
+        </w:rPr>
+        <w:t xml:space="preserve">b) For the following goals, state whether symmetric or asymmetric cryptography is typically used. Also state your reasoning: - </w:t>
+      </w:r>
+      <w:proofErr w:type="spellStart"/>
+      <w:r>
         <w:rPr>
           <w:b/>
           <w:bCs/>
         </w:rPr>
-      </w:pPr>
+        <w:t>i</w:t>
+      </w:r>
+      <w:proofErr w:type="spellEnd"/>
       <w:r>
         <w:rPr>
           <w:b/>
           <w:bCs/>
         </w:rPr>
-        <w:t xml:space="preserve">a) What is the fundamental difference between Symmetric and Asymmetric (Public Key) cryptography? </w:t>
-      </w:r>
-    </w:p>
-    <w:p>
-      <w:pPr>
-        <w:rPr>
-          <w:color w:val="156082" w:themeColor="accent1"/>
-        </w:rPr>
-      </w:pPr>
-      <w:r>
-        <w:rPr>
-          <w:color w:val="156082" w:themeColor="accent1"/>
-        </w:rPr>
-        <w:t>The fundamental difference is in the keys used. In symmetric cryptography, the same secret key is used for both encryption and decryption, so both parties must already share that key and keep it private. In asymmetric (public-key) cryptography, each person has a key pair: a public key that can be shared with everyone and a private key that must be kept secret. What one key does, only the other can undo (for example, encrypt with someone’s public key and only their private key can decrypt), and the private key can also be used to create digital signatures that others verify using the public key.</w:t>
-      </w:r>
-    </w:p>
-    <w:p>
-      <w:pPr>
-        <w:pStyle w:val="Heading2"/>
-      </w:pPr>
-      <w:bookmarkStart w:id="26" w:name="_Toc222695613"/>
-      <w:r>
-        <w:t>Part B</w:t>
-      </w:r>
-      <w:bookmarkEnd w:id="26"/>
+        <w:t>) Encrypting a large file for storage. - ii) Proving your identity to a website. - iii) Establishing a secure connection to your bank’s server.</w:t>
+      </w:r>
+    </w:p>
+    <w:p>
+      <w:pPr>
+        <w:rPr>
+          <w:color w:val="156082" w:themeColor="accent1"/>
+          <w:u w:val="single"/>
+        </w:rPr>
+      </w:pPr>
+      <w:proofErr w:type="spellStart"/>
+      <w:r>
+        <w:rPr>
+          <w:color w:val="156082" w:themeColor="accent1"/>
+          <w:u w:val="single"/>
+        </w:rPr>
+        <w:t>i</w:t>
+      </w:r>
+      <w:proofErr w:type="spellEnd"/>
+      <w:r>
+        <w:rPr>
+          <w:color w:val="156082" w:themeColor="accent1"/>
+          <w:u w:val="single"/>
+        </w:rPr>
+        <w:t>) Encrypting a large file for storage → Symmetric</w:t>
+      </w:r>
+    </w:p>
+    <w:p>
+      <w:pPr>
+        <w:rPr>
+          <w:color w:val="156082" w:themeColor="accent1"/>
+        </w:rPr>
+      </w:pPr>
+      <w:r>
+        <w:rPr>
+          <w:color w:val="156082" w:themeColor="accent1"/>
+        </w:rPr>
+        <w:t>Symmetric encryption is typically used because it is much faster and more efficient for large amounts of data. Public-key encryption is usually too slow for encrypting big files directly.</w:t>
+      </w:r>
+    </w:p>
+    <w:p>
+      <w:pPr>
+        <w:rPr>
+          <w:color w:val="156082" w:themeColor="accent1"/>
+          <w:u w:val="single"/>
+        </w:rPr>
+      </w:pPr>
+      <w:r>
+        <w:rPr>
+          <w:color w:val="156082" w:themeColor="accent1"/>
+          <w:u w:val="single"/>
+        </w:rPr>
+        <w:t>ii) Proving your identity to a website → Asymmetric</w:t>
+      </w:r>
+    </w:p>
+    <w:p>
+      <w:pPr>
+        <w:rPr>
+          <w:color w:val="156082" w:themeColor="accent1"/>
+        </w:rPr>
+      </w:pPr>
+      <w:r>
+        <w:rPr>
+          <w:color w:val="156082" w:themeColor="accent1"/>
+        </w:rPr>
+        <w:t>This is typically done using public-key cryptography (digital signatures / certificates). You prove identity by demonstrating you control a private key (for example, in certificate-based authentication), and the website can verify using the corresponding public key.</w:t>
+      </w:r>
+    </w:p>
+    <w:p>
+      <w:pPr>
+        <w:rPr>
+          <w:color w:val="156082" w:themeColor="accent1"/>
+          <w:u w:val="single"/>
+        </w:rPr>
+      </w:pPr>
+      <w:r>
+        <w:rPr>
+          <w:color w:val="156082" w:themeColor="accent1"/>
+          <w:u w:val="single"/>
+        </w:rPr>
+        <w:t>iii) Establishing a secure connection to your bank’s server → Both (hybrid, but mainly asymmetric first)</w:t>
+      </w:r>
+    </w:p>
+    <w:p>
+      <w:pPr>
+        <w:rPr>
+          <w:color w:val="156082" w:themeColor="accent1"/>
+        </w:rPr>
+      </w:pPr>
+      <w:r>
+        <w:rPr>
+          <w:color w:val="156082" w:themeColor="accent1"/>
+        </w:rPr>
+        <w:t xml:space="preserve">In practice (like in TLS/HTTPS), asymmetric cryptography is used at the start to authenticate the server and securely agree on a session key, and then symmetric cryptography is used for </w:t>
+      </w:r>
+      <w:proofErr w:type="gramStart"/>
+      <w:r>
+        <w:rPr>
+          <w:color w:val="156082" w:themeColor="accent1"/>
+        </w:rPr>
+        <w:t>the actual</w:t>
+      </w:r>
+      <w:proofErr w:type="gramEnd"/>
+      <w:r>
+        <w:rPr>
+          <w:color w:val="156082" w:themeColor="accent1"/>
+        </w:rPr>
+        <w:t xml:space="preserve"> data transfer because it is fast. </w:t>
+      </w:r>
+      <w:proofErr w:type="gramStart"/>
+      <w:r>
+        <w:rPr>
+          <w:color w:val="156082" w:themeColor="accent1"/>
+        </w:rPr>
+        <w:t>So</w:t>
+      </w:r>
+      <w:proofErr w:type="gramEnd"/>
+      <w:r>
+        <w:rPr>
+          <w:color w:val="156082" w:themeColor="accent1"/>
+        </w:rPr>
+        <w:t xml:space="preserve"> it’s a hybrid: asymmetric to set up trust + symmetric for bulk encrypted communication.</w:t>
+      </w:r>
+      <w:r>
+        <w:rPr>
+          <w:color w:val="156082" w:themeColor="accent1"/>
+        </w:rPr>
+        <w:br w:type="page"/>
+      </w:r>
+    </w:p>
+    <w:p>
+      <w:pPr>
+        <w:pStyle w:val="Heading1"/>
+      </w:pPr>
+      <w:bookmarkStart w:id="27" w:name="_Toc222768145"/>
+      <w:r>
+        <w:lastRenderedPageBreak/>
+        <w:t>Question 9</w:t>
+      </w:r>
+      <w:bookmarkEnd w:id="27"/>
+      <w:r>
+        <w:t xml:space="preserve"> </w:t>
+      </w:r>
     </w:p>
     <w:p>
       <w:pPr>
         <w:rPr>
           <w:b/>
           <w:bCs/>
+          <w:color w:val="156082" w:themeColor="accent1"/>
         </w:rPr>
       </w:pPr>
       <w:r>
@@ -12339,159 +13925,80 @@
           <w:b/>
           <w:bCs/>
         </w:rPr>
-        <w:t>b) For the following goals, state whether symmetric or asymmetric cryptography is typically used. Also state your reasoning: - i) Encrypting a large file for storage. - ii) Proving your identity to a website. - iii) Establishing a secure connection to your bank’s server</w:t>
-      </w:r>
-      <w:r>
+        <w:t xml:space="preserve">A simple hash function is defined as H(x) = (5x + 3) mod 16. </w:t>
+      </w:r>
+    </w:p>
+    <w:p>
+      <w:pPr>
+        <w:pStyle w:val="Heading2"/>
+      </w:pPr>
+      <w:bookmarkStart w:id="28" w:name="_Toc222768146"/>
+      <w:r>
+        <w:t>Part A</w:t>
+      </w:r>
+      <w:bookmarkEnd w:id="28"/>
+    </w:p>
+    <w:p>
+      <w:pPr>
         <w:rPr>
           <w:b/>
           <w:bCs/>
         </w:rPr>
-        <w:t>.</w:t>
-      </w:r>
-    </w:p>
-    <w:p>
-      <w:pPr>
-        <w:rPr>
-          <w:color w:val="156082" w:themeColor="accent1"/>
-          <w:u w:val="single"/>
-        </w:rPr>
-      </w:pPr>
-      <w:r>
-        <w:rPr>
-          <w:color w:val="156082" w:themeColor="accent1"/>
-          <w:u w:val="single"/>
-        </w:rPr>
-        <w:t>i) Encrypting a large file for storage → Symmetric</w:t>
-      </w:r>
-    </w:p>
-    <w:p>
-      <w:pPr>
-        <w:rPr>
-          <w:color w:val="156082" w:themeColor="accent1"/>
-        </w:rPr>
-      </w:pPr>
-      <w:r>
-        <w:rPr>
-          <w:color w:val="156082" w:themeColor="accent1"/>
-        </w:rPr>
-        <w:t>Symmetric encryption is typically used because it is much faster and more efficient for large amounts of data. Public-key encryption is usually too slow for encrypting big files directly.</w:t>
-      </w:r>
-    </w:p>
-    <w:p>
-      <w:pPr>
-        <w:rPr>
-          <w:color w:val="156082" w:themeColor="accent1"/>
-          <w:u w:val="single"/>
-        </w:rPr>
-      </w:pPr>
-      <w:r>
-        <w:rPr>
-          <w:color w:val="156082" w:themeColor="accent1"/>
-          <w:u w:val="single"/>
-        </w:rPr>
-        <w:t>ii) Proving your identity to a website → Asymmetric</w:t>
-      </w:r>
-    </w:p>
-    <w:p>
-      <w:pPr>
-        <w:rPr>
-          <w:color w:val="156082" w:themeColor="accent1"/>
-        </w:rPr>
-      </w:pPr>
-      <w:r>
-        <w:rPr>
-          <w:color w:val="156082" w:themeColor="accent1"/>
-        </w:rPr>
-        <w:t>This is typically done using public-key cryptography (digital signatures / certificates). You prove identity by demonstrating you control a private key (for example, in certificate-based authentication), and the website can verify using the corresponding public key.</w:t>
-      </w:r>
-    </w:p>
-    <w:p>
-      <w:pPr>
-        <w:rPr>
-          <w:color w:val="156082" w:themeColor="accent1"/>
-          <w:u w:val="single"/>
-        </w:rPr>
-      </w:pPr>
-      <w:r>
-        <w:rPr>
-          <w:color w:val="156082" w:themeColor="accent1"/>
-          <w:u w:val="single"/>
-        </w:rPr>
-        <w:t>iii) Establishing a secure connection to your bank’s server → Both (hybrid, but mainly asymmetric first)</w:t>
-      </w:r>
-    </w:p>
-    <w:p>
-      <w:pPr>
-        <w:rPr>
-          <w:color w:val="156082" w:themeColor="accent1"/>
-        </w:rPr>
-      </w:pPr>
-      <w:r>
-        <w:rPr>
-          <w:color w:val="156082" w:themeColor="accent1"/>
-        </w:rPr>
-        <w:t>In practice (like in TLS/HTTPS), asymmetric cryptography is used at the start to authenticate the server and securely agree on a session key, and then symmetric cryptography is used for the actual data transfer because it is fast. So it’s a hybrid: asymmetric to set up trust + symmetric for bulk encrypted communication.</w:t>
-      </w:r>
-      <w:r>
-        <w:rPr>
-          <w:color w:val="156082" w:themeColor="accent1"/>
-        </w:rPr>
-        <w:br w:type="page"/>
-      </w:r>
-    </w:p>
-    <w:p>
-      <w:pPr>
-        <w:pStyle w:val="Heading1"/>
-      </w:pPr>
-      <w:bookmarkStart w:id="27" w:name="_Toc222695614"/>
-      <w:r>
-        <w:lastRenderedPageBreak/>
-        <w:t>Question 9</w:t>
-      </w:r>
-      <w:bookmarkEnd w:id="27"/>
-      <w:r>
-        <w:t xml:space="preserve"> </w:t>
-      </w:r>
-    </w:p>
-    <w:p>
-      <w:pPr>
+      </w:pPr>
+      <w:r>
         <w:rPr>
           <w:b/>
           <w:bCs/>
-          <w:color w:val="156082" w:themeColor="accent1"/>
-        </w:rPr>
-      </w:pPr>
+        </w:rPr>
+        <w:t xml:space="preserve">a) Calculate the hash of the following numbers: </w:t>
+      </w:r>
+      <w:proofErr w:type="gramStart"/>
       <w:r>
         <w:rPr>
           <w:b/>
           <w:bCs/>
         </w:rPr>
-        <w:t xml:space="preserve">A simple hash function is defined as H(x) = (5x + 3) mod 16. </w:t>
-      </w:r>
-    </w:p>
-    <w:p>
-      <w:pPr>
-        <w:pStyle w:val="Heading2"/>
-      </w:pPr>
-      <w:bookmarkStart w:id="28" w:name="_Toc222695615"/>
-      <w:r>
-        <w:t>Part A</w:t>
-      </w:r>
-      <w:bookmarkEnd w:id="28"/>
-    </w:p>
-    <w:p>
-      <w:pPr>
+        <w:t>H(</w:t>
+      </w:r>
+      <w:proofErr w:type="gramEnd"/>
+      <w:r>
         <w:rPr>
           <w:b/>
           <w:bCs/>
         </w:rPr>
-      </w:pPr>
+        <w:t xml:space="preserve">7), </w:t>
+      </w:r>
+      <w:proofErr w:type="gramStart"/>
       <w:r>
         <w:rPr>
           <w:b/>
           <w:bCs/>
         </w:rPr>
-        <w:t xml:space="preserve">a) Calculate the hash of the following numbers: H(7), H(23), H(39). </w:t>
+        <w:t>H(</w:t>
+      </w:r>
+      <w:proofErr w:type="gramEnd"/>
+      <w:r>
+        <w:rPr>
+          <w:b/>
+          <w:bCs/>
+        </w:rPr>
+        <w:t xml:space="preserve">23), </w:t>
+      </w:r>
+      <w:proofErr w:type="gramStart"/>
+      <w:r>
+        <w:rPr>
+          <w:b/>
+          <w:bCs/>
+        </w:rPr>
+        <w:t>H(</w:t>
+      </w:r>
+      <w:proofErr w:type="gramEnd"/>
+      <w:r>
+        <w:rPr>
+          <w:b/>
+          <w:bCs/>
+        </w:rPr>
+        <w:t xml:space="preserve">39). </w:t>
       </w:r>
     </w:p>
     <w:p>
@@ -12565,64 +14072,62 @@
               <w:rFonts w:ascii="Cambria Math" w:hAnsi="Cambria Math"/>
               <w:color w:val="156082" w:themeColor="accent1"/>
             </w:rPr>
-            <m:t>+3=35+3=3</m:t>
+            <m:t>+3=35+3=38</m:t>
           </m:r>
           <m:r>
-            <w:rPr>
-              <w:rFonts w:ascii="Cambria Math" w:hAnsi="Cambria Math"/>
-              <w:color w:val="156082" w:themeColor="accent1"/>
-            </w:rPr>
-            <m:t>8</m:t>
-          </m:r>
-          <m:r>
+            <m:rPr>
+              <m:sty m:val="p"/>
+            </m:rPr>
             <w:rPr>
               <w:color w:val="156082" w:themeColor="accent1"/>
             </w:rPr>
             <w:br/>
           </m:r>
-          <m:r>
-            <w:rPr>
-              <w:rFonts w:ascii="Cambria Math" w:hAnsi="Cambria Math"/>
-              <w:color w:val="156082" w:themeColor="accent1"/>
-            </w:rPr>
-            <m:t>38</m:t>
-          </m:r>
-          <m:r>
-            <m:rPr>
-              <m:nor/>
-            </m:rPr>
-            <w:rPr>
-              <w:rFonts w:ascii="Arial" w:hAnsi="Arial" w:cs="Arial"/>
-              <w:color w:val="156082" w:themeColor="accent1"/>
-            </w:rPr>
-            <m:t> </m:t>
-          </m:r>
-          <m:r>
-            <w:rPr>
-              <w:rFonts w:ascii="Cambria Math" w:hAnsi="Cambria Math"/>
-              <w:color w:val="156082" w:themeColor="accent1"/>
-            </w:rPr>
-            <m:t>mod</m:t>
-          </m:r>
-          <m:r>
-            <m:rPr>
-              <m:nor/>
-            </m:rPr>
-            <w:rPr>
-              <w:rFonts w:ascii="Arial" w:hAnsi="Arial" w:cs="Arial"/>
-              <w:color w:val="156082" w:themeColor="accent1"/>
-            </w:rPr>
-            <m:t> </m:t>
-          </m:r>
-          <m:r>
-            <w:rPr>
-              <w:rFonts w:ascii="Cambria Math" w:hAnsi="Cambria Math"/>
-              <w:color w:val="156082" w:themeColor="accent1"/>
-            </w:rPr>
-            <m:t>16</m:t>
-          </m:r>
         </m:oMath>
       </m:oMathPara>
+      <m:oMath>
+        <m:r>
+          <w:rPr>
+            <w:rFonts w:ascii="Cambria Math" w:hAnsi="Cambria Math"/>
+            <w:color w:val="156082" w:themeColor="accent1"/>
+          </w:rPr>
+          <m:t>38</m:t>
+        </m:r>
+        <m:r>
+          <m:rPr>
+            <m:nor/>
+          </m:rPr>
+          <w:rPr>
+            <w:rFonts w:ascii="Arial" w:hAnsi="Arial" w:cs="Arial"/>
+            <w:color w:val="156082" w:themeColor="accent1"/>
+          </w:rPr>
+          <m:t> </m:t>
+        </m:r>
+        <m:r>
+          <w:rPr>
+            <w:rFonts w:ascii="Cambria Math" w:hAnsi="Cambria Math"/>
+            <w:color w:val="156082" w:themeColor="accent1"/>
+          </w:rPr>
+          <m:t>mod</m:t>
+        </m:r>
+        <m:r>
+          <m:rPr>
+            <m:nor/>
+          </m:rPr>
+          <w:rPr>
+            <w:rFonts w:ascii="Arial" w:hAnsi="Arial" w:cs="Arial"/>
+            <w:color w:val="156082" w:themeColor="accent1"/>
+          </w:rPr>
+          <m:t> </m:t>
+        </m:r>
+        <m:r>
+          <w:rPr>
+            <w:rFonts w:ascii="Cambria Math" w:hAnsi="Cambria Math"/>
+            <w:color w:val="156082" w:themeColor="accent1"/>
+          </w:rPr>
+          <m:t>16</m:t>
+        </m:r>
+      </m:oMath>
       <w:r>
         <w:rPr>
           <w:color w:val="156082" w:themeColor="accent1"/>
@@ -12669,14 +14174,7 @@
               <w:rFonts w:ascii="Cambria Math" w:hAnsi="Cambria Math"/>
               <w:color w:val="156082" w:themeColor="accent1"/>
             </w:rPr>
-            <m:t>⇒H(7)=</m:t>
-          </m:r>
-          <m:r>
-            <w:rPr>
-              <w:rFonts w:ascii="Cambria Math" w:hAnsi="Cambria Math"/>
-              <w:color w:val="156082" w:themeColor="accent1"/>
-            </w:rPr>
-            <m:t>6</m:t>
+            <m:t>⇒H(7)=6</m:t>
           </m:r>
         </m:oMath>
       </m:oMathPara>
@@ -12722,64 +14220,62 @@
               <w:rFonts w:ascii="Cambria Math" w:hAnsi="Cambria Math"/>
               <w:color w:val="156082" w:themeColor="accent1"/>
             </w:rPr>
-            <m:t>5(23)+3=115+3=11</m:t>
+            <m:t>5(23)+3=115+3=118</m:t>
           </m:r>
           <m:r>
-            <w:rPr>
-              <w:rFonts w:ascii="Cambria Math" w:hAnsi="Cambria Math"/>
-              <w:color w:val="156082" w:themeColor="accent1"/>
-            </w:rPr>
-            <m:t>8</m:t>
-          </m:r>
-          <m:r>
+            <m:rPr>
+              <m:sty m:val="p"/>
+            </m:rPr>
             <w:rPr>
               <w:color w:val="156082" w:themeColor="accent1"/>
             </w:rPr>
             <w:br/>
           </m:r>
-          <m:r>
-            <w:rPr>
-              <w:rFonts w:ascii="Cambria Math" w:hAnsi="Cambria Math"/>
-              <w:color w:val="156082" w:themeColor="accent1"/>
-            </w:rPr>
-            <m:t>118</m:t>
-          </m:r>
-          <m:r>
-            <m:rPr>
-              <m:nor/>
-            </m:rPr>
-            <w:rPr>
-              <w:rFonts w:ascii="Arial" w:hAnsi="Arial" w:cs="Arial"/>
-              <w:color w:val="156082" w:themeColor="accent1"/>
-            </w:rPr>
-            <m:t> </m:t>
-          </m:r>
-          <m:r>
-            <w:rPr>
-              <w:rFonts w:ascii="Cambria Math" w:hAnsi="Cambria Math"/>
-              <w:color w:val="156082" w:themeColor="accent1"/>
-            </w:rPr>
-            <m:t>mod</m:t>
-          </m:r>
-          <m:r>
-            <m:rPr>
-              <m:nor/>
-            </m:rPr>
-            <w:rPr>
-              <w:rFonts w:ascii="Arial" w:hAnsi="Arial" w:cs="Arial"/>
-              <w:color w:val="156082" w:themeColor="accent1"/>
-            </w:rPr>
-            <m:t> </m:t>
-          </m:r>
-          <m:r>
-            <w:rPr>
-              <w:rFonts w:ascii="Cambria Math" w:hAnsi="Cambria Math"/>
-              <w:color w:val="156082" w:themeColor="accent1"/>
-            </w:rPr>
-            <m:t>16</m:t>
-          </m:r>
         </m:oMath>
       </m:oMathPara>
+      <m:oMath>
+        <m:r>
+          <w:rPr>
+            <w:rFonts w:ascii="Cambria Math" w:hAnsi="Cambria Math"/>
+            <w:color w:val="156082" w:themeColor="accent1"/>
+          </w:rPr>
+          <m:t>118</m:t>
+        </m:r>
+        <m:r>
+          <m:rPr>
+            <m:nor/>
+          </m:rPr>
+          <w:rPr>
+            <w:rFonts w:ascii="Arial" w:hAnsi="Arial" w:cs="Arial"/>
+            <w:color w:val="156082" w:themeColor="accent1"/>
+          </w:rPr>
+          <m:t> </m:t>
+        </m:r>
+        <m:r>
+          <w:rPr>
+            <w:rFonts w:ascii="Cambria Math" w:hAnsi="Cambria Math"/>
+            <w:color w:val="156082" w:themeColor="accent1"/>
+          </w:rPr>
+          <m:t>mod</m:t>
+        </m:r>
+        <m:r>
+          <m:rPr>
+            <m:nor/>
+          </m:rPr>
+          <w:rPr>
+            <w:rFonts w:ascii="Arial" w:hAnsi="Arial" w:cs="Arial"/>
+            <w:color w:val="156082" w:themeColor="accent1"/>
+          </w:rPr>
+          <m:t> </m:t>
+        </m:r>
+        <m:r>
+          <w:rPr>
+            <w:rFonts w:ascii="Cambria Math" w:hAnsi="Cambria Math"/>
+            <w:color w:val="156082" w:themeColor="accent1"/>
+          </w:rPr>
+          <m:t>16</m:t>
+        </m:r>
+      </m:oMath>
       <w:r>
         <w:rPr>
           <w:color w:val="156082" w:themeColor="accent1"/>
@@ -12867,64 +14363,62 @@
               <w:rFonts w:ascii="Cambria Math" w:hAnsi="Cambria Math"/>
               <w:color w:val="156082" w:themeColor="accent1"/>
             </w:rPr>
-            <m:t>5(39)+3=195+3=19</m:t>
+            <m:t>5(39)+3=195+3=198</m:t>
           </m:r>
           <m:r>
-            <w:rPr>
-              <w:rFonts w:ascii="Cambria Math" w:hAnsi="Cambria Math"/>
-              <w:color w:val="156082" w:themeColor="accent1"/>
-            </w:rPr>
-            <m:t>8</m:t>
-          </m:r>
-          <m:r>
+            <m:rPr>
+              <m:sty m:val="p"/>
+            </m:rPr>
             <w:rPr>
               <w:color w:val="156082" w:themeColor="accent1"/>
             </w:rPr>
             <w:br/>
           </m:r>
-          <m:r>
-            <w:rPr>
-              <w:rFonts w:ascii="Cambria Math" w:hAnsi="Cambria Math"/>
-              <w:color w:val="156082" w:themeColor="accent1"/>
-            </w:rPr>
-            <m:t>198</m:t>
-          </m:r>
-          <m:r>
-            <m:rPr>
-              <m:nor/>
-            </m:rPr>
-            <w:rPr>
-              <w:rFonts w:ascii="Arial" w:hAnsi="Arial" w:cs="Arial"/>
-              <w:color w:val="156082" w:themeColor="accent1"/>
-            </w:rPr>
-            <m:t> </m:t>
-          </m:r>
-          <m:r>
-            <w:rPr>
-              <w:rFonts w:ascii="Cambria Math" w:hAnsi="Cambria Math"/>
-              <w:color w:val="156082" w:themeColor="accent1"/>
-            </w:rPr>
-            <m:t>mod</m:t>
-          </m:r>
-          <m:r>
-            <m:rPr>
-              <m:nor/>
-            </m:rPr>
-            <w:rPr>
-              <w:rFonts w:ascii="Arial" w:hAnsi="Arial" w:cs="Arial"/>
-              <w:color w:val="156082" w:themeColor="accent1"/>
-            </w:rPr>
-            <m:t> </m:t>
-          </m:r>
-          <m:r>
-            <w:rPr>
-              <w:rFonts w:ascii="Cambria Math" w:hAnsi="Cambria Math"/>
-              <w:color w:val="156082" w:themeColor="accent1"/>
-            </w:rPr>
-            <m:t>16</m:t>
-          </m:r>
         </m:oMath>
       </m:oMathPara>
+      <m:oMath>
+        <m:r>
+          <w:rPr>
+            <w:rFonts w:ascii="Cambria Math" w:hAnsi="Cambria Math"/>
+            <w:color w:val="156082" w:themeColor="accent1"/>
+          </w:rPr>
+          <m:t>198</m:t>
+        </m:r>
+        <m:r>
+          <m:rPr>
+            <m:nor/>
+          </m:rPr>
+          <w:rPr>
+            <w:rFonts w:ascii="Arial" w:hAnsi="Arial" w:cs="Arial"/>
+            <w:color w:val="156082" w:themeColor="accent1"/>
+          </w:rPr>
+          <m:t> </m:t>
+        </m:r>
+        <m:r>
+          <w:rPr>
+            <w:rFonts w:ascii="Cambria Math" w:hAnsi="Cambria Math"/>
+            <w:color w:val="156082" w:themeColor="accent1"/>
+          </w:rPr>
+          <m:t>mod</m:t>
+        </m:r>
+        <m:r>
+          <m:rPr>
+            <m:nor/>
+          </m:rPr>
+          <w:rPr>
+            <w:rFonts w:ascii="Arial" w:hAnsi="Arial" w:cs="Arial"/>
+            <w:color w:val="156082" w:themeColor="accent1"/>
+          </w:rPr>
+          <m:t> </m:t>
+        </m:r>
+        <m:r>
+          <w:rPr>
+            <w:rFonts w:ascii="Cambria Math" w:hAnsi="Cambria Math"/>
+            <w:color w:val="156082" w:themeColor="accent1"/>
+          </w:rPr>
+          <m:t>16</m:t>
+        </m:r>
+      </m:oMath>
       <w:r>
         <w:rPr>
           <w:color w:val="156082" w:themeColor="accent1"/>
@@ -12977,7 +14471,7 @@
       <w:pPr>
         <w:pStyle w:val="Heading2"/>
       </w:pPr>
-      <w:bookmarkStart w:id="29" w:name="_Toc222695616"/>
+      <w:bookmarkStart w:id="29" w:name="_Toc222768147"/>
       <w:r>
         <w:t>Part B</w:t>
       </w:r>
@@ -12995,7 +14489,39 @@
           <w:b/>
           <w:bCs/>
         </w:rPr>
-        <w:t xml:space="preserve">b) What do you observe about the results for H(7) and H(23)? Explain why this happens, relating it to the properties of the modulo operation. </w:t>
+        <w:t xml:space="preserve">b) What do you observe about the results for </w:t>
+      </w:r>
+      <w:proofErr w:type="gramStart"/>
+      <w:r>
+        <w:rPr>
+          <w:b/>
+          <w:bCs/>
+        </w:rPr>
+        <w:t>H(</w:t>
+      </w:r>
+      <w:proofErr w:type="gramEnd"/>
+      <w:r>
+        <w:rPr>
+          <w:b/>
+          <w:bCs/>
+        </w:rPr>
+        <w:t xml:space="preserve">7) and </w:t>
+      </w:r>
+      <w:proofErr w:type="gramStart"/>
+      <w:r>
+        <w:rPr>
+          <w:b/>
+          <w:bCs/>
+        </w:rPr>
+        <w:t>H(</w:t>
+      </w:r>
+      <w:proofErr w:type="gramEnd"/>
+      <w:r>
+        <w:rPr>
+          <w:b/>
+          <w:bCs/>
+        </w:rPr>
+        <w:t xml:space="preserve">23)? Explain why this happens, relating it to the properties of the modulo operation. </w:t>
       </w:r>
     </w:p>
     <w:p>
@@ -13057,7 +14583,21 @@
         <w:rPr>
           <w:color w:val="156082" w:themeColor="accent1"/>
         </w:rPr>
-        <w:t>With modulo 16, adding 16 doesn’t change the remainder in the final result. More clearly:</w:t>
+        <w:t xml:space="preserve">With modulo 16, adding 16 doesn’t change the remainder in </w:t>
+      </w:r>
+      <w:proofErr w:type="gramStart"/>
+      <w:r>
+        <w:rPr>
+          <w:color w:val="156082" w:themeColor="accent1"/>
+        </w:rPr>
+        <w:t>the final result</w:t>
+      </w:r>
+      <w:proofErr w:type="gramEnd"/>
+      <w:r>
+        <w:rPr>
+          <w:color w:val="156082" w:themeColor="accent1"/>
+        </w:rPr>
+        <w:t>. More clearly:</w:t>
       </w:r>
     </w:p>
     <w:p>
@@ -13240,7 +14780,7 @@
       <w:pPr>
         <w:pStyle w:val="Heading2"/>
       </w:pPr>
-      <w:bookmarkStart w:id="30" w:name="_Toc222695617"/>
+      <w:bookmarkStart w:id="30" w:name="_Toc222768148"/>
       <w:r>
         <w:lastRenderedPageBreak/>
         <w:t>Part C</w:t>
@@ -13259,7 +14799,23 @@
           <w:b/>
           <w:bCs/>
         </w:rPr>
-        <w:t>c) Based on this, what is a major weakness of this hash function?</w:t>
+        <w:t xml:space="preserve">c) Based on this, what is </w:t>
+      </w:r>
+      <w:proofErr w:type="gramStart"/>
+      <w:r>
+        <w:rPr>
+          <w:b/>
+          <w:bCs/>
+        </w:rPr>
+        <w:t>a major</w:t>
+      </w:r>
+      <w:proofErr w:type="gramEnd"/>
+      <w:r>
+        <w:rPr>
+          <w:b/>
+          <w:bCs/>
+        </w:rPr>
+        <w:t xml:space="preserve"> weakness of this hash function?</w:t>
       </w:r>
     </w:p>
     <w:p>
@@ -13329,14 +14885,7 @@
             <w:rFonts w:ascii="Cambria Math" w:hAnsi="Cambria Math"/>
             <w:color w:val="156082" w:themeColor="accent1"/>
           </w:rPr>
-          <m:t>7,23,39,</m:t>
-        </m:r>
-        <m:r>
-          <w:rPr>
-            <w:rFonts w:ascii="Cambria Math" w:hAnsi="Cambria Math"/>
-            <w:color w:val="156082" w:themeColor="accent1"/>
-          </w:rPr>
-          <m:t>…</m:t>
+          <m:t>7,23,39,…</m:t>
         </m:r>
       </m:oMath>
       <w:r>
@@ -13352,11 +14901,19 @@
           <w:color w:val="156082" w:themeColor="accent1"/>
         </w:rPr>
       </w:pPr>
-      <w:r>
-        <w:rPr>
-          <w:color w:val="156082" w:themeColor="accent1"/>
-        </w:rPr>
-        <w:t>So it’s not suitable as a secure hash function.</w:t>
+      <w:proofErr w:type="gramStart"/>
+      <w:r>
+        <w:rPr>
+          <w:color w:val="156082" w:themeColor="accent1"/>
+        </w:rPr>
+        <w:t>So</w:t>
+      </w:r>
+      <w:proofErr w:type="gramEnd"/>
+      <w:r>
+        <w:rPr>
+          <w:color w:val="156082" w:themeColor="accent1"/>
+        </w:rPr>
+        <w:t xml:space="preserve"> it’s not suitable as a secure hash function.</w:t>
       </w:r>
     </w:p>
     <w:p>
@@ -13376,7 +14933,7 @@
       <w:pPr>
         <w:pStyle w:val="Heading1"/>
       </w:pPr>
-      <w:bookmarkStart w:id="31" w:name="_Toc222695618"/>
+      <w:bookmarkStart w:id="31" w:name="_Toc222768149"/>
       <w:r>
         <w:lastRenderedPageBreak/>
         <w:t>Question 10</w:t>
@@ -13398,48 +14955,23 @@
           <w:b/>
           <w:bCs/>
         </w:rPr>
-        <w:t xml:space="preserve">We briefly talked about Proof-of-Stake (PoS) as an alternative to Proof-of-Work (PoW). </w:t>
-      </w:r>
-    </w:p>
-    <w:p>
-      <w:pPr>
-        <w:pStyle w:val="Heading2"/>
-        <w:rPr>
-          <w:color w:val="auto"/>
-        </w:rPr>
-      </w:pPr>
-      <w:bookmarkStart w:id="32" w:name="_Toc222695619"/>
-      <w:r>
-        <w:t>Part A</w:t>
-      </w:r>
-      <w:bookmarkEnd w:id="32"/>
-    </w:p>
-    <w:p>
-      <w:pPr>
+        <w:t>We briefly talked about Proof-of-Stake (</w:t>
+      </w:r>
+      <w:proofErr w:type="spellStart"/>
+      <w:r>
         <w:rPr>
           <w:b/>
           <w:bCs/>
         </w:rPr>
-      </w:pPr>
+        <w:t>PoS</w:t>
+      </w:r>
+      <w:proofErr w:type="spellEnd"/>
       <w:r>
         <w:rPr>
           <w:b/>
           <w:bCs/>
         </w:rPr>
-        <w:t xml:space="preserve">a) In PoW, miners expend energy. What do validators in a PoS system “stake” or put at risk to participate in block creation? </w:t>
-      </w:r>
-    </w:p>
-    <w:p>
-      <w:pPr>
-        <w:rPr>
-          <w:color w:val="156082" w:themeColor="accent1"/>
-        </w:rPr>
-      </w:pPr>
-      <w:r>
-        <w:rPr>
-          <w:color w:val="156082" w:themeColor="accent1"/>
-        </w:rPr>
-        <w:t>In Proof-of-Stake, validators do not burn electricity like miners do in PoW. Instead, they lock up (“stake”) some of the blockchain’s native coins/tokens as collateral in order to participate in proposing/validating blocks. That staked amount is at risk: if a validator misbehaves (for example tries to validate conflicting blocks) or breaks the rules, the protocol can penalize them by taking away part of their stake (slashing).</w:t>
+        <w:t xml:space="preserve">) as an alternative to Proof-of-Work (PoW). </w:t>
       </w:r>
     </w:p>
     <w:p>
@@ -13449,11 +14981,11 @@
           <w:color w:val="auto"/>
         </w:rPr>
       </w:pPr>
-      <w:bookmarkStart w:id="33" w:name="_Toc222695620"/>
-      <w:r>
-        <w:t>Part B</w:t>
-      </w:r>
-      <w:bookmarkEnd w:id="33"/>
+      <w:bookmarkStart w:id="32" w:name="_Toc222768150"/>
+      <w:r>
+        <w:t>Part A</w:t>
+      </w:r>
+      <w:bookmarkEnd w:id="32"/>
     </w:p>
     <w:p>
       <w:pPr>
@@ -13467,7 +14999,124 @@
           <w:b/>
           <w:bCs/>
         </w:rPr>
-        <w:t xml:space="preserve">b) Read up on the advantages and criticisms of PoS systems, and mention one for each here. </w:t>
+        <w:t xml:space="preserve">a) In PoW, miners expend energy. What do validators in a </w:t>
+      </w:r>
+      <w:proofErr w:type="spellStart"/>
+      <w:r>
+        <w:rPr>
+          <w:b/>
+          <w:bCs/>
+        </w:rPr>
+        <w:t>PoS</w:t>
+      </w:r>
+      <w:proofErr w:type="spellEnd"/>
+      <w:r>
+        <w:rPr>
+          <w:b/>
+          <w:bCs/>
+        </w:rPr>
+        <w:t xml:space="preserve"> system “stake” or put at risk to participate in block creation? </w:t>
+      </w:r>
+    </w:p>
+    <w:p>
+      <w:pPr>
+        <w:rPr>
+          <w:color w:val="156082" w:themeColor="accent1"/>
+        </w:rPr>
+      </w:pPr>
+      <w:r>
+        <w:rPr>
+          <w:color w:val="156082" w:themeColor="accent1"/>
+        </w:rPr>
+        <w:t xml:space="preserve">In Proof-of-Stake, validators do not burn electricity like miners do in PoW. Instead, they lock up (“stake”) some of the blockchain’s native coins/tokens as collateral </w:t>
+      </w:r>
+      <w:proofErr w:type="gramStart"/>
+      <w:r>
+        <w:rPr>
+          <w:color w:val="156082" w:themeColor="accent1"/>
+        </w:rPr>
+        <w:t>in order to</w:t>
+      </w:r>
+      <w:proofErr w:type="gramEnd"/>
+      <w:r>
+        <w:rPr>
+          <w:color w:val="156082" w:themeColor="accent1"/>
+        </w:rPr>
+        <w:t xml:space="preserve"> participate in proposing/validating blocks. That </w:t>
+      </w:r>
+      <w:proofErr w:type="gramStart"/>
+      <w:r>
+        <w:rPr>
+          <w:color w:val="156082" w:themeColor="accent1"/>
+        </w:rPr>
+        <w:t>staked</w:t>
+      </w:r>
+      <w:proofErr w:type="gramEnd"/>
+      <w:r>
+        <w:rPr>
+          <w:color w:val="156082" w:themeColor="accent1"/>
+        </w:rPr>
+        <w:t xml:space="preserve"> amount is at risk: if a validator misbehaves (for example tries to validate conflicting blocks) or breaks the rules, the protocol can penalize them by taking away part of their stake (slashing).</w:t>
+      </w:r>
+    </w:p>
+    <w:p>
+      <w:pPr>
+        <w:pStyle w:val="Heading2"/>
+        <w:rPr>
+          <w:color w:val="auto"/>
+        </w:rPr>
+      </w:pPr>
+      <w:bookmarkStart w:id="33" w:name="_Toc222768151"/>
+      <w:r>
+        <w:t>Part B</w:t>
+      </w:r>
+      <w:bookmarkEnd w:id="33"/>
+    </w:p>
+    <w:p>
+      <w:pPr>
+        <w:rPr>
+          <w:b/>
+          <w:bCs/>
+        </w:rPr>
+      </w:pPr>
+      <w:r>
+        <w:rPr>
+          <w:b/>
+          <w:bCs/>
+        </w:rPr>
+        <w:t xml:space="preserve">b) Read up on the advantages and criticisms of </w:t>
+      </w:r>
+      <w:proofErr w:type="spellStart"/>
+      <w:r>
+        <w:rPr>
+          <w:b/>
+          <w:bCs/>
+        </w:rPr>
+        <w:t>PoS</w:t>
+      </w:r>
+      <w:proofErr w:type="spellEnd"/>
+      <w:r>
+        <w:rPr>
+          <w:b/>
+          <w:bCs/>
+        </w:rPr>
+        <w:t xml:space="preserve"> </w:t>
+      </w:r>
+      <w:proofErr w:type="gramStart"/>
+      <w:r>
+        <w:rPr>
+          <w:b/>
+          <w:bCs/>
+        </w:rPr>
+        <w:t>systems, and</w:t>
+      </w:r>
+      <w:proofErr w:type="gramEnd"/>
+      <w:r>
+        <w:rPr>
+          <w:b/>
+          <w:bCs/>
+        </w:rPr>
+        <w:t xml:space="preserve"> mention one for each here. </w:t>
       </w:r>
     </w:p>
     <w:p>
@@ -13482,7 +15131,23 @@
           <w:color w:val="156082" w:themeColor="accent1"/>
           <w:u w:val="single"/>
         </w:rPr>
-        <w:t xml:space="preserve">One advantage of PoS: </w:t>
+        <w:t xml:space="preserve">One advantage of </w:t>
+      </w:r>
+      <w:proofErr w:type="spellStart"/>
+      <w:r>
+        <w:rPr>
+          <w:color w:val="156082" w:themeColor="accent1"/>
+          <w:u w:val="single"/>
+        </w:rPr>
+        <w:t>PoS</w:t>
+      </w:r>
+      <w:proofErr w:type="spellEnd"/>
+      <w:r>
+        <w:rPr>
+          <w:color w:val="156082" w:themeColor="accent1"/>
+          <w:u w:val="single"/>
+        </w:rPr>
+        <w:t xml:space="preserve">: </w:t>
       </w:r>
     </w:p>
     <w:p>
@@ -13516,7 +15181,23 @@
           <w:color w:val="156082" w:themeColor="accent1"/>
           <w:u w:val="single"/>
         </w:rPr>
-        <w:t xml:space="preserve">One criticism of PoS: </w:t>
+        <w:t xml:space="preserve">One criticism of </w:t>
+      </w:r>
+      <w:proofErr w:type="spellStart"/>
+      <w:r>
+        <w:rPr>
+          <w:color w:val="156082" w:themeColor="accent1"/>
+          <w:u w:val="single"/>
+        </w:rPr>
+        <w:t>PoS</w:t>
+      </w:r>
+      <w:proofErr w:type="spellEnd"/>
+      <w:r>
+        <w:rPr>
+          <w:color w:val="156082" w:themeColor="accent1"/>
+          <w:u w:val="single"/>
+        </w:rPr>
+        <w:t xml:space="preserve">: </w:t>
       </w:r>
     </w:p>
     <w:p>
@@ -13539,7 +15220,7 @@
       </w:r>
     </w:p>
     <w:sectPr>
-      <w:footerReference w:type="default" r:id="rId14"/>
+      <w:footerReference w:type="default" r:id="rId13"/>
       <w:pgSz w:w="12240" w:h="15840"/>
       <w:pgMar w:top="1440" w:right="1440" w:bottom="1440" w:left="1440" w:header="720" w:footer="720" w:gutter="0"/>
       <w:cols w:space="720"/>
@@ -14024,6 +15705,119 @@
     </w:lvl>
   </w:abstractNum>
   <w:abstractNum w:abstractNumId="2" w15:restartNumberingAfterBreak="0">
+    <w:nsid w:val="087D5AD4"/>
+    <w:multiLevelType w:val="multilevel"/>
+    <w:tmpl w:val="A1BAD49C"/>
+    <w:lvl w:ilvl="0">
+      <w:start w:val="2"/>
+      <w:numFmt w:val="decimal"/>
+      <w:lvlText w:val="%1."/>
+      <w:lvlJc w:val="left"/>
+      <w:pPr>
+        <w:tabs>
+          <w:tab w:val="num" w:pos="720"/>
+        </w:tabs>
+        <w:ind w:left="720" w:hanging="360"/>
+      </w:pPr>
+    </w:lvl>
+    <w:lvl w:ilvl="1" w:tentative="1">
+      <w:start w:val="1"/>
+      <w:numFmt w:val="decimal"/>
+      <w:lvlText w:val="%2."/>
+      <w:lvlJc w:val="left"/>
+      <w:pPr>
+        <w:tabs>
+          <w:tab w:val="num" w:pos="1440"/>
+        </w:tabs>
+        <w:ind w:left="1440" w:hanging="360"/>
+      </w:pPr>
+    </w:lvl>
+    <w:lvl w:ilvl="2" w:tentative="1">
+      <w:start w:val="1"/>
+      <w:numFmt w:val="decimal"/>
+      <w:lvlText w:val="%3."/>
+      <w:lvlJc w:val="left"/>
+      <w:pPr>
+        <w:tabs>
+          <w:tab w:val="num" w:pos="2160"/>
+        </w:tabs>
+        <w:ind w:left="2160" w:hanging="360"/>
+      </w:pPr>
+    </w:lvl>
+    <w:lvl w:ilvl="3" w:tentative="1">
+      <w:start w:val="1"/>
+      <w:numFmt w:val="decimal"/>
+      <w:lvlText w:val="%4."/>
+      <w:lvlJc w:val="left"/>
+      <w:pPr>
+        <w:tabs>
+          <w:tab w:val="num" w:pos="2880"/>
+        </w:tabs>
+        <w:ind w:left="2880" w:hanging="360"/>
+      </w:pPr>
+    </w:lvl>
+    <w:lvl w:ilvl="4" w:tentative="1">
+      <w:start w:val="1"/>
+      <w:numFmt w:val="decimal"/>
+      <w:lvlText w:val="%5."/>
+      <w:lvlJc w:val="left"/>
+      <w:pPr>
+        <w:tabs>
+          <w:tab w:val="num" w:pos="3600"/>
+        </w:tabs>
+        <w:ind w:left="3600" w:hanging="360"/>
+      </w:pPr>
+    </w:lvl>
+    <w:lvl w:ilvl="5" w:tentative="1">
+      <w:start w:val="1"/>
+      <w:numFmt w:val="decimal"/>
+      <w:lvlText w:val="%6."/>
+      <w:lvlJc w:val="left"/>
+      <w:pPr>
+        <w:tabs>
+          <w:tab w:val="num" w:pos="4320"/>
+        </w:tabs>
+        <w:ind w:left="4320" w:hanging="360"/>
+      </w:pPr>
+    </w:lvl>
+    <w:lvl w:ilvl="6" w:tentative="1">
+      <w:start w:val="1"/>
+      <w:numFmt w:val="decimal"/>
+      <w:lvlText w:val="%7."/>
+      <w:lvlJc w:val="left"/>
+      <w:pPr>
+        <w:tabs>
+          <w:tab w:val="num" w:pos="5040"/>
+        </w:tabs>
+        <w:ind w:left="5040" w:hanging="360"/>
+      </w:pPr>
+    </w:lvl>
+    <w:lvl w:ilvl="7" w:tentative="1">
+      <w:start w:val="1"/>
+      <w:numFmt w:val="decimal"/>
+      <w:lvlText w:val="%8."/>
+      <w:lvlJc w:val="left"/>
+      <w:pPr>
+        <w:tabs>
+          <w:tab w:val="num" w:pos="5760"/>
+        </w:tabs>
+        <w:ind w:left="5760" w:hanging="360"/>
+      </w:pPr>
+    </w:lvl>
+    <w:lvl w:ilvl="8" w:tentative="1">
+      <w:start w:val="1"/>
+      <w:numFmt w:val="decimal"/>
+      <w:lvlText w:val="%9."/>
+      <w:lvlJc w:val="left"/>
+      <w:pPr>
+        <w:tabs>
+          <w:tab w:val="num" w:pos="6480"/>
+        </w:tabs>
+        <w:ind w:left="6480" w:hanging="360"/>
+      </w:pPr>
+    </w:lvl>
+  </w:abstractNum>
+  <w:abstractNum w:abstractNumId="3" w15:restartNumberingAfterBreak="0">
     <w:nsid w:val="10333101"/>
     <w:multiLevelType w:val="multilevel"/>
     <w:tmpl w:val="5EF8C242"/>
@@ -14172,7 +15966,7 @@
       </w:rPr>
     </w:lvl>
   </w:abstractNum>
-  <w:abstractNum w:abstractNumId="3" w15:restartNumberingAfterBreak="0">
+  <w:abstractNum w:abstractNumId="4" w15:restartNumberingAfterBreak="0">
     <w:nsid w:val="13BC5A5B"/>
     <w:multiLevelType w:val="multilevel"/>
     <w:tmpl w:val="5D24C342"/>
@@ -14321,7 +16115,7 @@
       </w:rPr>
     </w:lvl>
   </w:abstractNum>
-  <w:abstractNum w:abstractNumId="4" w15:restartNumberingAfterBreak="0">
+  <w:abstractNum w:abstractNumId="5" w15:restartNumberingAfterBreak="0">
     <w:nsid w:val="2CBC61FB"/>
     <w:multiLevelType w:val="hybridMultilevel"/>
     <w:tmpl w:val="4FA00304"/>
@@ -14434,7 +16228,7 @@
       </w:rPr>
     </w:lvl>
   </w:abstractNum>
-  <w:abstractNum w:abstractNumId="5" w15:restartNumberingAfterBreak="0">
+  <w:abstractNum w:abstractNumId="6" w15:restartNumberingAfterBreak="0">
     <w:nsid w:val="37127518"/>
     <w:multiLevelType w:val="hybridMultilevel"/>
     <w:tmpl w:val="59BC10B6"/>
@@ -14547,7 +16341,7 @@
       </w:rPr>
     </w:lvl>
   </w:abstractNum>
-  <w:abstractNum w:abstractNumId="6" w15:restartNumberingAfterBreak="0">
+  <w:abstractNum w:abstractNumId="7" w15:restartNumberingAfterBreak="0">
     <w:nsid w:val="3B880FD5"/>
     <w:multiLevelType w:val="hybridMultilevel"/>
     <w:tmpl w:val="136C7F1C"/>
@@ -14660,7 +16454,7 @@
       </w:rPr>
     </w:lvl>
   </w:abstractNum>
-  <w:abstractNum w:abstractNumId="7" w15:restartNumberingAfterBreak="0">
+  <w:abstractNum w:abstractNumId="8" w15:restartNumberingAfterBreak="0">
     <w:nsid w:val="42587C40"/>
     <w:multiLevelType w:val="hybridMultilevel"/>
     <w:tmpl w:val="01042F58"/>
@@ -14746,7 +16540,459 @@
       </w:pPr>
     </w:lvl>
   </w:abstractNum>
-  <w:abstractNum w:abstractNumId="8" w15:restartNumberingAfterBreak="0">
+  <w:abstractNum w:abstractNumId="9" w15:restartNumberingAfterBreak="0">
+    <w:nsid w:val="43C51010"/>
+    <w:multiLevelType w:val="multilevel"/>
+    <w:tmpl w:val="C5644288"/>
+    <w:lvl w:ilvl="0">
+      <w:start w:val="4"/>
+      <w:numFmt w:val="decimal"/>
+      <w:lvlText w:val="%1."/>
+      <w:lvlJc w:val="left"/>
+      <w:pPr>
+        <w:tabs>
+          <w:tab w:val="num" w:pos="720"/>
+        </w:tabs>
+        <w:ind w:left="720" w:hanging="360"/>
+      </w:pPr>
+    </w:lvl>
+    <w:lvl w:ilvl="1" w:tentative="1">
+      <w:start w:val="1"/>
+      <w:numFmt w:val="decimal"/>
+      <w:lvlText w:val="%2."/>
+      <w:lvlJc w:val="left"/>
+      <w:pPr>
+        <w:tabs>
+          <w:tab w:val="num" w:pos="1440"/>
+        </w:tabs>
+        <w:ind w:left="1440" w:hanging="360"/>
+      </w:pPr>
+    </w:lvl>
+    <w:lvl w:ilvl="2" w:tentative="1">
+      <w:start w:val="1"/>
+      <w:numFmt w:val="decimal"/>
+      <w:lvlText w:val="%3."/>
+      <w:lvlJc w:val="left"/>
+      <w:pPr>
+        <w:tabs>
+          <w:tab w:val="num" w:pos="2160"/>
+        </w:tabs>
+        <w:ind w:left="2160" w:hanging="360"/>
+      </w:pPr>
+    </w:lvl>
+    <w:lvl w:ilvl="3" w:tentative="1">
+      <w:start w:val="1"/>
+      <w:numFmt w:val="decimal"/>
+      <w:lvlText w:val="%4."/>
+      <w:lvlJc w:val="left"/>
+      <w:pPr>
+        <w:tabs>
+          <w:tab w:val="num" w:pos="2880"/>
+        </w:tabs>
+        <w:ind w:left="2880" w:hanging="360"/>
+      </w:pPr>
+    </w:lvl>
+    <w:lvl w:ilvl="4" w:tentative="1">
+      <w:start w:val="1"/>
+      <w:numFmt w:val="decimal"/>
+      <w:lvlText w:val="%5."/>
+      <w:lvlJc w:val="left"/>
+      <w:pPr>
+        <w:tabs>
+          <w:tab w:val="num" w:pos="3600"/>
+        </w:tabs>
+        <w:ind w:left="3600" w:hanging="360"/>
+      </w:pPr>
+    </w:lvl>
+    <w:lvl w:ilvl="5" w:tentative="1">
+      <w:start w:val="1"/>
+      <w:numFmt w:val="decimal"/>
+      <w:lvlText w:val="%6."/>
+      <w:lvlJc w:val="left"/>
+      <w:pPr>
+        <w:tabs>
+          <w:tab w:val="num" w:pos="4320"/>
+        </w:tabs>
+        <w:ind w:left="4320" w:hanging="360"/>
+      </w:pPr>
+    </w:lvl>
+    <w:lvl w:ilvl="6" w:tentative="1">
+      <w:start w:val="1"/>
+      <w:numFmt w:val="decimal"/>
+      <w:lvlText w:val="%7."/>
+      <w:lvlJc w:val="left"/>
+      <w:pPr>
+        <w:tabs>
+          <w:tab w:val="num" w:pos="5040"/>
+        </w:tabs>
+        <w:ind w:left="5040" w:hanging="360"/>
+      </w:pPr>
+    </w:lvl>
+    <w:lvl w:ilvl="7" w:tentative="1">
+      <w:start w:val="1"/>
+      <w:numFmt w:val="decimal"/>
+      <w:lvlText w:val="%8."/>
+      <w:lvlJc w:val="left"/>
+      <w:pPr>
+        <w:tabs>
+          <w:tab w:val="num" w:pos="5760"/>
+        </w:tabs>
+        <w:ind w:left="5760" w:hanging="360"/>
+      </w:pPr>
+    </w:lvl>
+    <w:lvl w:ilvl="8" w:tentative="1">
+      <w:start w:val="1"/>
+      <w:numFmt w:val="decimal"/>
+      <w:lvlText w:val="%9."/>
+      <w:lvlJc w:val="left"/>
+      <w:pPr>
+        <w:tabs>
+          <w:tab w:val="num" w:pos="6480"/>
+        </w:tabs>
+        <w:ind w:left="6480" w:hanging="360"/>
+      </w:pPr>
+    </w:lvl>
+  </w:abstractNum>
+  <w:abstractNum w:abstractNumId="10" w15:restartNumberingAfterBreak="0">
+    <w:nsid w:val="463408C2"/>
+    <w:multiLevelType w:val="multilevel"/>
+    <w:tmpl w:val="66D0C2F6"/>
+    <w:lvl w:ilvl="0">
+      <w:start w:val="1"/>
+      <w:numFmt w:val="decimal"/>
+      <w:lvlText w:val="%1."/>
+      <w:lvlJc w:val="left"/>
+      <w:pPr>
+        <w:tabs>
+          <w:tab w:val="num" w:pos="720"/>
+        </w:tabs>
+        <w:ind w:left="720" w:hanging="360"/>
+      </w:pPr>
+    </w:lvl>
+    <w:lvl w:ilvl="1" w:tentative="1">
+      <w:start w:val="1"/>
+      <w:numFmt w:val="decimal"/>
+      <w:lvlText w:val="%2."/>
+      <w:lvlJc w:val="left"/>
+      <w:pPr>
+        <w:tabs>
+          <w:tab w:val="num" w:pos="1440"/>
+        </w:tabs>
+        <w:ind w:left="1440" w:hanging="360"/>
+      </w:pPr>
+    </w:lvl>
+    <w:lvl w:ilvl="2" w:tentative="1">
+      <w:start w:val="1"/>
+      <w:numFmt w:val="decimal"/>
+      <w:lvlText w:val="%3."/>
+      <w:lvlJc w:val="left"/>
+      <w:pPr>
+        <w:tabs>
+          <w:tab w:val="num" w:pos="2160"/>
+        </w:tabs>
+        <w:ind w:left="2160" w:hanging="360"/>
+      </w:pPr>
+    </w:lvl>
+    <w:lvl w:ilvl="3" w:tentative="1">
+      <w:start w:val="1"/>
+      <w:numFmt w:val="decimal"/>
+      <w:lvlText w:val="%4."/>
+      <w:lvlJc w:val="left"/>
+      <w:pPr>
+        <w:tabs>
+          <w:tab w:val="num" w:pos="2880"/>
+        </w:tabs>
+        <w:ind w:left="2880" w:hanging="360"/>
+      </w:pPr>
+    </w:lvl>
+    <w:lvl w:ilvl="4" w:tentative="1">
+      <w:start w:val="1"/>
+      <w:numFmt w:val="decimal"/>
+      <w:lvlText w:val="%5."/>
+      <w:lvlJc w:val="left"/>
+      <w:pPr>
+        <w:tabs>
+          <w:tab w:val="num" w:pos="3600"/>
+        </w:tabs>
+        <w:ind w:left="3600" w:hanging="360"/>
+      </w:pPr>
+    </w:lvl>
+    <w:lvl w:ilvl="5" w:tentative="1">
+      <w:start w:val="1"/>
+      <w:numFmt w:val="decimal"/>
+      <w:lvlText w:val="%6."/>
+      <w:lvlJc w:val="left"/>
+      <w:pPr>
+        <w:tabs>
+          <w:tab w:val="num" w:pos="4320"/>
+        </w:tabs>
+        <w:ind w:left="4320" w:hanging="360"/>
+      </w:pPr>
+    </w:lvl>
+    <w:lvl w:ilvl="6" w:tentative="1">
+      <w:start w:val="1"/>
+      <w:numFmt w:val="decimal"/>
+      <w:lvlText w:val="%7."/>
+      <w:lvlJc w:val="left"/>
+      <w:pPr>
+        <w:tabs>
+          <w:tab w:val="num" w:pos="5040"/>
+        </w:tabs>
+        <w:ind w:left="5040" w:hanging="360"/>
+      </w:pPr>
+    </w:lvl>
+    <w:lvl w:ilvl="7" w:tentative="1">
+      <w:start w:val="1"/>
+      <w:numFmt w:val="decimal"/>
+      <w:lvlText w:val="%8."/>
+      <w:lvlJc w:val="left"/>
+      <w:pPr>
+        <w:tabs>
+          <w:tab w:val="num" w:pos="5760"/>
+        </w:tabs>
+        <w:ind w:left="5760" w:hanging="360"/>
+      </w:pPr>
+    </w:lvl>
+    <w:lvl w:ilvl="8" w:tentative="1">
+      <w:start w:val="1"/>
+      <w:numFmt w:val="decimal"/>
+      <w:lvlText w:val="%9."/>
+      <w:lvlJc w:val="left"/>
+      <w:pPr>
+        <w:tabs>
+          <w:tab w:val="num" w:pos="6480"/>
+        </w:tabs>
+        <w:ind w:left="6480" w:hanging="360"/>
+      </w:pPr>
+    </w:lvl>
+  </w:abstractNum>
+  <w:abstractNum w:abstractNumId="11" w15:restartNumberingAfterBreak="0">
+    <w:nsid w:val="54CF54A1"/>
+    <w:multiLevelType w:val="multilevel"/>
+    <w:tmpl w:val="E65014AC"/>
+    <w:lvl w:ilvl="0">
+      <w:start w:val="3"/>
+      <w:numFmt w:val="decimal"/>
+      <w:lvlText w:val="%1."/>
+      <w:lvlJc w:val="left"/>
+      <w:pPr>
+        <w:tabs>
+          <w:tab w:val="num" w:pos="720"/>
+        </w:tabs>
+        <w:ind w:left="720" w:hanging="360"/>
+      </w:pPr>
+    </w:lvl>
+    <w:lvl w:ilvl="1" w:tentative="1">
+      <w:start w:val="1"/>
+      <w:numFmt w:val="decimal"/>
+      <w:lvlText w:val="%2."/>
+      <w:lvlJc w:val="left"/>
+      <w:pPr>
+        <w:tabs>
+          <w:tab w:val="num" w:pos="1440"/>
+        </w:tabs>
+        <w:ind w:left="1440" w:hanging="360"/>
+      </w:pPr>
+    </w:lvl>
+    <w:lvl w:ilvl="2" w:tentative="1">
+      <w:start w:val="1"/>
+      <w:numFmt w:val="decimal"/>
+      <w:lvlText w:val="%3."/>
+      <w:lvlJc w:val="left"/>
+      <w:pPr>
+        <w:tabs>
+          <w:tab w:val="num" w:pos="2160"/>
+        </w:tabs>
+        <w:ind w:left="2160" w:hanging="360"/>
+      </w:pPr>
+    </w:lvl>
+    <w:lvl w:ilvl="3" w:tentative="1">
+      <w:start w:val="1"/>
+      <w:numFmt w:val="decimal"/>
+      <w:lvlText w:val="%4."/>
+      <w:lvlJc w:val="left"/>
+      <w:pPr>
+        <w:tabs>
+          <w:tab w:val="num" w:pos="2880"/>
+        </w:tabs>
+        <w:ind w:left="2880" w:hanging="360"/>
+      </w:pPr>
+    </w:lvl>
+    <w:lvl w:ilvl="4" w:tentative="1">
+      <w:start w:val="1"/>
+      <w:numFmt w:val="decimal"/>
+      <w:lvlText w:val="%5."/>
+      <w:lvlJc w:val="left"/>
+      <w:pPr>
+        <w:tabs>
+          <w:tab w:val="num" w:pos="3600"/>
+        </w:tabs>
+        <w:ind w:left="3600" w:hanging="360"/>
+      </w:pPr>
+    </w:lvl>
+    <w:lvl w:ilvl="5" w:tentative="1">
+      <w:start w:val="1"/>
+      <w:numFmt w:val="decimal"/>
+      <w:lvlText w:val="%6."/>
+      <w:lvlJc w:val="left"/>
+      <w:pPr>
+        <w:tabs>
+          <w:tab w:val="num" w:pos="4320"/>
+        </w:tabs>
+        <w:ind w:left="4320" w:hanging="360"/>
+      </w:pPr>
+    </w:lvl>
+    <w:lvl w:ilvl="6" w:tentative="1">
+      <w:start w:val="1"/>
+      <w:numFmt w:val="decimal"/>
+      <w:lvlText w:val="%7."/>
+      <w:lvlJc w:val="left"/>
+      <w:pPr>
+        <w:tabs>
+          <w:tab w:val="num" w:pos="5040"/>
+        </w:tabs>
+        <w:ind w:left="5040" w:hanging="360"/>
+      </w:pPr>
+    </w:lvl>
+    <w:lvl w:ilvl="7" w:tentative="1">
+      <w:start w:val="1"/>
+      <w:numFmt w:val="decimal"/>
+      <w:lvlText w:val="%8."/>
+      <w:lvlJc w:val="left"/>
+      <w:pPr>
+        <w:tabs>
+          <w:tab w:val="num" w:pos="5760"/>
+        </w:tabs>
+        <w:ind w:left="5760" w:hanging="360"/>
+      </w:pPr>
+    </w:lvl>
+    <w:lvl w:ilvl="8" w:tentative="1">
+      <w:start w:val="1"/>
+      <w:numFmt w:val="decimal"/>
+      <w:lvlText w:val="%9."/>
+      <w:lvlJc w:val="left"/>
+      <w:pPr>
+        <w:tabs>
+          <w:tab w:val="num" w:pos="6480"/>
+        </w:tabs>
+        <w:ind w:left="6480" w:hanging="360"/>
+      </w:pPr>
+    </w:lvl>
+  </w:abstractNum>
+  <w:abstractNum w:abstractNumId="12" w15:restartNumberingAfterBreak="0">
+    <w:nsid w:val="552956CA"/>
+    <w:multiLevelType w:val="multilevel"/>
+    <w:tmpl w:val="B9D23484"/>
+    <w:lvl w:ilvl="0">
+      <w:start w:val="3"/>
+      <w:numFmt w:val="decimal"/>
+      <w:lvlText w:val="%1."/>
+      <w:lvlJc w:val="left"/>
+      <w:pPr>
+        <w:tabs>
+          <w:tab w:val="num" w:pos="720"/>
+        </w:tabs>
+        <w:ind w:left="720" w:hanging="360"/>
+      </w:pPr>
+    </w:lvl>
+    <w:lvl w:ilvl="1" w:tentative="1">
+      <w:start w:val="1"/>
+      <w:numFmt w:val="decimal"/>
+      <w:lvlText w:val="%2."/>
+      <w:lvlJc w:val="left"/>
+      <w:pPr>
+        <w:tabs>
+          <w:tab w:val="num" w:pos="1440"/>
+        </w:tabs>
+        <w:ind w:left="1440" w:hanging="360"/>
+      </w:pPr>
+    </w:lvl>
+    <w:lvl w:ilvl="2" w:tentative="1">
+      <w:start w:val="1"/>
+      <w:numFmt w:val="decimal"/>
+      <w:lvlText w:val="%3."/>
+      <w:lvlJc w:val="left"/>
+      <w:pPr>
+        <w:tabs>
+          <w:tab w:val="num" w:pos="2160"/>
+        </w:tabs>
+        <w:ind w:left="2160" w:hanging="360"/>
+      </w:pPr>
+    </w:lvl>
+    <w:lvl w:ilvl="3" w:tentative="1">
+      <w:start w:val="1"/>
+      <w:numFmt w:val="decimal"/>
+      <w:lvlText w:val="%4."/>
+      <w:lvlJc w:val="left"/>
+      <w:pPr>
+        <w:tabs>
+          <w:tab w:val="num" w:pos="2880"/>
+        </w:tabs>
+        <w:ind w:left="2880" w:hanging="360"/>
+      </w:pPr>
+    </w:lvl>
+    <w:lvl w:ilvl="4" w:tentative="1">
+      <w:start w:val="1"/>
+      <w:numFmt w:val="decimal"/>
+      <w:lvlText w:val="%5."/>
+      <w:lvlJc w:val="left"/>
+      <w:pPr>
+        <w:tabs>
+          <w:tab w:val="num" w:pos="3600"/>
+        </w:tabs>
+        <w:ind w:left="3600" w:hanging="360"/>
+      </w:pPr>
+    </w:lvl>
+    <w:lvl w:ilvl="5" w:tentative="1">
+      <w:start w:val="1"/>
+      <w:numFmt w:val="decimal"/>
+      <w:lvlText w:val="%6."/>
+      <w:lvlJc w:val="left"/>
+      <w:pPr>
+        <w:tabs>
+          <w:tab w:val="num" w:pos="4320"/>
+        </w:tabs>
+        <w:ind w:left="4320" w:hanging="360"/>
+      </w:pPr>
+    </w:lvl>
+    <w:lvl w:ilvl="6" w:tentative="1">
+      <w:start w:val="1"/>
+      <w:numFmt w:val="decimal"/>
+      <w:lvlText w:val="%7."/>
+      <w:lvlJc w:val="left"/>
+      <w:pPr>
+        <w:tabs>
+          <w:tab w:val="num" w:pos="5040"/>
+        </w:tabs>
+        <w:ind w:left="5040" w:hanging="360"/>
+      </w:pPr>
+    </w:lvl>
+    <w:lvl w:ilvl="7" w:tentative="1">
+      <w:start w:val="1"/>
+      <w:numFmt w:val="decimal"/>
+      <w:lvlText w:val="%8."/>
+      <w:lvlJc w:val="left"/>
+      <w:pPr>
+        <w:tabs>
+          <w:tab w:val="num" w:pos="5760"/>
+        </w:tabs>
+        <w:ind w:left="5760" w:hanging="360"/>
+      </w:pPr>
+    </w:lvl>
+    <w:lvl w:ilvl="8" w:tentative="1">
+      <w:start w:val="1"/>
+      <w:numFmt w:val="decimal"/>
+      <w:lvlText w:val="%9."/>
+      <w:lvlJc w:val="left"/>
+      <w:pPr>
+        <w:tabs>
+          <w:tab w:val="num" w:pos="6480"/>
+        </w:tabs>
+        <w:ind w:left="6480" w:hanging="360"/>
+      </w:pPr>
+    </w:lvl>
+  </w:abstractNum>
+  <w:abstractNum w:abstractNumId="13" w15:restartNumberingAfterBreak="0">
     <w:nsid w:val="5F520749"/>
     <w:multiLevelType w:val="hybridMultilevel"/>
     <w:tmpl w:val="5CD4B5F6"/>
@@ -14859,7 +17105,531 @@
       </w:rPr>
     </w:lvl>
   </w:abstractNum>
-  <w:abstractNum w:abstractNumId="9" w15:restartNumberingAfterBreak="0">
+  <w:abstractNum w:abstractNumId="14" w15:restartNumberingAfterBreak="0">
+    <w:nsid w:val="6DDA10F8"/>
+    <w:multiLevelType w:val="multilevel"/>
+    <w:tmpl w:val="7CC4CC86"/>
+    <w:lvl w:ilvl="0">
+      <w:start w:val="2"/>
+      <w:numFmt w:val="decimal"/>
+      <w:lvlText w:val="%1."/>
+      <w:lvlJc w:val="left"/>
+      <w:pPr>
+        <w:tabs>
+          <w:tab w:val="num" w:pos="720"/>
+        </w:tabs>
+        <w:ind w:left="720" w:hanging="360"/>
+      </w:pPr>
+    </w:lvl>
+    <w:lvl w:ilvl="1" w:tentative="1">
+      <w:start w:val="1"/>
+      <w:numFmt w:val="decimal"/>
+      <w:lvlText w:val="%2."/>
+      <w:lvlJc w:val="left"/>
+      <w:pPr>
+        <w:tabs>
+          <w:tab w:val="num" w:pos="1440"/>
+        </w:tabs>
+        <w:ind w:left="1440" w:hanging="360"/>
+      </w:pPr>
+    </w:lvl>
+    <w:lvl w:ilvl="2" w:tentative="1">
+      <w:start w:val="1"/>
+      <w:numFmt w:val="decimal"/>
+      <w:lvlText w:val="%3."/>
+      <w:lvlJc w:val="left"/>
+      <w:pPr>
+        <w:tabs>
+          <w:tab w:val="num" w:pos="2160"/>
+        </w:tabs>
+        <w:ind w:left="2160" w:hanging="360"/>
+      </w:pPr>
+    </w:lvl>
+    <w:lvl w:ilvl="3" w:tentative="1">
+      <w:start w:val="1"/>
+      <w:numFmt w:val="decimal"/>
+      <w:lvlText w:val="%4."/>
+      <w:lvlJc w:val="left"/>
+      <w:pPr>
+        <w:tabs>
+          <w:tab w:val="num" w:pos="2880"/>
+        </w:tabs>
+        <w:ind w:left="2880" w:hanging="360"/>
+      </w:pPr>
+    </w:lvl>
+    <w:lvl w:ilvl="4" w:tentative="1">
+      <w:start w:val="1"/>
+      <w:numFmt w:val="decimal"/>
+      <w:lvlText w:val="%5."/>
+      <w:lvlJc w:val="left"/>
+      <w:pPr>
+        <w:tabs>
+          <w:tab w:val="num" w:pos="3600"/>
+        </w:tabs>
+        <w:ind w:left="3600" w:hanging="360"/>
+      </w:pPr>
+    </w:lvl>
+    <w:lvl w:ilvl="5" w:tentative="1">
+      <w:start w:val="1"/>
+      <w:numFmt w:val="decimal"/>
+      <w:lvlText w:val="%6."/>
+      <w:lvlJc w:val="left"/>
+      <w:pPr>
+        <w:tabs>
+          <w:tab w:val="num" w:pos="4320"/>
+        </w:tabs>
+        <w:ind w:left="4320" w:hanging="360"/>
+      </w:pPr>
+    </w:lvl>
+    <w:lvl w:ilvl="6" w:tentative="1">
+      <w:start w:val="1"/>
+      <w:numFmt w:val="decimal"/>
+      <w:lvlText w:val="%7."/>
+      <w:lvlJc w:val="left"/>
+      <w:pPr>
+        <w:tabs>
+          <w:tab w:val="num" w:pos="5040"/>
+        </w:tabs>
+        <w:ind w:left="5040" w:hanging="360"/>
+      </w:pPr>
+    </w:lvl>
+    <w:lvl w:ilvl="7" w:tentative="1">
+      <w:start w:val="1"/>
+      <w:numFmt w:val="decimal"/>
+      <w:lvlText w:val="%8."/>
+      <w:lvlJc w:val="left"/>
+      <w:pPr>
+        <w:tabs>
+          <w:tab w:val="num" w:pos="5760"/>
+        </w:tabs>
+        <w:ind w:left="5760" w:hanging="360"/>
+      </w:pPr>
+    </w:lvl>
+    <w:lvl w:ilvl="8" w:tentative="1">
+      <w:start w:val="1"/>
+      <w:numFmt w:val="decimal"/>
+      <w:lvlText w:val="%9."/>
+      <w:lvlJc w:val="left"/>
+      <w:pPr>
+        <w:tabs>
+          <w:tab w:val="num" w:pos="6480"/>
+        </w:tabs>
+        <w:ind w:left="6480" w:hanging="360"/>
+      </w:pPr>
+    </w:lvl>
+  </w:abstractNum>
+  <w:abstractNum w:abstractNumId="15" w15:restartNumberingAfterBreak="0">
+    <w:nsid w:val="7013695B"/>
+    <w:multiLevelType w:val="multilevel"/>
+    <w:tmpl w:val="14D21F5C"/>
+    <w:lvl w:ilvl="0">
+      <w:start w:val="1"/>
+      <w:numFmt w:val="bullet"/>
+      <w:lvlText w:val=""/>
+      <w:lvlJc w:val="left"/>
+      <w:pPr>
+        <w:tabs>
+          <w:tab w:val="num" w:pos="720"/>
+        </w:tabs>
+        <w:ind w:left="720" w:hanging="360"/>
+      </w:pPr>
+      <w:rPr>
+        <w:rFonts w:ascii="Symbol" w:hAnsi="Symbol" w:hint="default"/>
+        <w:sz w:val="20"/>
+      </w:rPr>
+    </w:lvl>
+    <w:lvl w:ilvl="1" w:tentative="1">
+      <w:start w:val="1"/>
+      <w:numFmt w:val="bullet"/>
+      <w:lvlText w:val="o"/>
+      <w:lvlJc w:val="left"/>
+      <w:pPr>
+        <w:tabs>
+          <w:tab w:val="num" w:pos="1440"/>
+        </w:tabs>
+        <w:ind w:left="1440" w:hanging="360"/>
+      </w:pPr>
+      <w:rPr>
+        <w:rFonts w:ascii="Courier New" w:hAnsi="Courier New" w:hint="default"/>
+        <w:sz w:val="20"/>
+      </w:rPr>
+    </w:lvl>
+    <w:lvl w:ilvl="2" w:tentative="1">
+      <w:start w:val="1"/>
+      <w:numFmt w:val="bullet"/>
+      <w:lvlText w:val=""/>
+      <w:lvlJc w:val="left"/>
+      <w:pPr>
+        <w:tabs>
+          <w:tab w:val="num" w:pos="2160"/>
+        </w:tabs>
+        <w:ind w:left="2160" w:hanging="360"/>
+      </w:pPr>
+      <w:rPr>
+        <w:rFonts w:ascii="Wingdings" w:hAnsi="Wingdings" w:hint="default"/>
+        <w:sz w:val="20"/>
+      </w:rPr>
+    </w:lvl>
+    <w:lvl w:ilvl="3" w:tentative="1">
+      <w:start w:val="1"/>
+      <w:numFmt w:val="bullet"/>
+      <w:lvlText w:val=""/>
+      <w:lvlJc w:val="left"/>
+      <w:pPr>
+        <w:tabs>
+          <w:tab w:val="num" w:pos="2880"/>
+        </w:tabs>
+        <w:ind w:left="2880" w:hanging="360"/>
+      </w:pPr>
+      <w:rPr>
+        <w:rFonts w:ascii="Wingdings" w:hAnsi="Wingdings" w:hint="default"/>
+        <w:sz w:val="20"/>
+      </w:rPr>
+    </w:lvl>
+    <w:lvl w:ilvl="4" w:tentative="1">
+      <w:start w:val="1"/>
+      <w:numFmt w:val="bullet"/>
+      <w:lvlText w:val=""/>
+      <w:lvlJc w:val="left"/>
+      <w:pPr>
+        <w:tabs>
+          <w:tab w:val="num" w:pos="3600"/>
+        </w:tabs>
+        <w:ind w:left="3600" w:hanging="360"/>
+      </w:pPr>
+      <w:rPr>
+        <w:rFonts w:ascii="Wingdings" w:hAnsi="Wingdings" w:hint="default"/>
+        <w:sz w:val="20"/>
+      </w:rPr>
+    </w:lvl>
+    <w:lvl w:ilvl="5" w:tentative="1">
+      <w:start w:val="1"/>
+      <w:numFmt w:val="bullet"/>
+      <w:lvlText w:val=""/>
+      <w:lvlJc w:val="left"/>
+      <w:pPr>
+        <w:tabs>
+          <w:tab w:val="num" w:pos="4320"/>
+        </w:tabs>
+        <w:ind w:left="4320" w:hanging="360"/>
+      </w:pPr>
+      <w:rPr>
+        <w:rFonts w:ascii="Wingdings" w:hAnsi="Wingdings" w:hint="default"/>
+        <w:sz w:val="20"/>
+      </w:rPr>
+    </w:lvl>
+    <w:lvl w:ilvl="6" w:tentative="1">
+      <w:start w:val="1"/>
+      <w:numFmt w:val="bullet"/>
+      <w:lvlText w:val=""/>
+      <w:lvlJc w:val="left"/>
+      <w:pPr>
+        <w:tabs>
+          <w:tab w:val="num" w:pos="5040"/>
+        </w:tabs>
+        <w:ind w:left="5040" w:hanging="360"/>
+      </w:pPr>
+      <w:rPr>
+        <w:rFonts w:ascii="Wingdings" w:hAnsi="Wingdings" w:hint="default"/>
+        <w:sz w:val="20"/>
+      </w:rPr>
+    </w:lvl>
+    <w:lvl w:ilvl="7" w:tentative="1">
+      <w:start w:val="1"/>
+      <w:numFmt w:val="bullet"/>
+      <w:lvlText w:val=""/>
+      <w:lvlJc w:val="left"/>
+      <w:pPr>
+        <w:tabs>
+          <w:tab w:val="num" w:pos="5760"/>
+        </w:tabs>
+        <w:ind w:left="5760" w:hanging="360"/>
+      </w:pPr>
+      <w:rPr>
+        <w:rFonts w:ascii="Wingdings" w:hAnsi="Wingdings" w:hint="default"/>
+        <w:sz w:val="20"/>
+      </w:rPr>
+    </w:lvl>
+    <w:lvl w:ilvl="8" w:tentative="1">
+      <w:start w:val="1"/>
+      <w:numFmt w:val="bullet"/>
+      <w:lvlText w:val=""/>
+      <w:lvlJc w:val="left"/>
+      <w:pPr>
+        <w:tabs>
+          <w:tab w:val="num" w:pos="6480"/>
+        </w:tabs>
+        <w:ind w:left="6480" w:hanging="360"/>
+      </w:pPr>
+      <w:rPr>
+        <w:rFonts w:ascii="Wingdings" w:hAnsi="Wingdings" w:hint="default"/>
+        <w:sz w:val="20"/>
+      </w:rPr>
+    </w:lvl>
+  </w:abstractNum>
+  <w:abstractNum w:abstractNumId="16" w15:restartNumberingAfterBreak="0">
+    <w:nsid w:val="71D95DA5"/>
+    <w:multiLevelType w:val="multilevel"/>
+    <w:tmpl w:val="AFB64B70"/>
+    <w:lvl w:ilvl="0">
+      <w:start w:val="1"/>
+      <w:numFmt w:val="decimal"/>
+      <w:lvlText w:val="%1."/>
+      <w:lvlJc w:val="left"/>
+      <w:pPr>
+        <w:tabs>
+          <w:tab w:val="num" w:pos="720"/>
+        </w:tabs>
+        <w:ind w:left="720" w:hanging="360"/>
+      </w:pPr>
+    </w:lvl>
+    <w:lvl w:ilvl="1" w:tentative="1">
+      <w:start w:val="1"/>
+      <w:numFmt w:val="decimal"/>
+      <w:lvlText w:val="%2."/>
+      <w:lvlJc w:val="left"/>
+      <w:pPr>
+        <w:tabs>
+          <w:tab w:val="num" w:pos="1440"/>
+        </w:tabs>
+        <w:ind w:left="1440" w:hanging="360"/>
+      </w:pPr>
+    </w:lvl>
+    <w:lvl w:ilvl="2" w:tentative="1">
+      <w:start w:val="1"/>
+      <w:numFmt w:val="decimal"/>
+      <w:lvlText w:val="%3."/>
+      <w:lvlJc w:val="left"/>
+      <w:pPr>
+        <w:tabs>
+          <w:tab w:val="num" w:pos="2160"/>
+        </w:tabs>
+        <w:ind w:left="2160" w:hanging="360"/>
+      </w:pPr>
+    </w:lvl>
+    <w:lvl w:ilvl="3" w:tentative="1">
+      <w:start w:val="1"/>
+      <w:numFmt w:val="decimal"/>
+      <w:lvlText w:val="%4."/>
+      <w:lvlJc w:val="left"/>
+      <w:pPr>
+        <w:tabs>
+          <w:tab w:val="num" w:pos="2880"/>
+        </w:tabs>
+        <w:ind w:left="2880" w:hanging="360"/>
+      </w:pPr>
+    </w:lvl>
+    <w:lvl w:ilvl="4" w:tentative="1">
+      <w:start w:val="1"/>
+      <w:numFmt w:val="decimal"/>
+      <w:lvlText w:val="%5."/>
+      <w:lvlJc w:val="left"/>
+      <w:pPr>
+        <w:tabs>
+          <w:tab w:val="num" w:pos="3600"/>
+        </w:tabs>
+        <w:ind w:left="3600" w:hanging="360"/>
+      </w:pPr>
+    </w:lvl>
+    <w:lvl w:ilvl="5" w:tentative="1">
+      <w:start w:val="1"/>
+      <w:numFmt w:val="decimal"/>
+      <w:lvlText w:val="%6."/>
+      <w:lvlJc w:val="left"/>
+      <w:pPr>
+        <w:tabs>
+          <w:tab w:val="num" w:pos="4320"/>
+        </w:tabs>
+        <w:ind w:left="4320" w:hanging="360"/>
+      </w:pPr>
+    </w:lvl>
+    <w:lvl w:ilvl="6" w:tentative="1">
+      <w:start w:val="1"/>
+      <w:numFmt w:val="decimal"/>
+      <w:lvlText w:val="%7."/>
+      <w:lvlJc w:val="left"/>
+      <w:pPr>
+        <w:tabs>
+          <w:tab w:val="num" w:pos="5040"/>
+        </w:tabs>
+        <w:ind w:left="5040" w:hanging="360"/>
+      </w:pPr>
+    </w:lvl>
+    <w:lvl w:ilvl="7" w:tentative="1">
+      <w:start w:val="1"/>
+      <w:numFmt w:val="decimal"/>
+      <w:lvlText w:val="%8."/>
+      <w:lvlJc w:val="left"/>
+      <w:pPr>
+        <w:tabs>
+          <w:tab w:val="num" w:pos="5760"/>
+        </w:tabs>
+        <w:ind w:left="5760" w:hanging="360"/>
+      </w:pPr>
+    </w:lvl>
+    <w:lvl w:ilvl="8" w:tentative="1">
+      <w:start w:val="1"/>
+      <w:numFmt w:val="decimal"/>
+      <w:lvlText w:val="%9."/>
+      <w:lvlJc w:val="left"/>
+      <w:pPr>
+        <w:tabs>
+          <w:tab w:val="num" w:pos="6480"/>
+        </w:tabs>
+        <w:ind w:left="6480" w:hanging="360"/>
+      </w:pPr>
+    </w:lvl>
+  </w:abstractNum>
+  <w:abstractNum w:abstractNumId="17" w15:restartNumberingAfterBreak="0">
+    <w:nsid w:val="78A65B8D"/>
+    <w:multiLevelType w:val="multilevel"/>
+    <w:tmpl w:val="D092E75A"/>
+    <w:lvl w:ilvl="0">
+      <w:start w:val="1"/>
+      <w:numFmt w:val="bullet"/>
+      <w:lvlText w:val=""/>
+      <w:lvlJc w:val="left"/>
+      <w:pPr>
+        <w:tabs>
+          <w:tab w:val="num" w:pos="720"/>
+        </w:tabs>
+        <w:ind w:left="720" w:hanging="360"/>
+      </w:pPr>
+      <w:rPr>
+        <w:rFonts w:ascii="Symbol" w:hAnsi="Symbol" w:hint="default"/>
+        <w:sz w:val="20"/>
+      </w:rPr>
+    </w:lvl>
+    <w:lvl w:ilvl="1" w:tentative="1">
+      <w:start w:val="1"/>
+      <w:numFmt w:val="bullet"/>
+      <w:lvlText w:val="o"/>
+      <w:lvlJc w:val="left"/>
+      <w:pPr>
+        <w:tabs>
+          <w:tab w:val="num" w:pos="1440"/>
+        </w:tabs>
+        <w:ind w:left="1440" w:hanging="360"/>
+      </w:pPr>
+      <w:rPr>
+        <w:rFonts w:ascii="Courier New" w:hAnsi="Courier New" w:hint="default"/>
+        <w:sz w:val="20"/>
+      </w:rPr>
+    </w:lvl>
+    <w:lvl w:ilvl="2" w:tentative="1">
+      <w:start w:val="1"/>
+      <w:numFmt w:val="bullet"/>
+      <w:lvlText w:val=""/>
+      <w:lvlJc w:val="left"/>
+      <w:pPr>
+        <w:tabs>
+          <w:tab w:val="num" w:pos="2160"/>
+        </w:tabs>
+        <w:ind w:left="2160" w:hanging="360"/>
+      </w:pPr>
+      <w:rPr>
+        <w:rFonts w:ascii="Wingdings" w:hAnsi="Wingdings" w:hint="default"/>
+        <w:sz w:val="20"/>
+      </w:rPr>
+    </w:lvl>
+    <w:lvl w:ilvl="3" w:tentative="1">
+      <w:start w:val="1"/>
+      <w:numFmt w:val="bullet"/>
+      <w:lvlText w:val=""/>
+      <w:lvlJc w:val="left"/>
+      <w:pPr>
+        <w:tabs>
+          <w:tab w:val="num" w:pos="2880"/>
+        </w:tabs>
+        <w:ind w:left="2880" w:hanging="360"/>
+      </w:pPr>
+      <w:rPr>
+        <w:rFonts w:ascii="Wingdings" w:hAnsi="Wingdings" w:hint="default"/>
+        <w:sz w:val="20"/>
+      </w:rPr>
+    </w:lvl>
+    <w:lvl w:ilvl="4" w:tentative="1">
+      <w:start w:val="1"/>
+      <w:numFmt w:val="bullet"/>
+      <w:lvlText w:val=""/>
+      <w:lvlJc w:val="left"/>
+      <w:pPr>
+        <w:tabs>
+          <w:tab w:val="num" w:pos="3600"/>
+        </w:tabs>
+        <w:ind w:left="3600" w:hanging="360"/>
+      </w:pPr>
+      <w:rPr>
+        <w:rFonts w:ascii="Wingdings" w:hAnsi="Wingdings" w:hint="default"/>
+        <w:sz w:val="20"/>
+      </w:rPr>
+    </w:lvl>
+    <w:lvl w:ilvl="5" w:tentative="1">
+      <w:start w:val="1"/>
+      <w:numFmt w:val="bullet"/>
+      <w:lvlText w:val=""/>
+      <w:lvlJc w:val="left"/>
+      <w:pPr>
+        <w:tabs>
+          <w:tab w:val="num" w:pos="4320"/>
+        </w:tabs>
+        <w:ind w:left="4320" w:hanging="360"/>
+      </w:pPr>
+      <w:rPr>
+        <w:rFonts w:ascii="Wingdings" w:hAnsi="Wingdings" w:hint="default"/>
+        <w:sz w:val="20"/>
+      </w:rPr>
+    </w:lvl>
+    <w:lvl w:ilvl="6" w:tentative="1">
+      <w:start w:val="1"/>
+      <w:numFmt w:val="bullet"/>
+      <w:lvlText w:val=""/>
+      <w:lvlJc w:val="left"/>
+      <w:pPr>
+        <w:tabs>
+          <w:tab w:val="num" w:pos="5040"/>
+        </w:tabs>
+        <w:ind w:left="5040" w:hanging="360"/>
+      </w:pPr>
+      <w:rPr>
+        <w:rFonts w:ascii="Wingdings" w:hAnsi="Wingdings" w:hint="default"/>
+        <w:sz w:val="20"/>
+      </w:rPr>
+    </w:lvl>
+    <w:lvl w:ilvl="7" w:tentative="1">
+      <w:start w:val="1"/>
+      <w:numFmt w:val="bullet"/>
+      <w:lvlText w:val=""/>
+      <w:lvlJc w:val="left"/>
+      <w:pPr>
+        <w:tabs>
+          <w:tab w:val="num" w:pos="5760"/>
+        </w:tabs>
+        <w:ind w:left="5760" w:hanging="360"/>
+      </w:pPr>
+      <w:rPr>
+        <w:rFonts w:ascii="Wingdings" w:hAnsi="Wingdings" w:hint="default"/>
+        <w:sz w:val="20"/>
+      </w:rPr>
+    </w:lvl>
+    <w:lvl w:ilvl="8" w:tentative="1">
+      <w:start w:val="1"/>
+      <w:numFmt w:val="bullet"/>
+      <w:lvlText w:val=""/>
+      <w:lvlJc w:val="left"/>
+      <w:pPr>
+        <w:tabs>
+          <w:tab w:val="num" w:pos="6480"/>
+        </w:tabs>
+        <w:ind w:left="6480" w:hanging="360"/>
+      </w:pPr>
+      <w:rPr>
+        <w:rFonts w:ascii="Wingdings" w:hAnsi="Wingdings" w:hint="default"/>
+        <w:sz w:val="20"/>
+      </w:rPr>
+    </w:lvl>
+  </w:abstractNum>
+  <w:abstractNum w:abstractNumId="18" w15:restartNumberingAfterBreak="0">
     <w:nsid w:val="7B6C31B3"/>
     <w:multiLevelType w:val="hybridMultilevel"/>
     <w:tmpl w:val="A80EC3D4"/>
@@ -14945,7 +17715,7 @@
       </w:pPr>
     </w:lvl>
   </w:abstractNum>
-  <w:abstractNum w:abstractNumId="10" w15:restartNumberingAfterBreak="0">
+  <w:abstractNum w:abstractNumId="19" w15:restartNumberingAfterBreak="0">
     <w:nsid w:val="7C3F624D"/>
     <w:multiLevelType w:val="multilevel"/>
     <w:tmpl w:val="C00E8A58"/>
@@ -15098,34 +17868,61 @@
     <w:abstractNumId w:val="1"/>
   </w:num>
   <w:num w:numId="2" w16cid:durableId="131018830">
-    <w:abstractNumId w:val="2"/>
+    <w:abstractNumId w:val="3"/>
   </w:num>
   <w:num w:numId="3" w16cid:durableId="813721499">
-    <w:abstractNumId w:val="9"/>
+    <w:abstractNumId w:val="18"/>
   </w:num>
   <w:num w:numId="4" w16cid:durableId="1767460086">
+    <w:abstractNumId w:val="8"/>
+  </w:num>
+  <w:num w:numId="5" w16cid:durableId="1461263276">
     <w:abstractNumId w:val="7"/>
   </w:num>
-  <w:num w:numId="5" w16cid:durableId="1461263276">
+  <w:num w:numId="6" w16cid:durableId="924993835">
     <w:abstractNumId w:val="6"/>
   </w:num>
-  <w:num w:numId="6" w16cid:durableId="924993835">
+  <w:num w:numId="7" w16cid:durableId="907150566">
     <w:abstractNumId w:val="5"/>
   </w:num>
-  <w:num w:numId="7" w16cid:durableId="907150566">
+  <w:num w:numId="8" w16cid:durableId="475804299">
     <w:abstractNumId w:val="4"/>
   </w:num>
-  <w:num w:numId="8" w16cid:durableId="475804299">
-    <w:abstractNumId w:val="3"/>
-  </w:num>
   <w:num w:numId="9" w16cid:durableId="1564830601">
-    <w:abstractNumId w:val="10"/>
+    <w:abstractNumId w:val="19"/>
   </w:num>
   <w:num w:numId="10" w16cid:durableId="1510562607">
-    <w:abstractNumId w:val="8"/>
+    <w:abstractNumId w:val="13"/>
   </w:num>
   <w:num w:numId="11" w16cid:durableId="1576891704">
     <w:abstractNumId w:val="0"/>
+  </w:num>
+  <w:num w:numId="12" w16cid:durableId="1975526003">
+    <w:abstractNumId w:val="10"/>
+  </w:num>
+  <w:num w:numId="13" w16cid:durableId="1382170695">
+    <w:abstractNumId w:val="14"/>
+  </w:num>
+  <w:num w:numId="14" w16cid:durableId="739447605">
+    <w:abstractNumId w:val="11"/>
+  </w:num>
+  <w:num w:numId="15" w16cid:durableId="1757969281">
+    <w:abstractNumId w:val="9"/>
+  </w:num>
+  <w:num w:numId="16" w16cid:durableId="270941524">
+    <w:abstractNumId w:val="17"/>
+  </w:num>
+  <w:num w:numId="17" w16cid:durableId="791245055">
+    <w:abstractNumId w:val="15"/>
+  </w:num>
+  <w:num w:numId="18" w16cid:durableId="897741820">
+    <w:abstractNumId w:val="16"/>
+  </w:num>
+  <w:num w:numId="19" w16cid:durableId="1879932202">
+    <w:abstractNumId w:val="2"/>
+  </w:num>
+  <w:num w:numId="20" w16cid:durableId="211354077">
+    <w:abstractNumId w:val="12"/>
   </w:num>
 </w:numbering>
 </file>
